--- a/07-驱动电路/03-功率器件栅极驱动/半桥栅极驱动电路/半桥栅极驱动电路.docx
+++ b/07-驱动电路/03-功率器件栅极驱动/半桥栅极驱动电路/半桥栅极驱动电路.docx
@@ -3073,6 +3073,20 @@
     </w:p>
     <w:bookmarkEnd w:id="26"/>
     <w:bookmarkEnd w:id="27"/>
+    <w:p>
+      <w:pPr>
+        <w:spacing w:before="360"/>
+        <w:jc w:val="center"/>
+      </w:pPr>
+      <w:r>
+        <w:rPr>
+          <w:rFonts w:ascii="Times New Roman" w:hAnsi="Times New Roman"/>
+          <w:color w:val="555555"/>
+          <w:sz w:val="21"/>
+        </w:rPr>
+        <w:t>材料收集者：杜文杰</w:t>
+      </w:r>
+    </w:p>
     <w:sectPr>
       <w:headerReference r:id="rId9" w:type="default"/>
       <w:footerReference r:id="rId10" w:type="default"/>

--- a/07-驱动电路/03-功率器件栅极驱动/半桥栅极驱动电路/半桥栅极驱动电路.docx
+++ b/07-驱动电路/03-功率器件栅极驱动/半桥栅极驱动电路/半桥栅极驱动电路.docx
@@ -1,6 +1,6 @@
 
 <file path=word/document.xml><?xml version="1.0" encoding="utf-8"?>
-<w:document xmlns:w="http://schemas.openxmlformats.org/wordprocessingml/2006/main" xmlns:m="http://schemas.openxmlformats.org/officeDocument/2006/math" xmlns:r="http://schemas.openxmlformats.org/officeDocument/2006/relationships" xmlns:o="urn:schemas-microsoft-com:office:office" xmlns:v="urn:schemas-microsoft-com:vml" xmlns:w10="urn:schemas-microsoft-com:office:word" xmlns:a="http://schemas.openxmlformats.org/drawingml/2006/main" xmlns:pic="http://schemas.openxmlformats.org/drawingml/2006/picture" xmlns:wp="http://schemas.openxmlformats.org/drawingml/2006/wordprocessingDrawing">
+<w:document xmlns:m="http://schemas.openxmlformats.org/officeDocument/2006/math" xmlns:r="http://schemas.openxmlformats.org/officeDocument/2006/relationships" xmlns:w="http://schemas.openxmlformats.org/wordprocessingml/2006/main" xmlns:o="urn:schemas-microsoft-com:office:office" xmlns:v="urn:schemas-microsoft-com:vml" xmlns:w10="urn:schemas-microsoft-com:office:word" xmlns:a="http://schemas.openxmlformats.org/drawingml/2006/main" xmlns:pic="http://schemas.openxmlformats.org/drawingml/2006/picture" xmlns:wp="http://schemas.openxmlformats.org/drawingml/2006/wordprocessingDrawing">
   <w:body>
     <w:bookmarkStart w:id="27" w:name="半桥栅极驱动电路"/>
     <w:p>
@@ -9,7 +9,7 @@
       </w:pPr>
       <w:r>
         <w:rPr>
-          <w:rFonts w:hint="eastAsia"/>
+          <w:rFonts w:hint="eastAsia" w:eastAsia="黑体"/>
         </w:rPr>
         <w:t xml:space="preserve">半桥栅极驱动电路</w:t>
       </w:r>
@@ -21,7 +21,7 @@
       </w:pPr>
       <w:r>
         <w:rPr>
-          <w:rFonts w:hint="eastAsia"/>
+          <w:rFonts w:hint="eastAsia" w:eastAsia="黑体"/>
         </w:rPr>
         <w:t xml:space="preserve">拓扑描述</w:t>
       </w:r>
@@ -32,13 +32,13 @@
       </w:pPr>
       <w:r>
         <w:rPr>
-          <w:rFonts w:hint="eastAsia"/>
+          <w:rFonts w:hint="eastAsia" w:eastAsia="黑体"/>
         </w:rPr>
         <w:t xml:space="preserve">元件组成与节点定义：电路由</w:t>
       </w:r>
       <w:r>
         <w:rPr>
-          <w:rFonts w:hint="eastAsia"/>
+          <w:rFonts w:hint="eastAsia" w:eastAsia="黑体"/>
           <w:b/>
           <w:bCs/>
         </w:rPr>
@@ -46,17 +46,21 @@
       </w:r>
       <w:r>
         <w:rPr>
+          <w:rFonts w:eastAsia="黑体"/>
           <w:b/>
           <w:bCs/>
         </w:rPr>
         <w:t xml:space="preserve"> U_H</w:t>
       </w:r>
       <w:r>
+        <w:rPr>
+          <w:rFonts w:eastAsia="黑体"/>
+        </w:rPr>
         <w:t xml:space="preserve">、</w:t>
       </w:r>
       <w:r>
         <w:rPr>
-          <w:rFonts w:hint="eastAsia"/>
+          <w:rFonts w:hint="eastAsia" w:eastAsia="黑体"/>
           <w:b/>
           <w:bCs/>
         </w:rPr>
@@ -64,17 +68,21 @@
       </w:r>
       <w:r>
         <w:rPr>
+          <w:rFonts w:eastAsia="黑体"/>
           <w:b/>
           <w:bCs/>
         </w:rPr>
         <w:t xml:space="preserve"> U_L</w:t>
       </w:r>
       <w:r>
+        <w:rPr>
+          <w:rFonts w:eastAsia="黑体"/>
+        </w:rPr>
         <w:t xml:space="preserve">、</w:t>
       </w:r>
       <w:r>
         <w:rPr>
-          <w:rFonts w:hint="eastAsia"/>
+          <w:rFonts w:hint="eastAsia" w:eastAsia="黑体"/>
           <w:b/>
           <w:bCs/>
         </w:rPr>
@@ -82,17 +90,21 @@
       </w:r>
       <w:r>
         <w:rPr>
+          <w:rFonts w:eastAsia="黑体"/>
           <w:b/>
           <w:bCs/>
         </w:rPr>
         <w:t xml:space="preserve"> MOSFET Q_H</w:t>
       </w:r>
       <w:r>
+        <w:rPr>
+          <w:rFonts w:eastAsia="黑体"/>
+        </w:rPr>
         <w:t xml:space="preserve">、</w:t>
       </w:r>
       <w:r>
         <w:rPr>
-          <w:rFonts w:hint="eastAsia"/>
+          <w:rFonts w:hint="eastAsia" w:eastAsia="黑体"/>
           <w:b/>
           <w:bCs/>
         </w:rPr>
@@ -100,21 +112,28 @@
       </w:r>
       <w:r>
         <w:rPr>
+          <w:rFonts w:eastAsia="黑体"/>
           <w:b/>
           <w:bCs/>
         </w:rPr>
         <w:t xml:space="preserve"> MOSFET Q_L</w:t>
       </w:r>
       <w:r>
+        <w:rPr>
+          <w:rFonts w:eastAsia="黑体"/>
+        </w:rPr>
         <w:t xml:space="preserve"> </w:t>
       </w:r>
       <w:r>
         <w:rPr>
-          <w:rFonts w:hint="eastAsia"/>
+          <w:rFonts w:hint="eastAsia" w:eastAsia="黑体"/>
         </w:rPr>
         <w:t xml:space="preserve">组成，配自举二极管</w:t>
       </w:r>
       <w:r>
+        <w:rPr>
+          <w:rFonts w:eastAsia="黑体"/>
+        </w:rPr>
         <w:t xml:space="preserve"> </w:t>
       </w:r>
       <m:oMath>
@@ -141,15 +160,21 @@
         </m:sSub>
       </m:oMath>
       <w:r>
+        <w:rPr>
+          <w:rFonts w:eastAsia="黑体"/>
+        </w:rPr>
         <w:t xml:space="preserve"> </w:t>
       </w:r>
       <w:r>
         <w:rPr>
-          <w:rFonts w:hint="eastAsia"/>
+          <w:rFonts w:hint="eastAsia" w:eastAsia="黑体"/>
         </w:rPr>
         <w:t xml:space="preserve">与自举电容</w:t>
       </w:r>
       <w:r>
+        <w:rPr>
+          <w:rFonts w:eastAsia="黑体"/>
+        </w:rPr>
         <w:t xml:space="preserve"> </w:t>
       </w:r>
       <m:oMath>
@@ -176,26 +201,32 @@
         </m:sSub>
       </m:oMath>
       <w:r>
+        <w:rPr>
+          <w:rFonts w:eastAsia="黑体"/>
+        </w:rPr>
         <w:t xml:space="preserve"> </w:t>
       </w:r>
       <w:r>
         <w:rPr>
-          <w:rFonts w:hint="eastAsia"/>
+          <w:rFonts w:hint="eastAsia" w:eastAsia="黑体"/>
         </w:rPr>
         <w:t xml:space="preserve">为高侧驱动器供电。电路共有</w:t>
       </w:r>
       <w:r>
+        <w:rPr>
+          <w:rFonts w:eastAsia="黑体"/>
+        </w:rPr>
         <w:t xml:space="preserve"> 8 </w:t>
       </w:r>
       <w:r>
         <w:rPr>
-          <w:rFonts w:hint="eastAsia"/>
+          <w:rFonts w:hint="eastAsia" w:eastAsia="黑体"/>
         </w:rPr>
         <w:t xml:space="preserve">个关键节点：</w:t>
       </w:r>
       <w:r>
         <w:rPr>
-          <w:rFonts w:hint="eastAsia"/>
+          <w:rFonts w:hint="eastAsia" w:eastAsia="黑体"/>
           <w:b/>
           <w:bCs/>
         </w:rPr>
@@ -203,6 +234,7 @@
       </w:r>
       <w:r>
         <w:rPr>
+          <w:rFonts w:eastAsia="黑体"/>
           <w:b/>
           <w:bCs/>
         </w:rPr>
@@ -210,7 +242,7 @@
       </w:r>
       <w:r>
         <w:rPr>
-          <w:rFonts w:hint="eastAsia"/>
+          <w:rFonts w:hint="eastAsia" w:eastAsia="黑体"/>
           <w:b/>
           <w:bCs/>
         </w:rPr>
@@ -218,6 +250,7 @@
       </w:r>
       <w:r>
         <w:rPr>
+          <w:rFonts w:eastAsia="黑体"/>
           <w:b/>
           <w:bCs/>
         </w:rPr>
@@ -245,22 +278,25 @@
       </m:oMath>
       <w:r>
         <w:rPr>
-          <w:rFonts w:hint="eastAsia"/>
+          <w:rFonts w:hint="eastAsia" w:eastAsia="黑体"/>
         </w:rPr>
         <w:t xml:space="preserve">（连</w:t>
       </w:r>
       <w:r>
+        <w:rPr>
+          <w:rFonts w:eastAsia="黑体"/>
+        </w:rPr>
         <w:t xml:space="preserve"> Q_H </w:t>
       </w:r>
       <w:r>
         <w:rPr>
-          <w:rFonts w:hint="eastAsia"/>
+          <w:rFonts w:hint="eastAsia" w:eastAsia="黑体"/>
         </w:rPr>
         <w:t xml:space="preserve">漏极）；</w:t>
       </w:r>
       <w:r>
         <w:rPr>
-          <w:rFonts w:hint="eastAsia"/>
+          <w:rFonts w:hint="eastAsia" w:eastAsia="黑体"/>
           <w:b/>
           <w:bCs/>
         </w:rPr>
@@ -268,6 +304,7 @@
       </w:r>
       <w:r>
         <w:rPr>
+          <w:rFonts w:eastAsia="黑体"/>
           <w:b/>
           <w:bCs/>
         </w:rPr>
@@ -275,7 +312,7 @@
       </w:r>
       <w:r>
         <w:rPr>
-          <w:rFonts w:hint="eastAsia"/>
+          <w:rFonts w:hint="eastAsia" w:eastAsia="黑体"/>
           <w:b/>
           <w:bCs/>
         </w:rPr>
@@ -283,6 +320,7 @@
       </w:r>
       <w:r>
         <w:rPr>
+          <w:rFonts w:eastAsia="黑体"/>
           <w:b/>
           <w:bCs/>
         </w:rPr>
@@ -290,47 +328,62 @@
       </w:r>
       <w:r>
         <w:rPr>
-          <w:rFonts w:hint="eastAsia"/>
+          <w:rFonts w:hint="eastAsia" w:eastAsia="黑体"/>
         </w:rPr>
         <w:t xml:space="preserve">（连</w:t>
       </w:r>
       <w:r>
+        <w:rPr>
+          <w:rFonts w:eastAsia="黑体"/>
+        </w:rPr>
         <w:t xml:space="preserve"> Q_H </w:t>
       </w:r>
       <w:r>
         <w:rPr>
-          <w:rFonts w:hint="eastAsia"/>
+          <w:rFonts w:hint="eastAsia" w:eastAsia="黑体"/>
         </w:rPr>
         <w:t xml:space="preserve">源极、Q_L</w:t>
       </w:r>
       <w:r>
+        <w:rPr>
+          <w:rFonts w:eastAsia="黑体"/>
+        </w:rPr>
         <w:t xml:space="preserve"> </w:t>
       </w:r>
       <w:r>
         <w:rPr>
-          <w:rFonts w:hint="eastAsia"/>
+          <w:rFonts w:hint="eastAsia" w:eastAsia="黑体"/>
         </w:rPr>
         <w:t xml:space="preserve">漏极、U_H</w:t>
       </w:r>
       <w:r>
+        <w:rPr>
+          <w:rFonts w:eastAsia="黑体"/>
+        </w:rPr>
         <w:t xml:space="preserve"> </w:t>
       </w:r>
       <w:r>
         <w:rPr>
-          <w:rFonts w:hint="eastAsia"/>
+          <w:rFonts w:hint="eastAsia" w:eastAsia="黑体"/>
         </w:rPr>
         <w:t xml:space="preserve">的浮动地脚</w:t>
       </w:r>
       <w:r>
+        <w:rPr>
+          <w:rFonts w:eastAsia="黑体"/>
+        </w:rPr>
         <w:t xml:space="preserve"> VS </w:t>
       </w:r>
       <w:r>
         <w:rPr>
-          <w:rFonts w:hint="eastAsia"/>
+          <w:rFonts w:hint="eastAsia" w:eastAsia="黑体"/>
         </w:rPr>
         <w:t xml:space="preserve">与</w:t>
       </w:r>
       <w:r>
+        <w:rPr>
+          <w:rFonts w:eastAsia="黑体"/>
+        </w:rPr>
         <w:t xml:space="preserve"> </w:t>
       </w:r>
       <m:oMath>
@@ -357,17 +410,20 @@
         </m:sSub>
       </m:oMath>
       <w:r>
+        <w:rPr>
+          <w:rFonts w:eastAsia="黑体"/>
+        </w:rPr>
         <w:t xml:space="preserve"> </w:t>
       </w:r>
       <w:r>
         <w:rPr>
-          <w:rFonts w:hint="eastAsia"/>
+          <w:rFonts w:hint="eastAsia" w:eastAsia="黑体"/>
         </w:rPr>
         <w:t xml:space="preserve">一端）；</w:t>
       </w:r>
       <w:r>
         <w:rPr>
-          <w:rFonts w:hint="eastAsia"/>
+          <w:rFonts w:hint="eastAsia" w:eastAsia="黑体"/>
           <w:b/>
           <w:bCs/>
         </w:rPr>
@@ -375,6 +431,7 @@
       </w:r>
       <w:r>
         <w:rPr>
+          <w:rFonts w:eastAsia="黑体"/>
           <w:b/>
           <w:bCs/>
         </w:rPr>
@@ -382,7 +439,7 @@
       </w:r>
       <w:r>
         <w:rPr>
-          <w:rFonts w:hint="eastAsia"/>
+          <w:rFonts w:hint="eastAsia" w:eastAsia="黑体"/>
           <w:b/>
           <w:bCs/>
         </w:rPr>
@@ -390,6 +447,7 @@
       </w:r>
       <w:r>
         <w:rPr>
+          <w:rFonts w:eastAsia="黑体"/>
           <w:b/>
           <w:bCs/>
         </w:rPr>
@@ -397,31 +455,37 @@
       </w:r>
       <w:r>
         <w:rPr>
-          <w:rFonts w:hint="eastAsia"/>
+          <w:rFonts w:hint="eastAsia" w:eastAsia="黑体"/>
         </w:rPr>
         <w:t xml:space="preserve">（连</w:t>
       </w:r>
       <w:r>
+        <w:rPr>
+          <w:rFonts w:eastAsia="黑体"/>
+        </w:rPr>
         <w:t xml:space="preserve"> Q_L </w:t>
       </w:r>
       <w:r>
         <w:rPr>
-          <w:rFonts w:hint="eastAsia"/>
+          <w:rFonts w:hint="eastAsia" w:eastAsia="黑体"/>
         </w:rPr>
         <w:t xml:space="preserve">源极、U_L</w:t>
       </w:r>
       <w:r>
+        <w:rPr>
+          <w:rFonts w:eastAsia="黑体"/>
+        </w:rPr>
         <w:t xml:space="preserve"> </w:t>
       </w:r>
       <w:r>
         <w:rPr>
-          <w:rFonts w:hint="eastAsia"/>
+          <w:rFonts w:hint="eastAsia" w:eastAsia="黑体"/>
         </w:rPr>
         <w:t xml:space="preserve">地脚与低压电源地）；</w:t>
       </w:r>
       <w:r>
         <w:rPr>
-          <w:rFonts w:hint="eastAsia"/>
+          <w:rFonts w:hint="eastAsia" w:eastAsia="黑体"/>
           <w:b/>
           <w:bCs/>
         </w:rPr>
@@ -429,6 +493,7 @@
       </w:r>
       <w:r>
         <w:rPr>
+          <w:rFonts w:eastAsia="黑体"/>
           <w:b/>
           <w:bCs/>
         </w:rPr>
@@ -436,7 +501,7 @@
       </w:r>
       <w:r>
         <w:rPr>
-          <w:rFonts w:hint="eastAsia"/>
+          <w:rFonts w:hint="eastAsia" w:eastAsia="黑体"/>
           <w:b/>
           <w:bCs/>
         </w:rPr>
@@ -444,6 +509,7 @@
       </w:r>
       <w:r>
         <w:rPr>
+          <w:rFonts w:eastAsia="黑体"/>
           <w:b/>
           <w:bCs/>
         </w:rPr>
@@ -468,20 +534,26 @@
       </m:oMath>
       <w:r>
         <w:rPr>
-          <w:rFonts w:hint="eastAsia"/>
+          <w:rFonts w:hint="eastAsia" w:eastAsia="黑体"/>
         </w:rPr>
         <w:t xml:space="preserve">（连</w:t>
       </w:r>
       <w:r>
+        <w:rPr>
+          <w:rFonts w:eastAsia="黑体"/>
+        </w:rPr>
         <w:t xml:space="preserve"> U_L </w:t>
       </w:r>
       <w:r>
         <w:rPr>
-          <w:rFonts w:hint="eastAsia"/>
+          <w:rFonts w:hint="eastAsia" w:eastAsia="黑体"/>
         </w:rPr>
         <w:t xml:space="preserve">与</w:t>
       </w:r>
       <w:r>
+        <w:rPr>
+          <w:rFonts w:eastAsia="黑体"/>
+        </w:rPr>
         <w:t xml:space="preserve"> </w:t>
       </w:r>
       <m:oMath>
@@ -508,17 +580,20 @@
         </m:sSub>
       </m:oMath>
       <w:r>
+        <w:rPr>
+          <w:rFonts w:eastAsia="黑体"/>
+        </w:rPr>
         <w:t xml:space="preserve"> </w:t>
       </w:r>
       <w:r>
         <w:rPr>
-          <w:rFonts w:hint="eastAsia"/>
+          <w:rFonts w:hint="eastAsia" w:eastAsia="黑体"/>
         </w:rPr>
         <w:t xml:space="preserve">阳极）；</w:t>
       </w:r>
       <w:r>
         <w:rPr>
-          <w:rFonts w:hint="eastAsia"/>
+          <w:rFonts w:hint="eastAsia" w:eastAsia="黑体"/>
           <w:b/>
           <w:bCs/>
         </w:rPr>
@@ -526,6 +601,7 @@
       </w:r>
       <w:r>
         <w:rPr>
+          <w:rFonts w:eastAsia="黑体"/>
           <w:b/>
           <w:bCs/>
         </w:rPr>
@@ -533,7 +609,7 @@
       </w:r>
       <w:r>
         <w:rPr>
-          <w:rFonts w:hint="eastAsia"/>
+          <w:rFonts w:hint="eastAsia" w:eastAsia="黑体"/>
           <w:b/>
           <w:bCs/>
         </w:rPr>
@@ -541,6 +617,7 @@
       </w:r>
       <w:r>
         <w:rPr>
+          <w:rFonts w:eastAsia="黑体"/>
           <w:b/>
           <w:bCs/>
         </w:rPr>
@@ -562,11 +639,14 @@
       </m:oMath>
       <w:r>
         <w:rPr>
-          <w:rFonts w:hint="eastAsia"/>
+          <w:rFonts w:hint="eastAsia" w:eastAsia="黑体"/>
         </w:rPr>
         <w:t xml:space="preserve">（连</w:t>
       </w:r>
       <w:r>
+        <w:rPr>
+          <w:rFonts w:eastAsia="黑体"/>
+        </w:rPr>
         <w:t xml:space="preserve"> </w:t>
       </w:r>
       <m:oMath>
@@ -593,11 +673,14 @@
         </m:sSub>
       </m:oMath>
       <w:r>
+        <w:rPr>
+          <w:rFonts w:eastAsia="黑体"/>
+        </w:rPr>
         <w:t xml:space="preserve"> </w:t>
       </w:r>
       <w:r>
         <w:rPr>
-          <w:rFonts w:hint="eastAsia"/>
+          <w:rFonts w:hint="eastAsia" w:eastAsia="黑体"/>
         </w:rPr>
         <w:t xml:space="preserve">另一端、</w:t>
       </w:r>
@@ -625,35 +708,44 @@
         </m:sSub>
       </m:oMath>
       <w:r>
+        <w:rPr>
+          <w:rFonts w:eastAsia="黑体"/>
+        </w:rPr>
         <w:t xml:space="preserve"> </w:t>
       </w:r>
       <w:r>
         <w:rPr>
-          <w:rFonts w:hint="eastAsia"/>
+          <w:rFonts w:hint="eastAsia" w:eastAsia="黑体"/>
         </w:rPr>
         <w:t xml:space="preserve">阴极与</w:t>
       </w:r>
       <w:r>
+        <w:rPr>
+          <w:rFonts w:eastAsia="黑体"/>
+        </w:rPr>
         <w:t xml:space="preserve"> U_H </w:t>
       </w:r>
       <w:r>
         <w:rPr>
-          <w:rFonts w:hint="eastAsia"/>
+          <w:rFonts w:hint="eastAsia" w:eastAsia="黑体"/>
         </w:rPr>
         <w:t xml:space="preserve">电源脚</w:t>
       </w:r>
       <w:r>
+        <w:rPr>
+          <w:rFonts w:eastAsia="黑体"/>
+        </w:rPr>
         <w:t xml:space="preserve"> </w:t>
       </w:r>
       <w:r>
         <w:rPr>
-          <w:rFonts w:hint="eastAsia"/>
+          <w:rFonts w:hint="eastAsia" w:eastAsia="黑体"/>
         </w:rPr>
         <w:t xml:space="preserve">VB）；</w:t>
       </w:r>
       <w:r>
         <w:rPr>
-          <w:rFonts w:hint="eastAsia"/>
+          <w:rFonts w:hint="eastAsia" w:eastAsia="黑体"/>
           <w:b/>
           <w:bCs/>
         </w:rPr>
@@ -661,6 +753,7 @@
       </w:r>
       <w:r>
         <w:rPr>
+          <w:rFonts w:eastAsia="黑体"/>
           <w:b/>
           <w:bCs/>
         </w:rPr>
@@ -668,7 +761,7 @@
       </w:r>
       <w:r>
         <w:rPr>
-          <w:rFonts w:hint="eastAsia"/>
+          <w:rFonts w:hint="eastAsia" w:eastAsia="黑体"/>
           <w:b/>
           <w:bCs/>
         </w:rPr>
@@ -676,6 +769,7 @@
       </w:r>
       <w:r>
         <w:rPr>
+          <w:rFonts w:eastAsia="黑体"/>
           <w:b/>
           <w:bCs/>
         </w:rPr>
@@ -697,31 +791,37 @@
       </m:oMath>
       <w:r>
         <w:rPr>
-          <w:rFonts w:hint="eastAsia"/>
+          <w:rFonts w:hint="eastAsia" w:eastAsia="黑体"/>
         </w:rPr>
         <w:t xml:space="preserve">（连</w:t>
       </w:r>
       <w:r>
+        <w:rPr>
+          <w:rFonts w:eastAsia="黑体"/>
+        </w:rPr>
         <w:t xml:space="preserve"> U_H </w:t>
       </w:r>
       <w:r>
         <w:rPr>
-          <w:rFonts w:hint="eastAsia"/>
+          <w:rFonts w:hint="eastAsia" w:eastAsia="黑体"/>
         </w:rPr>
         <w:t xml:space="preserve">输出脚与</w:t>
       </w:r>
       <w:r>
+        <w:rPr>
+          <w:rFonts w:eastAsia="黑体"/>
+        </w:rPr>
         <w:t xml:space="preserve"> Q_H </w:t>
       </w:r>
       <w:r>
         <w:rPr>
-          <w:rFonts w:hint="eastAsia"/>
+          <w:rFonts w:hint="eastAsia" w:eastAsia="黑体"/>
         </w:rPr>
         <w:t xml:space="preserve">栅极）；</w:t>
       </w:r>
       <w:r>
         <w:rPr>
-          <w:rFonts w:hint="eastAsia"/>
+          <w:rFonts w:hint="eastAsia" w:eastAsia="黑体"/>
           <w:b/>
           <w:bCs/>
         </w:rPr>
@@ -729,6 +829,7 @@
       </w:r>
       <w:r>
         <w:rPr>
+          <w:rFonts w:eastAsia="黑体"/>
           <w:b/>
           <w:bCs/>
         </w:rPr>
@@ -736,7 +837,7 @@
       </w:r>
       <w:r>
         <w:rPr>
-          <w:rFonts w:hint="eastAsia"/>
+          <w:rFonts w:hint="eastAsia" w:eastAsia="黑体"/>
           <w:b/>
           <w:bCs/>
         </w:rPr>
@@ -744,6 +845,7 @@
       </w:r>
       <w:r>
         <w:rPr>
+          <w:rFonts w:eastAsia="黑体"/>
           <w:b/>
           <w:bCs/>
         </w:rPr>
@@ -765,31 +867,37 @@
       </m:oMath>
       <w:r>
         <w:rPr>
-          <w:rFonts w:hint="eastAsia"/>
+          <w:rFonts w:hint="eastAsia" w:eastAsia="黑体"/>
         </w:rPr>
         <w:t xml:space="preserve">（连</w:t>
       </w:r>
       <w:r>
+        <w:rPr>
+          <w:rFonts w:eastAsia="黑体"/>
+        </w:rPr>
         <w:t xml:space="preserve"> U_L </w:t>
       </w:r>
       <w:r>
         <w:rPr>
-          <w:rFonts w:hint="eastAsia"/>
+          <w:rFonts w:hint="eastAsia" w:eastAsia="黑体"/>
         </w:rPr>
         <w:t xml:space="preserve">输出脚与</w:t>
       </w:r>
       <w:r>
+        <w:rPr>
+          <w:rFonts w:eastAsia="黑体"/>
+        </w:rPr>
         <w:t xml:space="preserve"> Q_L </w:t>
       </w:r>
       <w:r>
         <w:rPr>
-          <w:rFonts w:hint="eastAsia"/>
+          <w:rFonts w:hint="eastAsia" w:eastAsia="黑体"/>
         </w:rPr>
         <w:t xml:space="preserve">栅极）；</w:t>
       </w:r>
       <w:r>
         <w:rPr>
-          <w:rFonts w:hint="eastAsia"/>
+          <w:rFonts w:hint="eastAsia" w:eastAsia="黑体"/>
           <w:b/>
           <w:bCs/>
         </w:rPr>
@@ -797,6 +905,7 @@
       </w:r>
       <w:r>
         <w:rPr>
+          <w:rFonts w:eastAsia="黑体"/>
           <w:b/>
           <w:bCs/>
         </w:rPr>
@@ -804,7 +913,7 @@
       </w:r>
       <w:r>
         <w:rPr>
-          <w:rFonts w:hint="eastAsia"/>
+          <w:rFonts w:hint="eastAsia" w:eastAsia="黑体"/>
           <w:b/>
           <w:bCs/>
         </w:rPr>
@@ -812,6 +921,7 @@
       </w:r>
       <w:r>
         <w:rPr>
+          <w:rFonts w:eastAsia="黑体"/>
           <w:b/>
           <w:bCs/>
         </w:rPr>
@@ -819,7 +929,7 @@
       </w:r>
       <w:r>
         <w:rPr>
-          <w:rFonts w:hint="eastAsia"/>
+          <w:rFonts w:hint="eastAsia" w:eastAsia="黑体"/>
           <w:b/>
           <w:bCs/>
         </w:rPr>
@@ -827,16 +937,19 @@
       </w:r>
       <w:r>
         <w:rPr>
-          <w:rFonts w:hint="eastAsia"/>
+          <w:rFonts w:hint="eastAsia" w:eastAsia="黑体"/>
         </w:rPr>
         <w:t xml:space="preserve">（连</w:t>
       </w:r>
       <w:r>
+        <w:rPr>
+          <w:rFonts w:eastAsia="黑体"/>
+        </w:rPr>
         <w:t xml:space="preserve"> U_H、U_L </w:t>
       </w:r>
       <w:r>
         <w:rPr>
-          <w:rFonts w:hint="eastAsia"/>
+          <w:rFonts w:hint="eastAsia" w:eastAsia="黑体"/>
         </w:rPr>
         <w:t xml:space="preserve">的输入脚）。</w:t>
       </w:r>
@@ -845,133 +958,175 @@
       <w:pPr/>
       <w:r>
         <w:rPr>
-          <w:rFonts w:hint="eastAsia"/>
+          <w:rFonts w:hint="eastAsia" w:eastAsia="黑体"/>
         </w:rPr>
         <w:t xml:space="preserve">各元件管脚连接：Q_H</w:t>
       </w:r>
       <w:r>
+        <w:rPr>
+          <w:rFonts w:eastAsia="黑体"/>
+        </w:rPr>
         <w:t xml:space="preserve"> </w:t>
       </w:r>
       <w:r>
         <w:rPr>
-          <w:rFonts w:hint="eastAsia"/>
+          <w:rFonts w:hint="eastAsia" w:eastAsia="黑体"/>
         </w:rPr>
         <w:t xml:space="preserve">的漏极</w:t>
       </w:r>
       <w:r>
+        <w:rPr>
+          <w:rFonts w:eastAsia="黑体"/>
+        </w:rPr>
         <w:t xml:space="preserve"> D </w:t>
       </w:r>
       <w:r>
         <w:rPr>
-          <w:rFonts w:hint="eastAsia"/>
+          <w:rFonts w:hint="eastAsia" w:eastAsia="黑体"/>
         </w:rPr>
         <w:t xml:space="preserve">接节点①、源极</w:t>
       </w:r>
       <w:r>
+        <w:rPr>
+          <w:rFonts w:eastAsia="黑体"/>
+        </w:rPr>
         <w:t xml:space="preserve"> S </w:t>
       </w:r>
       <w:r>
         <w:rPr>
-          <w:rFonts w:hint="eastAsia"/>
+          <w:rFonts w:hint="eastAsia" w:eastAsia="黑体"/>
         </w:rPr>
         <w:t xml:space="preserve">接节点②、栅极</w:t>
       </w:r>
       <w:r>
+        <w:rPr>
+          <w:rFonts w:eastAsia="黑体"/>
+        </w:rPr>
         <w:t xml:space="preserve"> G </w:t>
       </w:r>
       <w:r>
         <w:rPr>
-          <w:rFonts w:hint="eastAsia"/>
+          <w:rFonts w:hint="eastAsia" w:eastAsia="黑体"/>
         </w:rPr>
         <w:t xml:space="preserve">接节点⑥；Q_L</w:t>
       </w:r>
       <w:r>
+        <w:rPr>
+          <w:rFonts w:eastAsia="黑体"/>
+        </w:rPr>
         <w:t xml:space="preserve"> </w:t>
       </w:r>
       <w:r>
         <w:rPr>
-          <w:rFonts w:hint="eastAsia"/>
+          <w:rFonts w:hint="eastAsia" w:eastAsia="黑体"/>
         </w:rPr>
         <w:t xml:space="preserve">的漏极</w:t>
       </w:r>
       <w:r>
+        <w:rPr>
+          <w:rFonts w:eastAsia="黑体"/>
+        </w:rPr>
         <w:t xml:space="preserve"> D </w:t>
       </w:r>
       <w:r>
         <w:rPr>
-          <w:rFonts w:hint="eastAsia"/>
+          <w:rFonts w:hint="eastAsia" w:eastAsia="黑体"/>
         </w:rPr>
         <w:t xml:space="preserve">接节点②、源极</w:t>
       </w:r>
       <w:r>
+        <w:rPr>
+          <w:rFonts w:eastAsia="黑体"/>
+        </w:rPr>
         <w:t xml:space="preserve"> S </w:t>
       </w:r>
       <w:r>
         <w:rPr>
-          <w:rFonts w:hint="eastAsia"/>
+          <w:rFonts w:hint="eastAsia" w:eastAsia="黑体"/>
         </w:rPr>
         <w:t xml:space="preserve">接节点③、栅极</w:t>
       </w:r>
       <w:r>
+        <w:rPr>
+          <w:rFonts w:eastAsia="黑体"/>
+        </w:rPr>
         <w:t xml:space="preserve"> G </w:t>
       </w:r>
       <w:r>
         <w:rPr>
-          <w:rFonts w:hint="eastAsia"/>
+          <w:rFonts w:hint="eastAsia" w:eastAsia="黑体"/>
         </w:rPr>
         <w:t xml:space="preserve">接节点⑦；U_H</w:t>
       </w:r>
       <w:r>
+        <w:rPr>
+          <w:rFonts w:eastAsia="黑体"/>
+        </w:rPr>
         <w:t xml:space="preserve"> </w:t>
       </w:r>
       <w:r>
         <w:rPr>
-          <w:rFonts w:hint="eastAsia"/>
+          <w:rFonts w:hint="eastAsia" w:eastAsia="黑体"/>
         </w:rPr>
         <w:t xml:space="preserve">的供电脚</w:t>
       </w:r>
       <w:r>
+        <w:rPr>
+          <w:rFonts w:eastAsia="黑体"/>
+        </w:rPr>
         <w:t xml:space="preserve"> VB </w:t>
       </w:r>
       <w:r>
         <w:rPr>
-          <w:rFonts w:hint="eastAsia"/>
+          <w:rFonts w:hint="eastAsia" w:eastAsia="黑体"/>
         </w:rPr>
         <w:t xml:space="preserve">接节点⑤、浮动地脚</w:t>
       </w:r>
       <w:r>
+        <w:rPr>
+          <w:rFonts w:eastAsia="黑体"/>
+        </w:rPr>
         <w:t xml:space="preserve"> VS </w:t>
       </w:r>
       <w:r>
         <w:rPr>
-          <w:rFonts w:hint="eastAsia"/>
+          <w:rFonts w:hint="eastAsia" w:eastAsia="黑体"/>
         </w:rPr>
         <w:t xml:space="preserve">接节点②、输出脚</w:t>
       </w:r>
       <w:r>
+        <w:rPr>
+          <w:rFonts w:eastAsia="黑体"/>
+        </w:rPr>
         <w:t xml:space="preserve"> HO </w:t>
       </w:r>
       <w:r>
         <w:rPr>
-          <w:rFonts w:hint="eastAsia"/>
+          <w:rFonts w:hint="eastAsia" w:eastAsia="黑体"/>
         </w:rPr>
         <w:t xml:space="preserve">接节点⑥、输入脚接节点⑧、地脚接其逻辑地；U_L</w:t>
       </w:r>
       <w:r>
+        <w:rPr>
+          <w:rFonts w:eastAsia="黑体"/>
+        </w:rPr>
         <w:t xml:space="preserve"> </w:t>
       </w:r>
       <w:r>
         <w:rPr>
-          <w:rFonts w:hint="eastAsia"/>
+          <w:rFonts w:hint="eastAsia" w:eastAsia="黑体"/>
         </w:rPr>
         <w:t xml:space="preserve">的供电脚接节点④、地脚接节点③、输出脚</w:t>
       </w:r>
       <w:r>
+        <w:rPr>
+          <w:rFonts w:eastAsia="黑体"/>
+        </w:rPr>
         <w:t xml:space="preserve"> LO </w:t>
       </w:r>
       <w:r>
         <w:rPr>
-          <w:rFonts w:hint="eastAsia"/>
+          <w:rFonts w:hint="eastAsia" w:eastAsia="黑体"/>
         </w:rPr>
         <w:t xml:space="preserve">接节点⑦、输入脚接节点⑧；</w:t>
       </w:r>
@@ -999,11 +1154,14 @@
         </m:sSub>
       </m:oMath>
       <w:r>
+        <w:rPr>
+          <w:rFonts w:eastAsia="黑体"/>
+        </w:rPr>
         <w:t xml:space="preserve"> </w:t>
       </w:r>
       <w:r>
         <w:rPr>
-          <w:rFonts w:hint="eastAsia"/>
+          <w:rFonts w:hint="eastAsia" w:eastAsia="黑体"/>
         </w:rPr>
         <w:t xml:space="preserve">阳极接节点④、阴极接节点⑤；</w:t>
       </w:r>
@@ -1031,20 +1189,26 @@
         </m:sSub>
       </m:oMath>
       <w:r>
+        <w:rPr>
+          <w:rFonts w:eastAsia="黑体"/>
+        </w:rPr>
         <w:t xml:space="preserve"> </w:t>
       </w:r>
       <w:r>
         <w:rPr>
-          <w:rFonts w:hint="eastAsia"/>
+          <w:rFonts w:hint="eastAsia" w:eastAsia="黑体"/>
         </w:rPr>
         <w:t xml:space="preserve">一端接节点②、另一端接节点⑤。当下管导通把</w:t>
       </w:r>
       <w:r>
+        <w:rPr>
+          <w:rFonts w:eastAsia="黑体"/>
+        </w:rPr>
         <w:t xml:space="preserve"> SW </w:t>
       </w:r>
       <w:r>
         <w:rPr>
-          <w:rFonts w:hint="eastAsia"/>
+          <w:rFonts w:hint="eastAsia" w:eastAsia="黑体"/>
         </w:rPr>
         <w:t xml:space="preserve">拉向地时，</w:t>
       </w:r>
@@ -1066,15 +1230,21 @@
         </m:sSub>
       </m:oMath>
       <w:r>
+        <w:rPr>
+          <w:rFonts w:eastAsia="黑体"/>
+        </w:rPr>
         <w:t xml:space="preserve"> </w:t>
       </w:r>
       <w:r>
         <w:rPr>
-          <w:rFonts w:hint="eastAsia"/>
+          <w:rFonts w:hint="eastAsia" w:eastAsia="黑体"/>
         </w:rPr>
         <w:t xml:space="preserve">经</w:t>
       </w:r>
       <w:r>
+        <w:rPr>
+          <w:rFonts w:eastAsia="黑体"/>
+        </w:rPr>
         <w:t xml:space="preserve"> </w:t>
       </w:r>
       <m:oMath>
@@ -1101,15 +1271,21 @@
         </m:sSub>
       </m:oMath>
       <w:r>
+        <w:rPr>
+          <w:rFonts w:eastAsia="黑体"/>
+        </w:rPr>
         <w:t xml:space="preserve"> </w:t>
       </w:r>
       <w:r>
         <w:rPr>
-          <w:rFonts w:hint="eastAsia"/>
+          <w:rFonts w:hint="eastAsia" w:eastAsia="黑体"/>
         </w:rPr>
         <w:t xml:space="preserve">给</w:t>
       </w:r>
       <w:r>
+        <w:rPr>
+          <w:rFonts w:eastAsia="黑体"/>
+        </w:rPr>
         <w:t xml:space="preserve"> </w:t>
       </w:r>
       <m:oMath>
@@ -1136,11 +1312,14 @@
         </m:sSub>
       </m:oMath>
       <w:r>
+        <w:rPr>
+          <w:rFonts w:eastAsia="黑体"/>
+        </w:rPr>
         <w:t xml:space="preserve"> </w:t>
       </w:r>
       <w:r>
         <w:rPr>
-          <w:rFonts w:hint="eastAsia"/>
+          <w:rFonts w:hint="eastAsia" w:eastAsia="黑体"/>
         </w:rPr>
         <w:t xml:space="preserve">充电，为悬浮的高侧驱动器提供高于源极的供电。</w:t>
       </w:r>
@@ -1149,25 +1328,31 @@
       <w:pPr/>
       <w:r>
         <w:rPr>
-          <w:rFonts w:hint="eastAsia"/>
+          <w:rFonts w:hint="eastAsia" w:eastAsia="黑体"/>
         </w:rPr>
         <w:t xml:space="preserve">由此构成”高低侧互补驱动</w:t>
       </w:r>
       <w:r>
+        <w:rPr>
+          <w:rFonts w:eastAsia="黑体"/>
+        </w:rPr>
         <w:t xml:space="preserve"> + </w:t>
       </w:r>
       <w:r>
         <w:rPr>
-          <w:rFonts w:hint="eastAsia"/>
+          <w:rFonts w:hint="eastAsia" w:eastAsia="黑体"/>
         </w:rPr>
         <w:t xml:space="preserve">自举浮地供电”的半桥栅极驱动组态，驱动直流母线供电的上下管互补导通，广泛用于同步</w:t>
       </w:r>
       <w:r>
+        <w:rPr>
+          <w:rFonts w:eastAsia="黑体"/>
+        </w:rPr>
         <w:t xml:space="preserve"> </w:t>
       </w:r>
       <w:r>
         <w:rPr>
-          <w:rFonts w:hint="eastAsia"/>
+          <w:rFonts w:hint="eastAsia" w:eastAsia="黑体"/>
         </w:rPr>
         <w:t xml:space="preserve">Buck、半桥逆变器与电机驱动，上下管驱动信号之间须保留死区时间以防直通。</w:t>
       </w:r>
@@ -1180,7 +1365,7 @@
       </w:pPr>
       <w:r>
         <w:rPr>
-          <w:rFonts w:hint="eastAsia"/>
+          <w:rFonts w:hint="eastAsia" w:eastAsia="黑体"/>
         </w:rPr>
         <w:t xml:space="preserve">工作原理</w:t>
       </w:r>
@@ -1190,11 +1375,14 @@
         <w:pStyle w:val="FirstParagraph"/>
       </w:pPr>
       <w:r>
+        <w:rPr>
+          <w:rFonts w:eastAsia="黑体"/>
+        </w:rPr>
         <w:t xml:space="preserve">PWM </w:t>
       </w:r>
       <w:r>
         <w:rPr>
-          <w:rFonts w:hint="eastAsia"/>
+          <w:rFonts w:hint="eastAsia" w:eastAsia="黑体"/>
         </w:rPr>
         <w:t xml:space="preserve">信号控制上下管交替导通：上管导通时把开关节点拉向母线电压，下管导通时拉向地。为避免直通，两管驱动信号之间必须保留死区时间。</w:t>
       </w:r>
@@ -1207,7 +1395,7 @@
       </w:pPr>
       <w:r>
         <w:rPr>
-          <w:rFonts w:hint="eastAsia"/>
+          <w:rFonts w:hint="eastAsia" w:eastAsia="黑体"/>
         </w:rPr>
         <w:t xml:space="preserve">关键计算公式</w:t>
       </w:r>
@@ -1221,7 +1409,7 @@
       </w:pPr>
       <w:r>
         <w:rPr>
-          <w:rFonts w:hint="eastAsia"/>
+          <w:rFonts w:hint="eastAsia" w:eastAsia="黑体"/>
         </w:rPr>
         <w:t xml:space="preserve">自举电容充电电压（高侧浮动驱动）：</w:t>
       </w:r>
@@ -1341,7 +1529,7 @@
       </w:pPr>
       <w:r>
         <w:rPr>
-          <w:rFonts w:hint="eastAsia"/>
+          <w:rFonts w:hint="eastAsia" w:eastAsia="黑体"/>
         </w:rPr>
         <w:t xml:space="preserve">所需自举电容近似：</w:t>
       </w:r>
@@ -1455,7 +1643,7 @@
       </w:pPr>
       <w:r>
         <w:rPr>
-          <w:rFonts w:hint="eastAsia"/>
+          <w:rFonts w:hint="eastAsia" w:eastAsia="黑体"/>
         </w:rPr>
         <w:t xml:space="preserve">开关节点电压摆率：</w:t>
       </w:r>
@@ -1569,7 +1757,7 @@
       </w:pPr>
       <w:r>
         <w:rPr>
-          <w:rFonts w:hint="eastAsia"/>
+          <w:rFonts w:hint="eastAsia" w:eastAsia="黑体"/>
         </w:rPr>
         <w:t xml:space="preserve">死区时间下限：</w:t>
       </w:r>
@@ -1674,7 +1862,7 @@
       </w:pPr>
       <w:r>
         <w:rPr>
-          <w:rFonts w:hint="eastAsia"/>
+          <w:rFonts w:hint="eastAsia" w:eastAsia="黑体"/>
         </w:rPr>
         <w:t xml:space="preserve">直通保护裕量：</w:t>
       </w:r>
@@ -1849,7 +2037,7 @@
             </w:pPr>
             <w:r>
               <w:rPr>
-                <w:rFonts w:hint="eastAsia"/>
+                <w:rFonts w:hint="eastAsia" w:eastAsia="黑体"/>
               </w:rPr>
               <w:t xml:space="preserve">符号</w:t>
             </w:r>
@@ -1863,7 +2051,7 @@
             </w:pPr>
             <w:r>
               <w:rPr>
-                <w:rFonts w:hint="eastAsia"/>
+                <w:rFonts w:hint="eastAsia" w:eastAsia="黑体"/>
               </w:rPr>
               <w:t xml:space="preserve">含义</w:t>
             </w:r>
@@ -1877,7 +2065,7 @@
             </w:pPr>
             <w:r>
               <w:rPr>
-                <w:rFonts w:hint="eastAsia"/>
+                <w:rFonts w:hint="eastAsia" w:eastAsia="黑体"/>
               </w:rPr>
               <w:t xml:space="preserve">单位</w:t>
             </w:r>
@@ -1909,6 +2097,9 @@
               </m:sSub>
             </m:oMath>
             <w:r>
+              <w:rPr>
+                <w:rFonts w:eastAsia="黑体"/>
+              </w:rPr>
               <w:t xml:space="preserve">​</w:t>
             </w:r>
           </w:p>
@@ -1921,7 +2112,7 @@
             </w:pPr>
             <w:r>
               <w:rPr>
-                <w:rFonts w:hint="eastAsia"/>
+                <w:rFonts w:hint="eastAsia" w:eastAsia="黑体"/>
               </w:rPr>
               <w:t xml:space="preserve">自举电容电压</w:t>
             </w:r>
@@ -1934,6 +2125,9 @@
               <w:pStyle w:val="Compact"/>
             </w:pPr>
             <w:r>
+              <w:rPr>
+                <w:rFonts w:eastAsia="黑体"/>
+              </w:rPr>
               <w:t xml:space="preserve">V</w:t>
             </w:r>
           </w:p>
@@ -1961,6 +2155,9 @@
               </m:sSub>
             </m:oMath>
             <w:r>
+              <w:rPr>
+                <w:rFonts w:eastAsia="黑体"/>
+              </w:rPr>
               <w:t xml:space="preserve">​</w:t>
             </w:r>
           </w:p>
@@ -1973,7 +2170,7 @@
             </w:pPr>
             <w:r>
               <w:rPr>
-                <w:rFonts w:hint="eastAsia"/>
+                <w:rFonts w:hint="eastAsia" w:eastAsia="黑体"/>
               </w:rPr>
               <w:t xml:space="preserve">自举二极管正向压降</w:t>
             </w:r>
@@ -1986,6 +2183,9 @@
               <w:pStyle w:val="Compact"/>
             </w:pPr>
             <w:r>
+              <w:rPr>
+                <w:rFonts w:eastAsia="黑体"/>
+              </w:rPr>
               <w:t xml:space="preserve">V</w:t>
             </w:r>
           </w:p>
@@ -2031,6 +2231,9 @@
               </m:sSub>
             </m:oMath>
             <w:r>
+              <w:rPr>
+                <w:rFonts w:eastAsia="黑体"/>
+              </w:rPr>
               <w:t xml:space="preserve">​</w:t>
             </w:r>
           </w:p>
@@ -2043,7 +2246,7 @@
             </w:pPr>
             <w:r>
               <w:rPr>
-                <w:rFonts w:hint="eastAsia"/>
+                <w:rFonts w:hint="eastAsia" w:eastAsia="黑体"/>
               </w:rPr>
               <w:t xml:space="preserve">高侧栅极电荷</w:t>
             </w:r>
@@ -2056,6 +2259,9 @@
               <w:pStyle w:val="Compact"/>
             </w:pPr>
             <w:r>
+              <w:rPr>
+                <w:rFonts w:eastAsia="黑体"/>
+              </w:rPr>
               <w:t xml:space="preserve">C</w:t>
             </w:r>
           </w:p>
@@ -2092,6 +2298,9 @@
               </m:sSub>
             </m:oMath>
             <w:r>
+              <w:rPr>
+                <w:rFonts w:eastAsia="黑体"/>
+              </w:rPr>
               <w:t xml:space="preserve">​</w:t>
             </w:r>
           </w:p>
@@ -2104,7 +2313,7 @@
             </w:pPr>
             <w:r>
               <w:rPr>
-                <w:rFonts w:hint="eastAsia"/>
+                <w:rFonts w:hint="eastAsia" w:eastAsia="黑体"/>
               </w:rPr>
               <w:t xml:space="preserve">自举电容</w:t>
             </w:r>
@@ -2117,6 +2326,9 @@
               <w:pStyle w:val="Compact"/>
             </w:pPr>
             <w:r>
+              <w:rPr>
+                <w:rFonts w:eastAsia="黑体"/>
+              </w:rPr>
               <w:t xml:space="preserve">F</w:t>
             </w:r>
           </w:p>
@@ -2153,6 +2365,9 @@
               </m:sSub>
             </m:oMath>
             <w:r>
+              <w:rPr>
+                <w:rFonts w:eastAsia="黑体"/>
+              </w:rPr>
               <w:t xml:space="preserve">​</w:t>
             </w:r>
           </w:p>
@@ -2165,7 +2380,7 @@
             </w:pPr>
             <w:r>
               <w:rPr>
-                <w:rFonts w:hint="eastAsia"/>
+                <w:rFonts w:hint="eastAsia" w:eastAsia="黑体"/>
               </w:rPr>
               <w:t xml:space="preserve">死区时间</w:t>
             </w:r>
@@ -2178,6 +2393,9 @@
               <w:pStyle w:val="Compact"/>
             </w:pPr>
             <w:r>
+              <w:rPr>
+                <w:rFonts w:eastAsia="黑体"/>
+              </w:rPr>
               <w:t xml:space="preserve">s</w:t>
             </w:r>
           </w:p>
@@ -2211,6 +2429,9 @@
               </m:r>
             </m:oMath>
             <w:r>
+              <w:rPr>
+                <w:rFonts w:eastAsia="黑体"/>
+              </w:rPr>
               <w:t xml:space="preserve">​</w:t>
             </w:r>
           </w:p>
@@ -2223,7 +2444,7 @@
             </w:pPr>
             <w:r>
               <w:rPr>
-                <w:rFonts w:hint="eastAsia"/>
+                <w:rFonts w:hint="eastAsia" w:eastAsia="黑体"/>
               </w:rPr>
               <w:t xml:space="preserve">开关节点电压摆率</w:t>
             </w:r>
@@ -2236,6 +2457,9 @@
               <w:pStyle w:val="Compact"/>
             </w:pPr>
             <w:r>
+              <w:rPr>
+                <w:rFonts w:eastAsia="黑体"/>
+              </w:rPr>
               <w:t xml:space="preserve">V/s</w:t>
             </w:r>
           </w:p>
@@ -2250,7 +2474,7 @@
       </w:pPr>
       <w:r>
         <w:rPr>
-          <w:rFonts w:hint="eastAsia"/>
+          <w:rFonts w:hint="eastAsia" w:eastAsia="黑体"/>
         </w:rPr>
         <w:t xml:space="preserve">元件调整影响</w:t>
       </w:r>
@@ -2265,21 +2489,27 @@
       </w:pPr>
       <w:r>
         <w:rPr>
-          <w:rFonts w:hint="eastAsia"/>
+          <w:rFonts w:hint="eastAsia" w:eastAsia="黑体"/>
           <w:b/>
           <w:bCs/>
         </w:rPr>
         <w:t xml:space="preserve">死区时间过短</w:t>
       </w:r>
       <w:r>
+        <w:rPr>
+          <w:rFonts w:eastAsia="黑体"/>
+        </w:rPr>
         <w:t xml:space="preserve"> </w:t>
       </w:r>
       <w:r>
+        <w:rPr>
+          <w:rFonts w:eastAsia="黑体"/>
+        </w:rPr>
         <w:t xml:space="preserve">→ </w:t>
       </w:r>
       <w:r>
         <w:rPr>
-          <w:rFonts w:hint="eastAsia"/>
+          <w:rFonts w:hint="eastAsia" w:eastAsia="黑体"/>
         </w:rPr>
         <w:t xml:space="preserve">可能上下管直通，烧毁器件。</w:t>
       </w:r>
@@ -2294,21 +2524,27 @@
       </w:pPr>
       <w:r>
         <w:rPr>
-          <w:rFonts w:hint="eastAsia"/>
+          <w:rFonts w:hint="eastAsia" w:eastAsia="黑体"/>
           <w:b/>
           <w:bCs/>
         </w:rPr>
         <w:t xml:space="preserve">死区时间过长</w:t>
       </w:r>
       <w:r>
+        <w:rPr>
+          <w:rFonts w:eastAsia="黑体"/>
+        </w:rPr>
         <w:t xml:space="preserve"> </w:t>
       </w:r>
       <w:r>
+        <w:rPr>
+          <w:rFonts w:eastAsia="黑体"/>
+        </w:rPr>
         <w:t xml:space="preserve">→ </w:t>
       </w:r>
       <w:r>
         <w:rPr>
-          <w:rFonts w:hint="eastAsia"/>
+          <w:rFonts w:hint="eastAsia" w:eastAsia="黑体"/>
         </w:rPr>
         <w:t xml:space="preserve">体二极管续流时间变长，损耗增大。</w:t>
       </w:r>
@@ -2323,21 +2559,27 @@
       </w:pPr>
       <w:r>
         <w:rPr>
-          <w:rFonts w:hint="eastAsia"/>
+          <w:rFonts w:hint="eastAsia" w:eastAsia="黑体"/>
           <w:b/>
           <w:bCs/>
         </w:rPr>
         <w:t xml:space="preserve">自举电容偏小</w:t>
       </w:r>
       <w:r>
+        <w:rPr>
+          <w:rFonts w:eastAsia="黑体"/>
+        </w:rPr>
         <w:t xml:space="preserve"> </w:t>
       </w:r>
       <w:r>
+        <w:rPr>
+          <w:rFonts w:eastAsia="黑体"/>
+        </w:rPr>
         <w:t xml:space="preserve">→ </w:t>
       </w:r>
       <w:r>
         <w:rPr>
-          <w:rFonts w:hint="eastAsia"/>
+          <w:rFonts w:hint="eastAsia" w:eastAsia="黑体"/>
         </w:rPr>
         <w:t xml:space="preserve">高侧驱动电压跌落，上管导通不充分。</w:t>
       </w:r>
@@ -2352,30 +2594,39 @@
       </w:pPr>
       <w:r>
         <w:rPr>
-          <w:rFonts w:hint="eastAsia"/>
+          <w:rFonts w:hint="eastAsia" w:eastAsia="黑体"/>
           <w:b/>
           <w:bCs/>
         </w:rPr>
         <w:t xml:space="preserve">开关节点寄生电感大</w:t>
       </w:r>
       <w:r>
+        <w:rPr>
+          <w:rFonts w:eastAsia="黑体"/>
+        </w:rPr>
         <w:t xml:space="preserve"> </w:t>
       </w:r>
       <w:r>
+        <w:rPr>
+          <w:rFonts w:eastAsia="黑体"/>
+        </w:rPr>
         <w:t xml:space="preserve">→ </w:t>
       </w:r>
       <w:r>
         <w:rPr>
-          <w:rFonts w:hint="eastAsia"/>
+          <w:rFonts w:hint="eastAsia" w:eastAsia="黑体"/>
         </w:rPr>
         <w:t xml:space="preserve">振铃加剧、EMI</w:t>
       </w:r>
       <w:r>
+        <w:rPr>
+          <w:rFonts w:eastAsia="黑体"/>
+        </w:rPr>
         <w:t xml:space="preserve"> </w:t>
       </w:r>
       <w:r>
         <w:rPr>
-          <w:rFonts w:hint="eastAsia"/>
+          <w:rFonts w:hint="eastAsia" w:eastAsia="黑体"/>
         </w:rPr>
         <w:t xml:space="preserve">恶化。</w:t>
       </w:r>
@@ -2388,7 +2639,7 @@
       </w:pPr>
       <w:r>
         <w:rPr>
-          <w:rFonts w:hint="eastAsia"/>
+          <w:rFonts w:hint="eastAsia" w:eastAsia="黑体"/>
         </w:rPr>
         <w:t xml:space="preserve">典型参数示例</w:t>
       </w:r>
@@ -2403,11 +2654,14 @@
       </w:pPr>
       <w:r>
         <w:rPr>
-          <w:rFonts w:hint="eastAsia"/>
+          <w:rFonts w:hint="eastAsia" w:eastAsia="黑体"/>
         </w:rPr>
         <w:t xml:space="preserve">取</w:t>
       </w:r>
       <w:r>
+        <w:rPr>
+          <w:rFonts w:eastAsia="黑体"/>
+        </w:rPr>
         <w:t xml:space="preserve"> </w:t>
       </w:r>
       <m:oMath>
@@ -2447,6 +2701,9 @@
         </m:r>
       </m:oMath>
       <w:r>
+        <w:rPr>
+          <w:rFonts w:eastAsia="黑体"/>
+        </w:rPr>
         <w:t xml:space="preserve">、</w:t>
       </w:r>
       <m:oMath>
@@ -2483,6 +2740,9 @@
         </m:r>
       </m:oMath>
       <w:r>
+        <w:rPr>
+          <w:rFonts w:eastAsia="黑体"/>
+        </w:rPr>
         <w:t xml:space="preserve">、</w:t>
       </w:r>
       <m:oMath>
@@ -2541,7 +2801,7 @@
       </m:oMath>
       <w:r>
         <w:rPr>
-          <w:rFonts w:hint="eastAsia"/>
+          <w:rFonts w:hint="eastAsia" w:eastAsia="黑体"/>
         </w:rPr>
         <w:t xml:space="preserve">：</w:t>
       </w:r>
@@ -2609,6 +2869,9 @@
         </m:r>
       </m:oMath>
       <w:r>
+        <w:rPr>
+          <w:rFonts w:eastAsia="黑体"/>
+        </w:rPr>
         <w:t xml:space="preserve">。</w:t>
       </w:r>
     </w:p>
@@ -2622,11 +2885,14 @@
       </w:pPr>
       <w:r>
         <w:rPr>
-          <w:rFonts w:hint="eastAsia"/>
+          <w:rFonts w:hint="eastAsia" w:eastAsia="黑体"/>
         </w:rPr>
         <w:t xml:space="preserve">取</w:t>
       </w:r>
       <w:r>
+        <w:rPr>
+          <w:rFonts w:eastAsia="黑体"/>
+        </w:rPr>
         <w:t xml:space="preserve"> </w:t>
       </w:r>
       <m:oMath>
@@ -2681,6 +2947,9 @@
         </m:r>
       </m:oMath>
       <w:r>
+        <w:rPr>
+          <w:rFonts w:eastAsia="黑体"/>
+        </w:rPr>
         <w:t xml:space="preserve">、</w:t>
       </w:r>
       <m:oMath>
@@ -2727,7 +2996,7 @@
       </m:oMath>
       <w:r>
         <w:rPr>
-          <w:rFonts w:hint="eastAsia"/>
+          <w:rFonts w:hint="eastAsia" w:eastAsia="黑体"/>
         </w:rPr>
         <w:t xml:space="preserve">：</w:t>
       </w:r>
@@ -2819,6 +3088,9 @@
         </m:r>
       </m:oMath>
       <w:r>
+        <w:rPr>
+          <w:rFonts w:eastAsia="黑体"/>
+        </w:rPr>
         <w:t xml:space="preserve">。</w:t>
       </w:r>
     </w:p>
@@ -2830,7 +3102,7 @@
       </w:pPr>
       <w:r>
         <w:rPr>
-          <w:rFonts w:hint="eastAsia"/>
+          <w:rFonts w:hint="eastAsia" w:eastAsia="黑体"/>
         </w:rPr>
         <w:t xml:space="preserve">常见器件型号</w:t>
       </w:r>
@@ -2845,7 +3117,7 @@
       </w:pPr>
       <w:r>
         <w:rPr>
-          <w:rFonts w:hint="eastAsia"/>
+          <w:rFonts w:hint="eastAsia" w:eastAsia="黑体"/>
         </w:rPr>
         <w:t xml:space="preserve">半桥驱动：IR2110、IR2104、UCC27714、NCP5106。</w:t>
       </w:r>
@@ -2860,7 +3132,7 @@
       </w:pPr>
       <w:r>
         <w:rPr>
-          <w:rFonts w:hint="eastAsia"/>
+          <w:rFonts w:hint="eastAsia" w:eastAsia="黑体"/>
         </w:rPr>
         <w:t xml:space="preserve">集成半桥（驱动+功率）：IR2106、L6384。</w:t>
       </w:r>
@@ -2875,16 +3147,19 @@
       </w:pPr>
       <w:r>
         <w:rPr>
-          <w:rFonts w:hint="eastAsia"/>
+          <w:rFonts w:hint="eastAsia" w:eastAsia="黑体"/>
         </w:rPr>
         <w:t xml:space="preserve">功率管：IRF540（教学）、SIR</w:t>
       </w:r>
       <w:r>
+        <w:rPr>
+          <w:rFonts w:eastAsia="黑体"/>
+        </w:rPr>
         <w:t xml:space="preserve"> </w:t>
       </w:r>
       <w:r>
         <w:rPr>
-          <w:rFonts w:hint="eastAsia"/>
+          <w:rFonts w:hint="eastAsia" w:eastAsia="黑体"/>
         </w:rPr>
         <w:t xml:space="preserve">系列（大电流）。</w:t>
       </w:r>
@@ -2897,7 +3172,7 @@
       </w:pPr>
       <w:r>
         <w:rPr>
-          <w:rFonts w:hint="eastAsia"/>
+          <w:rFonts w:hint="eastAsia" w:eastAsia="黑体"/>
         </w:rPr>
         <w:t xml:space="preserve">注意事项</w:t>
       </w:r>
@@ -2912,7 +3187,7 @@
       </w:pPr>
       <w:r>
         <w:rPr>
-          <w:rFonts w:hint="eastAsia"/>
+          <w:rFonts w:hint="eastAsia" w:eastAsia="黑体"/>
         </w:rPr>
         <w:t xml:space="preserve">死区时间必须根据器件关断/开通延迟实测设定，避免直通。</w:t>
       </w:r>
@@ -2927,25 +3202,31 @@
       </w:pPr>
       <w:r>
         <w:rPr>
-          <w:rFonts w:hint="eastAsia"/>
+          <w:rFonts w:hint="eastAsia" w:eastAsia="黑体"/>
         </w:rPr>
         <w:t xml:space="preserve">自举二极管要用快恢复型（如</w:t>
       </w:r>
       <w:r>
+        <w:rPr>
+          <w:rFonts w:eastAsia="黑体"/>
+        </w:rPr>
         <w:t xml:space="preserve"> </w:t>
       </w:r>
       <w:r>
         <w:rPr>
-          <w:rFonts w:hint="eastAsia"/>
+          <w:rFonts w:hint="eastAsia" w:eastAsia="黑体"/>
         </w:rPr>
         <w:t xml:space="preserve">UF4007），二极管反向电压需</w:t>
       </w:r>
       <w:r>
+        <w:rPr>
+          <w:rFonts w:eastAsia="黑体"/>
+        </w:rPr>
         <w:t xml:space="preserve"> ≥ </w:t>
       </w:r>
       <w:r>
         <w:rPr>
-          <w:rFonts w:hint="eastAsia"/>
+          <w:rFonts w:hint="eastAsia" w:eastAsia="黑体"/>
         </w:rPr>
         <w:t xml:space="preserve">母线电压。</w:t>
       </w:r>
@@ -2960,7 +3241,7 @@
       </w:pPr>
       <w:r>
         <w:rPr>
-          <w:rFonts w:hint="eastAsia"/>
+          <w:rFonts w:hint="eastAsia" w:eastAsia="黑体"/>
         </w:rPr>
         <w:t xml:space="preserve">高侧驱动地（VB/VS）走线要短，开关节点环路面积尽量小。</w:t>
       </w:r>
@@ -2975,16 +3256,19 @@
       </w:pPr>
       <w:r>
         <w:rPr>
-          <w:rFonts w:hint="eastAsia"/>
+          <w:rFonts w:hint="eastAsia" w:eastAsia="黑体"/>
         </w:rPr>
         <w:t xml:space="preserve">大功率场合注意负瞬态电压对</w:t>
       </w:r>
       <w:r>
+        <w:rPr>
+          <w:rFonts w:eastAsia="黑体"/>
+        </w:rPr>
         <w:t xml:space="preserve"> VS </w:t>
       </w:r>
       <w:r>
         <w:rPr>
-          <w:rFonts w:hint="eastAsia"/>
+          <w:rFonts w:hint="eastAsia" w:eastAsia="黑体"/>
         </w:rPr>
         <w:t xml:space="preserve">端的影响，必要时加钳位。</w:t>
       </w:r>
@@ -2997,7 +3281,7 @@
       </w:pPr>
       <w:r>
         <w:rPr>
-          <w:rFonts w:hint="eastAsia"/>
+          <w:rFonts w:hint="eastAsia" w:eastAsia="黑体"/>
         </w:rPr>
         <w:t xml:space="preserve">参考资料</w:t>
       </w:r>
@@ -3011,20 +3295,26 @@
         </w:numPr>
       </w:pPr>
       <w:r>
+        <w:rPr>
+          <w:rFonts w:eastAsia="黑体"/>
+        </w:rPr>
         <w:t xml:space="preserve">Infineon </w:t>
       </w:r>
       <w:r>
         <w:rPr>
-          <w:rFonts w:hint="eastAsia"/>
+          <w:rFonts w:hint="eastAsia" w:eastAsia="黑体"/>
         </w:rPr>
         <w:t xml:space="preserve">AN-978（IR2110</w:t>
       </w:r>
       <w:r>
+        <w:rPr>
+          <w:rFonts w:eastAsia="黑体"/>
+        </w:rPr>
         <w:t xml:space="preserve"> </w:t>
       </w:r>
       <w:r>
         <w:rPr>
-          <w:rFonts w:hint="eastAsia"/>
+          <w:rFonts w:hint="eastAsia" w:eastAsia="黑体"/>
         </w:rPr>
         <w:t xml:space="preserve">应用笔记：自举供电原理）。</w:t>
       </w:r>
@@ -3038,20 +3328,26 @@
         </w:numPr>
       </w:pPr>
       <w:r>
+        <w:rPr>
+          <w:rFonts w:eastAsia="黑体"/>
+        </w:rPr>
         <w:t xml:space="preserve">TI </w:t>
       </w:r>
       <w:r>
         <w:rPr>
-          <w:rFonts w:hint="eastAsia"/>
+          <w:rFonts w:hint="eastAsia" w:eastAsia="黑体"/>
         </w:rPr>
         <w:t xml:space="preserve">应用笔记</w:t>
       </w:r>
       <w:r>
+        <w:rPr>
+          <w:rFonts w:eastAsia="黑体"/>
+        </w:rPr>
         <w:t xml:space="preserve"> </w:t>
       </w:r>
       <w:r>
         <w:rPr>
-          <w:rFonts w:hint="eastAsia"/>
+          <w:rFonts w:hint="eastAsia" w:eastAsia="黑体"/>
         </w:rPr>
         <w:t xml:space="preserve">SLUA887（半桥自举电容计算）。</w:t>
       </w:r>
@@ -3066,7 +3362,7 @@
       </w:pPr>
       <w:r>
         <w:rPr>
-          <w:rFonts w:hint="eastAsia"/>
+          <w:rFonts w:hint="eastAsia" w:eastAsia="黑体"/>
         </w:rPr>
         <w:t xml:space="preserve">《电力电子技术》（王兆安）。</w:t>
       </w:r>
@@ -3080,11 +3376,11 @@
       </w:pPr>
       <w:r>
         <w:rPr>
-          <w:rFonts w:ascii="Times New Roman" w:hAnsi="Times New Roman"/>
+          <w:rFonts w:ascii="Times New Roman" w:hAnsi="Times New Roman" w:eastAsia="黑体"/>
           <w:color w:val="555555"/>
           <w:sz w:val="21"/>
         </w:rPr>
-        <w:t>材料收集者：杜文杰</w:t>
+        <w:t>材料收集者：杜文杰，WX手机：19519196569，QQ:3478827729</w:t>
       </w:r>
     </w:p>
     <w:sectPr>
@@ -3104,7 +3400,7 @@
 </file>
 
 <file path=word/footer1.xml><?xml version="1.0" encoding="utf-8"?>
-<w:ftr xmlns:m="http://schemas.openxmlformats.org/officeDocument/2006/math" xmlns:mc="http://schemas.openxmlformats.org/markup-compatibility/2006" xmlns:mo="http://schemas.microsoft.com/office/mac/office/2008/main" xmlns:mv="urn:schemas-microsoft-com:mac:vml" xmlns:o="urn:schemas-microsoft-com:office:office" xmlns:r="http://schemas.openxmlformats.org/officeDocument/2006/relationships" xmlns:v="urn:schemas-microsoft-com:vml" xmlns:w10="urn:schemas-microsoft-com:office:word" xmlns:w14="http://schemas.microsoft.com/office/word/2010/wordml" xmlns:w="http://schemas.openxmlformats.org/wordprocessingml/2006/main" xmlns:wne="http://schemas.microsoft.com/office/word/2006/wordml" xmlns:wp14="http://schemas.microsoft.com/office/word/2010/wordprocessingDrawing" xmlns:wp="http://schemas.openxmlformats.org/drawingml/2006/wordprocessingDrawing" xmlns:wpc="http://schemas.microsoft.com/office/word/2010/wordprocessingCanvas" xmlns:wpg="http://schemas.microsoft.com/office/word/2010/wordprocessingGroup" xmlns:wpi="http://schemas.microsoft.com/office/word/2010/wordprocessingInk" xmlns:wps="http://schemas.microsoft.com/office/word/2010/wordprocessingShape" mc:Ignorable="w14 wp14">
+<w:ftr xmlns:mc="http://schemas.openxmlformats.org/markup-compatibility/2006" xmlns:w="http://schemas.openxmlformats.org/wordprocessingml/2006/main" xmlns:m="http://schemas.openxmlformats.org/officeDocument/2006/math" xmlns:mo="http://schemas.microsoft.com/office/mac/office/2008/main" xmlns:mv="urn:schemas-microsoft-com:mac:vml" xmlns:o="urn:schemas-microsoft-com:office:office" xmlns:r="http://schemas.openxmlformats.org/officeDocument/2006/relationships" xmlns:v="urn:schemas-microsoft-com:vml" xmlns:w10="urn:schemas-microsoft-com:office:word" xmlns:w14="http://schemas.microsoft.com/office/word/2010/wordml" xmlns:wne="http://schemas.microsoft.com/office/word/2006/wordml" xmlns:wp14="http://schemas.microsoft.com/office/word/2010/wordprocessingDrawing" xmlns:wp="http://schemas.openxmlformats.org/drawingml/2006/wordprocessingDrawing" xmlns:wpc="http://schemas.microsoft.com/office/word/2010/wordprocessingCanvas" xmlns:wpg="http://schemas.microsoft.com/office/word/2010/wordprocessingGroup" xmlns:wpi="http://schemas.microsoft.com/office/word/2010/wordprocessingInk" xmlns:wps="http://schemas.microsoft.com/office/word/2010/wordprocessingShape" mc:Ignorable="w14 wp14">
   <w:p>
     <w:pPr>
       <w:pStyle w:val="Footer"/>
@@ -3112,12 +3408,14 @@
     </w:pPr>
     <w:r>
       <w:rPr>
+        <w:rFonts w:eastAsia="黑体"/>
         <w:sz w:val="18"/>
       </w:rPr>
       <w:t xml:space="preserve">第 </w:t>
     </w:r>
     <w:r>
       <w:rPr>
+        <w:rFonts w:eastAsia="黑体"/>
         <w:sz w:val="18"/>
       </w:rPr>
       <w:fldChar w:fldCharType="begin"/>
@@ -3126,6 +3424,7 @@
     </w:r>
     <w:r>
       <w:rPr>
+        <w:rFonts w:eastAsia="黑体"/>
         <w:sz w:val="18"/>
       </w:rPr>
       <w:t xml:space="preserve"> 页</w:t>
@@ -3139,6 +3438,9 @@
   <w:footnote w:type="continuationSeparator" w:id="0">
     <w:p>
       <w:r>
+        <w:rPr>
+          <w:rFonts w:eastAsia="黑体"/>
+        </w:rPr>
         <w:continuationSeparator/>
       </w:r>
     </w:p>
@@ -3146,6 +3448,9 @@
   <w:footnote w:type="separator" w:id="-1">
     <w:p>
       <w:r>
+        <w:rPr>
+          <w:rFonts w:eastAsia="黑体"/>
+        </w:rPr>
         <w:separator/>
       </w:r>
     </w:p>
@@ -3154,7 +3459,7 @@
 </file>
 
 <file path=word/header1.xml><?xml version="1.0" encoding="utf-8"?>
-<w:hdr xmlns:m="http://schemas.openxmlformats.org/officeDocument/2006/math" xmlns:mc="http://schemas.openxmlformats.org/markup-compatibility/2006" xmlns:mo="http://schemas.microsoft.com/office/mac/office/2008/main" xmlns:mv="urn:schemas-microsoft-com:mac:vml" xmlns:o="urn:schemas-microsoft-com:office:office" xmlns:r="http://schemas.openxmlformats.org/officeDocument/2006/relationships" xmlns:v="urn:schemas-microsoft-com:vml" xmlns:w10="urn:schemas-microsoft-com:office:word" xmlns:w14="http://schemas.microsoft.com/office/word/2010/wordml" xmlns:w="http://schemas.openxmlformats.org/wordprocessingml/2006/main" xmlns:wne="http://schemas.microsoft.com/office/word/2006/wordml" xmlns:wp14="http://schemas.microsoft.com/office/word/2010/wordprocessingDrawing" xmlns:wp="http://schemas.openxmlformats.org/drawingml/2006/wordprocessingDrawing" xmlns:wpc="http://schemas.microsoft.com/office/word/2010/wordprocessingCanvas" xmlns:wpg="http://schemas.microsoft.com/office/word/2010/wordprocessingGroup" xmlns:wpi="http://schemas.microsoft.com/office/word/2010/wordprocessingInk" xmlns:wps="http://schemas.microsoft.com/office/word/2010/wordprocessingShape" mc:Ignorable="w14 wp14">
+<w:hdr xmlns:mc="http://schemas.openxmlformats.org/markup-compatibility/2006" xmlns:w="http://schemas.openxmlformats.org/wordprocessingml/2006/main" xmlns:m="http://schemas.openxmlformats.org/officeDocument/2006/math" xmlns:mo="http://schemas.microsoft.com/office/mac/office/2008/main" xmlns:mv="urn:schemas-microsoft-com:mac:vml" xmlns:o="urn:schemas-microsoft-com:office:office" xmlns:r="http://schemas.openxmlformats.org/officeDocument/2006/relationships" xmlns:v="urn:schemas-microsoft-com:vml" xmlns:w10="urn:schemas-microsoft-com:office:word" xmlns:w14="http://schemas.microsoft.com/office/word/2010/wordml" xmlns:wne="http://schemas.microsoft.com/office/word/2006/wordml" xmlns:wp14="http://schemas.microsoft.com/office/word/2010/wordprocessingDrawing" xmlns:wp="http://schemas.openxmlformats.org/drawingml/2006/wordprocessingDrawing" xmlns:wpc="http://schemas.microsoft.com/office/word/2010/wordprocessingCanvas" xmlns:wpg="http://schemas.microsoft.com/office/word/2010/wordprocessingGroup" xmlns:wpi="http://schemas.microsoft.com/office/word/2010/wordprocessingInk" xmlns:wps="http://schemas.microsoft.com/office/word/2010/wordprocessingShape" mc:Ignorable="w14 wp14">
   <w:p>
     <w:pPr>
       <w:pStyle w:val="Header"/>
@@ -3162,7 +3467,7 @@
     </w:pPr>
     <w:r>
       <w:rPr>
-        <w:rFonts w:ascii="Times New Roman" w:hAnsi="Times New Roman"/>
+        <w:rFonts w:ascii="Times New Roman" w:hAnsi="Times New Roman" w:eastAsia="黑体"/>
         <w:sz w:val="18"/>
         <w:rFonts w:eastAsia="黑体"/>
         <w:rFonts w:eastAsia="黑体"/>
@@ -3174,7 +3479,7 @@
 </file>
 
 <file path=word/numbering.xml><?xml version="1.0" encoding="utf-8"?>
-<w:numbering xmlns:m="http://schemas.openxmlformats.org/officeDocument/2006/math" xmlns:mc="http://schemas.openxmlformats.org/markup-compatibility/2006" xmlns:mo="http://schemas.microsoft.com/office/mac/office/2008/main" xmlns:mv="urn:schemas-microsoft-com:mac:vml" xmlns:o="urn:schemas-microsoft-com:office:office" xmlns:r="http://schemas.openxmlformats.org/officeDocument/2006/relationships" xmlns:v="urn:schemas-microsoft-com:vml" xmlns:w="http://schemas.openxmlformats.org/wordprocessingml/2006/main" xmlns:w10="urn:schemas-microsoft-com:office:word" xmlns:w14="http://schemas.microsoft.com/office/word/2010/wordml" xmlns:wne="http://schemas.microsoft.com/office/word/2006/wordml" xmlns:wp="http://schemas.openxmlformats.org/drawingml/2006/wordprocessingDrawing" xmlns:wp14="http://schemas.microsoft.com/office/word/2010/wordprocessingDrawing" xmlns:wpc="http://schemas.microsoft.com/office/word/2010/wordprocessingCanvas" xmlns:wpg="http://schemas.microsoft.com/office/word/2010/wordprocessingGroup" xmlns:wpi="http://schemas.microsoft.com/office/word/2010/wordprocessingInk" xmlns:wps="http://schemas.microsoft.com/office/word/2010/wordprocessingShape" mc:Ignorable="w14 wp14">
+<w:numbering xmlns:mc="http://schemas.openxmlformats.org/markup-compatibility/2006" xmlns:w="http://schemas.openxmlformats.org/wordprocessingml/2006/main" xmlns:m="http://schemas.openxmlformats.org/officeDocument/2006/math" xmlns:mo="http://schemas.microsoft.com/office/mac/office/2008/main" xmlns:mv="urn:schemas-microsoft-com:mac:vml" xmlns:o="urn:schemas-microsoft-com:office:office" xmlns:r="http://schemas.openxmlformats.org/officeDocument/2006/relationships" xmlns:v="urn:schemas-microsoft-com:vml" xmlns:w10="urn:schemas-microsoft-com:office:word" xmlns:w14="http://schemas.microsoft.com/office/word/2010/wordml" xmlns:wne="http://schemas.microsoft.com/office/word/2006/wordml" xmlns:wp="http://schemas.openxmlformats.org/drawingml/2006/wordprocessingDrawing" xmlns:wp14="http://schemas.microsoft.com/office/word/2010/wordprocessingDrawing" xmlns:wpc="http://schemas.microsoft.com/office/word/2010/wordprocessingCanvas" xmlns:wpg="http://schemas.microsoft.com/office/word/2010/wordprocessingGroup" xmlns:wpi="http://schemas.microsoft.com/office/word/2010/wordprocessingInk" xmlns:wps="http://schemas.microsoft.com/office/word/2010/wordprocessingShape" mc:Ignorable="w14 wp14">
   <w:abstractNum w:abstractNumId="0">
     <w:nsid w:val="FFFFFF7C"/>
     <w:multiLevelType w:val="singleLevel"/>
@@ -3261,7 +3566,7 @@
         <w:ind w:hanging="360" w:left="1440"/>
       </w:pPr>
       <w:rPr>
-        <w:rFonts w:ascii="Symbol" w:hAnsi="Symbol" w:hint="default"/>
+        <w:rFonts w:ascii="Symbol" w:hAnsi="Symbol" w:hint="default" w:eastAsia="黑体"/>
       </w:rPr>
     </w:lvl>
   </w:abstractNum>
@@ -3282,7 +3587,7 @@
         <w:ind w:hanging="360" w:left="1080"/>
       </w:pPr>
       <w:rPr>
-        <w:rFonts w:ascii="Symbol" w:hAnsi="Symbol" w:hint="default"/>
+        <w:rFonts w:ascii="Symbol" w:hAnsi="Symbol" w:hint="default" w:eastAsia="黑体"/>
       </w:rPr>
     </w:lvl>
   </w:abstractNum>
@@ -3303,7 +3608,7 @@
         <w:ind w:hanging="360" w:left="720"/>
       </w:pPr>
       <w:rPr>
-        <w:rFonts w:ascii="Symbol" w:hAnsi="Symbol" w:hint="default"/>
+        <w:rFonts w:ascii="Symbol" w:hAnsi="Symbol" w:hint="default" w:eastAsia="黑体"/>
       </w:rPr>
     </w:lvl>
   </w:abstractNum>
@@ -3342,7 +3647,7 @@
         <w:ind w:hanging="360" w:left="360"/>
       </w:pPr>
       <w:rPr>
-        <w:rFonts w:ascii="Symbol" w:hAnsi="Symbol" w:hint="default"/>
+        <w:rFonts w:ascii="Symbol" w:hAnsi="Symbol" w:hint="default" w:eastAsia="黑体"/>
       </w:rPr>
     </w:lvl>
   </w:abstractNum>
@@ -3433,7 +3738,7 @@
         <w:ind w:left="720" w:hanging="360"/>
       </w:pPr>
       <w:rPr>
-        <w:rFonts w:ascii="Symbol" w:hAnsi="Symbol" w:cs="Symbol" w:hint="default"/>
+        <w:rFonts w:ascii="Symbol" w:hAnsi="Symbol" w:cs="Symbol" w:hint="default" w:eastAsia="黑体"/>
       </w:rPr>
     </w:lvl>
     <w:lvl w:ilvl="1">
@@ -3444,7 +3749,7 @@
         <w:ind w:left="1440" w:hanging="360"/>
       </w:pPr>
       <w:rPr>
-        <w:rFonts w:ascii="Courier New" w:hAnsi="Courier New" w:cs="Courier New" w:hint="default"/>
+        <w:rFonts w:ascii="Courier New" w:hAnsi="Courier New" w:cs="Courier New" w:hint="default" w:eastAsia="黑体"/>
       </w:rPr>
     </w:lvl>
     <w:lvl w:ilvl="2">
@@ -3455,7 +3760,7 @@
         <w:ind w:left="2160" w:hanging="360"/>
       </w:pPr>
       <w:rPr>
-        <w:rFonts w:ascii="Wingdings" w:hAnsi="Wingdings" w:cs="Wingdings" w:hint="default"/>
+        <w:rFonts w:ascii="Wingdings" w:hAnsi="Wingdings" w:cs="Wingdings" w:hint="default" w:eastAsia="黑体"/>
       </w:rPr>
     </w:lvl>
     <w:lvl w:ilvl="3">
@@ -3466,7 +3771,7 @@
         <w:ind w:left="2880" w:hanging="360"/>
       </w:pPr>
       <w:rPr>
-        <w:rFonts w:ascii="Symbol" w:hAnsi="Symbol" w:cs="Symbol" w:hint="default"/>
+        <w:rFonts w:ascii="Symbol" w:hAnsi="Symbol" w:cs="Symbol" w:hint="default" w:eastAsia="黑体"/>
       </w:rPr>
     </w:lvl>
     <w:lvl w:ilvl="4">
@@ -3477,7 +3782,7 @@
         <w:ind w:left="3600" w:hanging="360"/>
       </w:pPr>
       <w:rPr>
-        <w:rFonts w:ascii="Courier New" w:hAnsi="Courier New" w:cs="Courier New" w:hint="default"/>
+        <w:rFonts w:ascii="Courier New" w:hAnsi="Courier New" w:cs="Courier New" w:hint="default" w:eastAsia="黑体"/>
       </w:rPr>
     </w:lvl>
     <w:lvl w:ilvl="5">
@@ -3488,7 +3793,7 @@
         <w:ind w:left="4320" w:hanging="360"/>
       </w:pPr>
       <w:rPr>
-        <w:rFonts w:ascii="Wingdings" w:hAnsi="Wingdings" w:cs="Wingdings" w:hint="default"/>
+        <w:rFonts w:ascii="Wingdings" w:hAnsi="Wingdings" w:cs="Wingdings" w:hint="default" w:eastAsia="黑体"/>
       </w:rPr>
     </w:lvl>
     <w:lvl w:ilvl="6">
@@ -3499,7 +3804,7 @@
         <w:ind w:left="5040" w:hanging="360"/>
       </w:pPr>
       <w:rPr>
-        <w:rFonts w:ascii="Symbol" w:hAnsi="Symbol" w:cs="Symbol" w:hint="default"/>
+        <w:rFonts w:ascii="Symbol" w:hAnsi="Symbol" w:cs="Symbol" w:hint="default" w:eastAsia="黑体"/>
       </w:rPr>
     </w:lvl>
     <w:lvl w:ilvl="7">
@@ -3510,7 +3815,7 @@
         <w:ind w:left="5760" w:hanging="360"/>
       </w:pPr>
       <w:rPr>
-        <w:rFonts w:ascii="Courier New" w:hAnsi="Courier New" w:cs="Courier New" w:hint="default"/>
+        <w:rFonts w:ascii="Courier New" w:hAnsi="Courier New" w:cs="Courier New" w:hint="default" w:eastAsia="黑体"/>
       </w:rPr>
     </w:lvl>
     <w:lvl w:ilvl="8">
@@ -3521,7 +3826,7 @@
         <w:ind w:left="6480" w:hanging="360"/>
       </w:pPr>
       <w:rPr>
-        <w:rFonts w:ascii="Wingdings" w:hAnsi="Wingdings" w:cs="Wingdings" w:hint="default"/>
+        <w:rFonts w:ascii="Wingdings" w:hAnsi="Wingdings" w:cs="Wingdings" w:hint="default" w:eastAsia="黑体"/>
       </w:rPr>
     </w:lvl>
   </w:abstractNum>
@@ -3577,11 +3882,11 @@
 </file>
 
 <file path=word/styles.xml><?xml version="1.0" encoding="utf-8"?>
-<w:styles xmlns:mc="http://schemas.openxmlformats.org/markup-compatibility/2006" xmlns:r="http://schemas.openxmlformats.org/officeDocument/2006/relationships" xmlns:w="http://schemas.openxmlformats.org/wordprocessingml/2006/main" xmlns:w14="http://schemas.microsoft.com/office/word/2010/wordml" mc:Ignorable="w14">
+<w:styles xmlns:mc="http://schemas.openxmlformats.org/markup-compatibility/2006" xmlns:w="http://schemas.openxmlformats.org/wordprocessingml/2006/main" xmlns:r="http://schemas.openxmlformats.org/officeDocument/2006/relationships" xmlns:w14="http://schemas.microsoft.com/office/word/2010/wordml" mc:Ignorable="w14">
   <w:docDefaults>
     <w:rPrDefault>
       <w:rPr>
-        <w:rFonts w:asciiTheme="minorHAnsi" w:cstheme="minorBidi" w:eastAsiaTheme="minorEastAsia" w:hAnsiTheme="minorHAnsi"/>
+        <w:rFonts w:asciiTheme="minorHAnsi" w:cstheme="minorBidi" w:hAnsiTheme="minorHAnsi" w:eastAsia="黑体"/>
         <w:sz w:val="22"/>
         <w:szCs w:val="22"/>
         <w:lang w:bidi="ar-SA" w:eastAsia="en-US" w:val="en-US"/>
@@ -3803,7 +4108,7 @@
       <w:outlineLvl w:val="0"/>
     </w:pPr>
     <w:rPr>
-      <w:rFonts w:ascii="Times New Roman" w:asciiTheme="majorHAnsi" w:cstheme="majorBidi" w:eastAsia="黑体" w:eastAsiaTheme="majorEastAsia" w:hAnsi="Times New Roman" w:hAnsiTheme="majorHAnsi"/>
+      <w:rFonts w:ascii="Times New Roman" w:asciiTheme="majorHAnsi" w:cstheme="majorBidi" w:eastAsia="黑体" w:hAnsi="Times New Roman" w:hAnsiTheme="majorHAnsi"/>
       <w:b/>
       <w:bCs/>
       <w:color w:val="1F3864"/>
@@ -3827,7 +4132,7 @@
       <w:outlineLvl w:val="1"/>
     </w:pPr>
     <w:rPr>
-      <w:rFonts w:ascii="Times New Roman" w:asciiTheme="majorHAnsi" w:cstheme="majorBidi" w:eastAsia="黑体" w:eastAsiaTheme="majorEastAsia" w:hAnsi="Times New Roman" w:hAnsiTheme="majorHAnsi"/>
+      <w:rFonts w:ascii="Times New Roman" w:asciiTheme="majorHAnsi" w:cstheme="majorBidi" w:eastAsia="黑体" w:hAnsi="Times New Roman" w:hAnsiTheme="majorHAnsi"/>
       <w:b/>
       <w:bCs/>
       <w:color w:val="2E4E7E"/>
@@ -3851,7 +4156,7 @@
       <w:outlineLvl w:val="2"/>
     </w:pPr>
     <w:rPr>
-      <w:rFonts w:ascii="Times New Roman" w:asciiTheme="majorHAnsi" w:cstheme="majorBidi" w:eastAsia="黑体" w:eastAsiaTheme="majorEastAsia" w:hAnsi="Times New Roman" w:hAnsiTheme="majorHAnsi"/>
+      <w:rFonts w:ascii="Times New Roman" w:asciiTheme="majorHAnsi" w:cstheme="majorBidi" w:eastAsia="黑体" w:hAnsi="Times New Roman" w:hAnsiTheme="majorHAnsi"/>
       <w:b/>
       <w:bCs/>
       <w:color w:val="2E4E7E"/>
@@ -3875,7 +4180,7 @@
       <w:outlineLvl w:val="3"/>
     </w:pPr>
     <w:rPr>
-      <w:rFonts w:ascii="Times New Roman" w:asciiTheme="majorHAnsi" w:cstheme="majorBidi" w:eastAsia="黑体" w:eastAsiaTheme="majorEastAsia" w:hAnsi="Times New Roman" w:hAnsiTheme="majorHAnsi"/>
+      <w:rFonts w:ascii="Times New Roman" w:asciiTheme="majorHAnsi" w:cstheme="majorBidi" w:eastAsia="黑体" w:hAnsi="Times New Roman" w:hAnsiTheme="majorHAnsi"/>
       <w:b/>
       <w:bCs/>
       <w:i/>
@@ -3901,7 +4206,7 @@
       <w:outlineLvl w:val="4"/>
     </w:pPr>
     <w:rPr>
-      <w:rFonts w:ascii="Times New Roman" w:asciiTheme="majorHAnsi" w:cstheme="majorBidi" w:eastAsia="黑体" w:eastAsiaTheme="majorEastAsia" w:hAnsi="Times New Roman" w:hAnsiTheme="majorHAnsi"/>
+      <w:rFonts w:ascii="Times New Roman" w:asciiTheme="majorHAnsi" w:cstheme="majorBidi" w:eastAsia="黑体" w:hAnsi="Times New Roman" w:hAnsiTheme="majorHAnsi"/>
       <w:b/>
       <w:color w:val="333333"/>
       <w:sz w:val="22"/>
@@ -3924,7 +4229,7 @@
       <w:outlineLvl w:val="5"/>
     </w:pPr>
     <w:rPr>
-      <w:rFonts w:asciiTheme="majorHAnsi" w:cstheme="majorBidi" w:eastAsiaTheme="majorEastAsia" w:hAnsiTheme="majorHAnsi"/>
+      <w:rFonts w:asciiTheme="majorHAnsi" w:cstheme="majorBidi" w:hAnsiTheme="majorHAnsi" w:eastAsia="黑体"/>
       <w:i/>
       <w:iCs/>
       <w:color w:themeColor="accent1" w:themeShade="7F" w:val="243F60"/>
@@ -3947,7 +4252,7 @@
       <w:outlineLvl w:val="6"/>
     </w:pPr>
     <w:rPr>
-      <w:rFonts w:asciiTheme="majorHAnsi" w:cstheme="majorBidi" w:eastAsiaTheme="majorEastAsia" w:hAnsiTheme="majorHAnsi"/>
+      <w:rFonts w:asciiTheme="majorHAnsi" w:cstheme="majorBidi" w:hAnsiTheme="majorHAnsi" w:eastAsia="黑体"/>
       <w:i/>
       <w:iCs/>
       <w:color w:themeColor="text1" w:themeTint="BF" w:val="404040"/>
@@ -3970,7 +4275,7 @@
       <w:outlineLvl w:val="7"/>
     </w:pPr>
     <w:rPr>
-      <w:rFonts w:asciiTheme="majorHAnsi" w:cstheme="majorBidi" w:eastAsiaTheme="majorEastAsia" w:hAnsiTheme="majorHAnsi"/>
+      <w:rFonts w:asciiTheme="majorHAnsi" w:cstheme="majorBidi" w:hAnsiTheme="majorHAnsi" w:eastAsia="黑体"/>
       <w:color w:themeColor="accent1" w:val="4F81BD"/>
       <w:sz w:val="20"/>
       <w:szCs w:val="20"/>
@@ -3993,7 +4298,7 @@
       <w:outlineLvl w:val="8"/>
     </w:pPr>
     <w:rPr>
-      <w:rFonts w:asciiTheme="majorHAnsi" w:cstheme="majorBidi" w:eastAsiaTheme="majorEastAsia" w:hAnsiTheme="majorHAnsi"/>
+      <w:rFonts w:asciiTheme="majorHAnsi" w:cstheme="majorBidi" w:hAnsiTheme="majorHAnsi" w:eastAsia="黑体"/>
       <w:i/>
       <w:iCs/>
       <w:color w:themeColor="text1" w:themeTint="BF" w:val="404040"/>
@@ -4044,7 +4349,7 @@
     <w:uiPriority w:val="9"/>
     <w:rsid w:val="00FC693F"/>
     <w:rPr>
-      <w:rFonts w:asciiTheme="majorHAnsi" w:cstheme="majorBidi" w:eastAsiaTheme="majorEastAsia" w:hAnsiTheme="majorHAnsi"/>
+      <w:rFonts w:asciiTheme="majorHAnsi" w:cstheme="majorBidi" w:hAnsiTheme="majorHAnsi" w:eastAsia="黑体"/>
       <w:b/>
       <w:bCs/>
       <w:color w:themeColor="accent1" w:themeShade="BF" w:val="365F91"/>
@@ -4059,7 +4364,7 @@
     <w:uiPriority w:val="9"/>
     <w:rsid w:val="00FC693F"/>
     <w:rPr>
-      <w:rFonts w:asciiTheme="majorHAnsi" w:cstheme="majorBidi" w:eastAsiaTheme="majorEastAsia" w:hAnsiTheme="majorHAnsi"/>
+      <w:rFonts w:asciiTheme="majorHAnsi" w:cstheme="majorBidi" w:hAnsiTheme="majorHAnsi" w:eastAsia="黑体"/>
       <w:b/>
       <w:bCs/>
       <w:color w:themeColor="accent1" w:val="4F81BD"/>
@@ -4074,7 +4379,7 @@
     <w:uiPriority w:val="9"/>
     <w:rsid w:val="00FC693F"/>
     <w:rPr>
-      <w:rFonts w:asciiTheme="majorHAnsi" w:cstheme="majorBidi" w:eastAsiaTheme="majorEastAsia" w:hAnsiTheme="majorHAnsi"/>
+      <w:rFonts w:asciiTheme="majorHAnsi" w:cstheme="majorBidi" w:hAnsiTheme="majorHAnsi" w:eastAsia="黑体"/>
       <w:b/>
       <w:bCs/>
       <w:color w:themeColor="accent1" w:val="4F81BD"/>
@@ -4097,7 +4402,7 @@
       <w:contextualSpacing/>
     </w:pPr>
     <w:rPr>
-      <w:rFonts w:ascii="Times New Roman" w:asciiTheme="majorHAnsi" w:cstheme="majorBidi" w:eastAsia="黑体" w:eastAsiaTheme="majorEastAsia" w:hAnsi="Times New Roman" w:hAnsiTheme="majorHAnsi"/>
+      <w:rFonts w:ascii="Times New Roman" w:asciiTheme="majorHAnsi" w:cstheme="majorBidi" w:eastAsia="黑体" w:hAnsi="Times New Roman" w:hAnsiTheme="majorHAnsi"/>
       <w:b/>
       <w:color w:val="1F3864"/>
       <w:spacing w:val="5"/>
@@ -4113,7 +4418,7 @@
     <w:uiPriority w:val="10"/>
     <w:rsid w:val="00FC693F"/>
     <w:rPr>
-      <w:rFonts w:asciiTheme="majorHAnsi" w:cstheme="majorBidi" w:eastAsiaTheme="majorEastAsia" w:hAnsiTheme="majorHAnsi"/>
+      <w:rFonts w:asciiTheme="majorHAnsi" w:cstheme="majorBidi" w:hAnsiTheme="majorHAnsi" w:eastAsia="黑体"/>
       <w:color w:themeColor="text2" w:themeShade="BF" w:val="17365D"/>
       <w:spacing w:val="5"/>
       <w:kern w:val="28"/>
@@ -4135,7 +4440,7 @@
       </w:numPr>
     </w:pPr>
     <w:rPr>
-      <w:rFonts w:asciiTheme="majorHAnsi" w:cstheme="majorBidi" w:eastAsiaTheme="majorEastAsia" w:hAnsiTheme="majorHAnsi"/>
+      <w:rFonts w:asciiTheme="majorHAnsi" w:cstheme="majorBidi" w:hAnsiTheme="majorHAnsi" w:eastAsia="黑体"/>
       <w:i/>
       <w:iCs/>
       <w:color w:themeColor="accent1" w:val="4F81BD"/>
@@ -4151,7 +4456,7 @@
     <w:uiPriority w:val="11"/>
     <w:rsid w:val="00FC693F"/>
     <w:rPr>
-      <w:rFonts w:asciiTheme="majorHAnsi" w:cstheme="majorBidi" w:eastAsiaTheme="majorEastAsia" w:hAnsiTheme="majorHAnsi"/>
+      <w:rFonts w:asciiTheme="majorHAnsi" w:cstheme="majorBidi" w:hAnsiTheme="majorHAnsi" w:eastAsia="黑体"/>
       <w:i/>
       <w:iCs/>
       <w:color w:themeColor="accent1" w:val="4F81BD"/>
@@ -4218,6 +4523,7 @@
       <w:spacing w:after="120"/>
     </w:pPr>
     <w:rPr>
+      <w:rFonts w:eastAsia="黑体"/>
       <w:sz w:val="16"/>
       <w:szCs w:val="16"/>
     </w:rPr>
@@ -4229,6 +4535,7 @@
     <w:uiPriority w:val="99"/>
     <w:rsid w:val="00AA1D8D"/>
     <w:rPr>
+      <w:rFonts w:eastAsia="黑体"/>
       <w:sz w:val="16"/>
       <w:szCs w:val="16"/>
     </w:rPr>
@@ -4398,7 +4705,7 @@
       </w:tabs>
     </w:pPr>
     <w:rPr>
-      <w:rFonts w:ascii="Courier" w:hAnsi="Courier"/>
+      <w:rFonts w:ascii="Courier" w:hAnsi="Courier" w:eastAsia="黑体"/>
       <w:sz w:val="20"/>
       <w:szCs w:val="20"/>
     </w:rPr>
@@ -4410,7 +4717,7 @@
     <w:uiPriority w:val="99"/>
     <w:rsid w:val="0029639D"/>
     <w:rPr>
-      <w:rFonts w:ascii="Courier" w:hAnsi="Courier"/>
+      <w:rFonts w:ascii="Courier" w:hAnsi="Courier" w:eastAsia="黑体"/>
       <w:sz w:val="20"/>
       <w:szCs w:val="20"/>
     </w:rPr>
@@ -4446,6 +4753,7 @@
     <w:uiPriority w:val="29"/>
     <w:rsid w:val="00FC693F"/>
     <w:rPr>
+      <w:rFonts w:eastAsia="黑体"/>
       <w:i/>
       <w:iCs/>
       <w:color w:themeColor="text1" w:val="000000"/>
@@ -4459,7 +4767,7 @@
     <w:semiHidden/>
     <w:rsid w:val="00FC693F"/>
     <w:rPr>
-      <w:rFonts w:asciiTheme="majorHAnsi" w:cstheme="majorBidi" w:eastAsiaTheme="majorEastAsia" w:hAnsiTheme="majorHAnsi"/>
+      <w:rFonts w:asciiTheme="majorHAnsi" w:cstheme="majorBidi" w:hAnsiTheme="majorHAnsi" w:eastAsia="黑体"/>
       <w:b/>
       <w:bCs/>
       <w:i/>
@@ -4475,7 +4783,7 @@
     <w:semiHidden/>
     <w:rsid w:val="00FC693F"/>
     <w:rPr>
-      <w:rFonts w:asciiTheme="majorHAnsi" w:cstheme="majorBidi" w:eastAsiaTheme="majorEastAsia" w:hAnsiTheme="majorHAnsi"/>
+      <w:rFonts w:asciiTheme="majorHAnsi" w:cstheme="majorBidi" w:hAnsiTheme="majorHAnsi" w:eastAsia="黑体"/>
       <w:color w:themeColor="accent1" w:themeShade="7F" w:val="243F60"/>
     </w:rPr>
   </w:style>
@@ -4487,7 +4795,7 @@
     <w:semiHidden/>
     <w:rsid w:val="00FC693F"/>
     <w:rPr>
-      <w:rFonts w:asciiTheme="majorHAnsi" w:cstheme="majorBidi" w:eastAsiaTheme="majorEastAsia" w:hAnsiTheme="majorHAnsi"/>
+      <w:rFonts w:asciiTheme="majorHAnsi" w:cstheme="majorBidi" w:hAnsiTheme="majorHAnsi" w:eastAsia="黑体"/>
       <w:i/>
       <w:iCs/>
       <w:color w:themeColor="accent1" w:themeShade="7F" w:val="243F60"/>
@@ -4501,7 +4809,7 @@
     <w:semiHidden/>
     <w:rsid w:val="00FC693F"/>
     <w:rPr>
-      <w:rFonts w:asciiTheme="majorHAnsi" w:cstheme="majorBidi" w:eastAsiaTheme="majorEastAsia" w:hAnsiTheme="majorHAnsi"/>
+      <w:rFonts w:asciiTheme="majorHAnsi" w:cstheme="majorBidi" w:hAnsiTheme="majorHAnsi" w:eastAsia="黑体"/>
       <w:i/>
       <w:iCs/>
       <w:color w:themeColor="text1" w:themeTint="BF" w:val="404040"/>
@@ -4515,7 +4823,7 @@
     <w:semiHidden/>
     <w:rsid w:val="00FC693F"/>
     <w:rPr>
-      <w:rFonts w:asciiTheme="majorHAnsi" w:cstheme="majorBidi" w:eastAsiaTheme="majorEastAsia" w:hAnsiTheme="majorHAnsi"/>
+      <w:rFonts w:asciiTheme="majorHAnsi" w:cstheme="majorBidi" w:hAnsiTheme="majorHAnsi" w:eastAsia="黑体"/>
       <w:color w:themeColor="accent1" w:val="4F81BD"/>
       <w:sz w:val="20"/>
       <w:szCs w:val="20"/>
@@ -4529,7 +4837,7 @@
     <w:semiHidden/>
     <w:rsid w:val="00FC693F"/>
     <w:rPr>
-      <w:rFonts w:asciiTheme="majorHAnsi" w:cstheme="majorBidi" w:eastAsiaTheme="majorEastAsia" w:hAnsiTheme="majorHAnsi"/>
+      <w:rFonts w:asciiTheme="majorHAnsi" w:cstheme="majorBidi" w:hAnsiTheme="majorHAnsi" w:eastAsia="黑体"/>
       <w:i/>
       <w:iCs/>
       <w:color w:themeColor="text1" w:themeTint="BF" w:val="404040"/>
@@ -4550,6 +4858,7 @@
       <w:spacing w:line="240" w:lineRule="auto"/>
     </w:pPr>
     <w:rPr>
+      <w:rFonts w:eastAsia="黑体"/>
       <w:b/>
       <w:bCs/>
       <w:color w:themeColor="accent1" w:val="4F81BD"/>
@@ -4564,6 +4873,7 @@
     <w:qFormat/>
     <w:rsid w:val="00FC693F"/>
     <w:rPr>
+      <w:rFonts w:eastAsia="黑体"/>
       <w:b/>
       <w:bCs/>
     </w:rPr>
@@ -4575,6 +4885,7 @@
     <w:qFormat/>
     <w:rsid w:val="00FC693F"/>
     <w:rPr>
+      <w:rFonts w:eastAsia="黑体"/>
       <w:i/>
       <w:iCs/>
     </w:rPr>
@@ -4595,6 +4906,7 @@
       <w:ind w:left="936" w:right="936"/>
     </w:pPr>
     <w:rPr>
+      <w:rFonts w:eastAsia="黑体"/>
       <w:b/>
       <w:bCs/>
       <w:i/>
@@ -4609,6 +4921,7 @@
     <w:uiPriority w:val="30"/>
     <w:rsid w:val="00FC693F"/>
     <w:rPr>
+      <w:rFonts w:eastAsia="黑体"/>
       <w:b/>
       <w:bCs/>
       <w:i/>
@@ -4623,6 +4936,7 @@
     <w:qFormat/>
     <w:rsid w:val="00FC693F"/>
     <w:rPr>
+      <w:rFonts w:eastAsia="黑体"/>
       <w:i/>
       <w:iCs/>
       <w:color w:themeColor="text1" w:themeTint="7F" w:val="808080"/>
@@ -4635,6 +4949,7 @@
     <w:qFormat/>
     <w:rsid w:val="00FC693F"/>
     <w:rPr>
+      <w:rFonts w:eastAsia="黑体"/>
       <w:b/>
       <w:bCs/>
       <w:i/>
@@ -4649,6 +4964,7 @@
     <w:qFormat/>
     <w:rsid w:val="00FC693F"/>
     <w:rPr>
+      <w:rFonts w:eastAsia="黑体"/>
       <w:smallCaps/>
       <w:color w:themeColor="accent2" w:val="C0504D"/>
       <w:u w:val="single"/>
@@ -4661,6 +4977,7 @@
     <w:qFormat/>
     <w:rsid w:val="00FC693F"/>
     <w:rPr>
+      <w:rFonts w:eastAsia="黑体"/>
       <w:b/>
       <w:bCs/>
       <w:smallCaps/>
@@ -4676,6 +4993,7 @@
     <w:qFormat/>
     <w:rsid w:val="00FC693F"/>
     <w:rPr>
+      <w:rFonts w:eastAsia="黑体"/>
       <w:b/>
       <w:bCs/>
       <w:smallCaps/>
@@ -4730,6 +5048,7 @@
       <w:spacing w:after="0" w:line="240" w:lineRule="auto"/>
     </w:pPr>
     <w:rPr>
+      <w:rFonts w:eastAsia="黑体"/>
       <w:color w:themeColor="text1" w:themeShade="BF" w:val="000000"/>
     </w:rPr>
     <w:tblPr>
@@ -4752,6 +5071,7 @@
         <w:spacing w:after="0" w:before="0" w:line="240" w:lineRule="auto"/>
       </w:pPr>
       <w:rPr>
+        <w:rFonts w:eastAsia="黑体"/>
         <w:b/>
         <w:bCs/>
       </w:rPr>
@@ -4772,6 +5092,7 @@
         <w:spacing w:after="0" w:before="0" w:line="240" w:lineRule="auto"/>
       </w:pPr>
       <w:rPr>
+        <w:rFonts w:eastAsia="黑体"/>
         <w:b/>
         <w:bCs/>
       </w:rPr>
@@ -4789,12 +5110,14 @@
     </w:tblStylePr>
     <w:tblStylePr w:type="firstCol">
       <w:rPr>
+        <w:rFonts w:eastAsia="黑体"/>
         <w:b/>
         <w:bCs/>
       </w:rPr>
     </w:tblStylePr>
     <w:tblStylePr w:type="lastCol">
       <w:rPr>
+        <w:rFonts w:eastAsia="黑体"/>
         <w:b/>
         <w:bCs/>
       </w:rPr>
@@ -4833,6 +5156,7 @@
       <w:spacing w:after="0" w:line="240" w:lineRule="auto"/>
     </w:pPr>
     <w:rPr>
+      <w:rFonts w:eastAsia="黑体"/>
       <w:color w:themeColor="accent1" w:themeShade="BF" w:val="365F91"/>
     </w:rPr>
     <w:tblPr>
@@ -4855,6 +5179,7 @@
         <w:spacing w:after="0" w:before="0" w:line="240" w:lineRule="auto"/>
       </w:pPr>
       <w:rPr>
+        <w:rFonts w:eastAsia="黑体"/>
         <w:b/>
         <w:bCs/>
       </w:rPr>
@@ -4875,6 +5200,7 @@
         <w:spacing w:after="0" w:before="0" w:line="240" w:lineRule="auto"/>
       </w:pPr>
       <w:rPr>
+        <w:rFonts w:eastAsia="黑体"/>
         <w:b/>
         <w:bCs/>
       </w:rPr>
@@ -4892,12 +5218,14 @@
     </w:tblStylePr>
     <w:tblStylePr w:type="firstCol">
       <w:rPr>
+        <w:rFonts w:eastAsia="黑体"/>
         <w:b/>
         <w:bCs/>
       </w:rPr>
     </w:tblStylePr>
     <w:tblStylePr w:type="lastCol">
       <w:rPr>
+        <w:rFonts w:eastAsia="黑体"/>
         <w:b/>
         <w:bCs/>
       </w:rPr>
@@ -4936,6 +5264,7 @@
       <w:spacing w:after="0" w:line="240" w:lineRule="auto"/>
     </w:pPr>
     <w:rPr>
+      <w:rFonts w:eastAsia="黑体"/>
       <w:color w:themeColor="accent2" w:themeShade="BF" w:val="943634"/>
     </w:rPr>
     <w:tblPr>
@@ -4958,6 +5287,7 @@
         <w:spacing w:after="0" w:before="0" w:line="240" w:lineRule="auto"/>
       </w:pPr>
       <w:rPr>
+        <w:rFonts w:eastAsia="黑体"/>
         <w:b/>
         <w:bCs/>
       </w:rPr>
@@ -4978,6 +5308,7 @@
         <w:spacing w:after="0" w:before="0" w:line="240" w:lineRule="auto"/>
       </w:pPr>
       <w:rPr>
+        <w:rFonts w:eastAsia="黑体"/>
         <w:b/>
         <w:bCs/>
       </w:rPr>
@@ -4995,12 +5326,14 @@
     </w:tblStylePr>
     <w:tblStylePr w:type="firstCol">
       <w:rPr>
+        <w:rFonts w:eastAsia="黑体"/>
         <w:b/>
         <w:bCs/>
       </w:rPr>
     </w:tblStylePr>
     <w:tblStylePr w:type="lastCol">
       <w:rPr>
+        <w:rFonts w:eastAsia="黑体"/>
         <w:b/>
         <w:bCs/>
       </w:rPr>
@@ -5039,6 +5372,7 @@
       <w:spacing w:after="0" w:line="240" w:lineRule="auto"/>
     </w:pPr>
     <w:rPr>
+      <w:rFonts w:eastAsia="黑体"/>
       <w:color w:themeColor="accent3" w:themeShade="BF" w:val="76923C"/>
     </w:rPr>
     <w:tblPr>
@@ -5061,6 +5395,7 @@
         <w:spacing w:after="0" w:before="0" w:line="240" w:lineRule="auto"/>
       </w:pPr>
       <w:rPr>
+        <w:rFonts w:eastAsia="黑体"/>
         <w:b/>
         <w:bCs/>
       </w:rPr>
@@ -5081,6 +5416,7 @@
         <w:spacing w:after="0" w:before="0" w:line="240" w:lineRule="auto"/>
       </w:pPr>
       <w:rPr>
+        <w:rFonts w:eastAsia="黑体"/>
         <w:b/>
         <w:bCs/>
       </w:rPr>
@@ -5098,12 +5434,14 @@
     </w:tblStylePr>
     <w:tblStylePr w:type="firstCol">
       <w:rPr>
+        <w:rFonts w:eastAsia="黑体"/>
         <w:b/>
         <w:bCs/>
       </w:rPr>
     </w:tblStylePr>
     <w:tblStylePr w:type="lastCol">
       <w:rPr>
+        <w:rFonts w:eastAsia="黑体"/>
         <w:b/>
         <w:bCs/>
       </w:rPr>
@@ -5142,6 +5480,7 @@
       <w:spacing w:after="0" w:line="240" w:lineRule="auto"/>
     </w:pPr>
     <w:rPr>
+      <w:rFonts w:eastAsia="黑体"/>
       <w:color w:themeColor="accent4" w:themeShade="BF" w:val="5F497A"/>
     </w:rPr>
     <w:tblPr>
@@ -5164,6 +5503,7 @@
         <w:spacing w:after="0" w:before="0" w:line="240" w:lineRule="auto"/>
       </w:pPr>
       <w:rPr>
+        <w:rFonts w:eastAsia="黑体"/>
         <w:b/>
         <w:bCs/>
       </w:rPr>
@@ -5184,6 +5524,7 @@
         <w:spacing w:after="0" w:before="0" w:line="240" w:lineRule="auto"/>
       </w:pPr>
       <w:rPr>
+        <w:rFonts w:eastAsia="黑体"/>
         <w:b/>
         <w:bCs/>
       </w:rPr>
@@ -5201,12 +5542,14 @@
     </w:tblStylePr>
     <w:tblStylePr w:type="firstCol">
       <w:rPr>
+        <w:rFonts w:eastAsia="黑体"/>
         <w:b/>
         <w:bCs/>
       </w:rPr>
     </w:tblStylePr>
     <w:tblStylePr w:type="lastCol">
       <w:rPr>
+        <w:rFonts w:eastAsia="黑体"/>
         <w:b/>
         <w:bCs/>
       </w:rPr>
@@ -5245,6 +5588,7 @@
       <w:spacing w:after="0" w:line="240" w:lineRule="auto"/>
     </w:pPr>
     <w:rPr>
+      <w:rFonts w:eastAsia="黑体"/>
       <w:color w:themeColor="accent5" w:themeShade="BF" w:val="31849B"/>
     </w:rPr>
     <w:tblPr>
@@ -5267,6 +5611,7 @@
         <w:spacing w:after="0" w:before="0" w:line="240" w:lineRule="auto"/>
       </w:pPr>
       <w:rPr>
+        <w:rFonts w:eastAsia="黑体"/>
         <w:b/>
         <w:bCs/>
       </w:rPr>
@@ -5287,6 +5632,7 @@
         <w:spacing w:after="0" w:before="0" w:line="240" w:lineRule="auto"/>
       </w:pPr>
       <w:rPr>
+        <w:rFonts w:eastAsia="黑体"/>
         <w:b/>
         <w:bCs/>
       </w:rPr>
@@ -5304,12 +5650,14 @@
     </w:tblStylePr>
     <w:tblStylePr w:type="firstCol">
       <w:rPr>
+        <w:rFonts w:eastAsia="黑体"/>
         <w:b/>
         <w:bCs/>
       </w:rPr>
     </w:tblStylePr>
     <w:tblStylePr w:type="lastCol">
       <w:rPr>
+        <w:rFonts w:eastAsia="黑体"/>
         <w:b/>
         <w:bCs/>
       </w:rPr>
@@ -5348,6 +5696,7 @@
       <w:spacing w:after="0" w:line="240" w:lineRule="auto"/>
     </w:pPr>
     <w:rPr>
+      <w:rFonts w:eastAsia="黑体"/>
       <w:color w:themeColor="accent6" w:themeShade="BF" w:val="E36C0A"/>
     </w:rPr>
     <w:tblPr>
@@ -5370,6 +5719,7 @@
         <w:spacing w:after="0" w:before="0" w:line="240" w:lineRule="auto"/>
       </w:pPr>
       <w:rPr>
+        <w:rFonts w:eastAsia="黑体"/>
         <w:b/>
         <w:bCs/>
       </w:rPr>
@@ -5390,6 +5740,7 @@
         <w:spacing w:after="0" w:before="0" w:line="240" w:lineRule="auto"/>
       </w:pPr>
       <w:rPr>
+        <w:rFonts w:eastAsia="黑体"/>
         <w:b/>
         <w:bCs/>
       </w:rPr>
@@ -5407,12 +5758,14 @@
     </w:tblStylePr>
     <w:tblStylePr w:type="firstCol">
       <w:rPr>
+        <w:rFonts w:eastAsia="黑体"/>
         <w:b/>
         <w:bCs/>
       </w:rPr>
     </w:tblStylePr>
     <w:tblStylePr w:type="lastCol">
       <w:rPr>
+        <w:rFonts w:eastAsia="黑体"/>
         <w:b/>
         <w:bCs/>
       </w:rPr>
@@ -5472,6 +5825,7 @@
         <w:spacing w:after="0" w:before="0" w:line="240" w:lineRule="auto"/>
       </w:pPr>
       <w:rPr>
+        <w:rFonts w:eastAsia="黑体"/>
         <w:b/>
         <w:bCs/>
         <w:color w:themeColor="background1" w:val="FFFFFF"/>
@@ -5486,6 +5840,7 @@
         <w:spacing w:after="0" w:before="0" w:line="240" w:lineRule="auto"/>
       </w:pPr>
       <w:rPr>
+        <w:rFonts w:eastAsia="黑体"/>
         <w:b/>
         <w:bCs/>
       </w:rPr>
@@ -5501,12 +5856,14 @@
     </w:tblStylePr>
     <w:tblStylePr w:type="firstCol">
       <w:rPr>
+        <w:rFonts w:eastAsia="黑体"/>
         <w:b/>
         <w:bCs/>
       </w:rPr>
     </w:tblStylePr>
     <w:tblStylePr w:type="lastCol">
       <w:rPr>
+        <w:rFonts w:eastAsia="黑体"/>
         <w:b/>
         <w:bCs/>
       </w:rPr>
@@ -5564,6 +5921,7 @@
         <w:spacing w:after="0" w:before="0" w:line="240" w:lineRule="auto"/>
       </w:pPr>
       <w:rPr>
+        <w:rFonts w:eastAsia="黑体"/>
         <w:b/>
         <w:bCs/>
         <w:color w:themeColor="background1" w:val="FFFFFF"/>
@@ -5578,6 +5936,7 @@
         <w:spacing w:after="0" w:before="0" w:line="240" w:lineRule="auto"/>
       </w:pPr>
       <w:rPr>
+        <w:rFonts w:eastAsia="黑体"/>
         <w:b/>
         <w:bCs/>
       </w:rPr>
@@ -5593,12 +5952,14 @@
     </w:tblStylePr>
     <w:tblStylePr w:type="firstCol">
       <w:rPr>
+        <w:rFonts w:eastAsia="黑体"/>
         <w:b/>
         <w:bCs/>
       </w:rPr>
     </w:tblStylePr>
     <w:tblStylePr w:type="lastCol">
       <w:rPr>
+        <w:rFonts w:eastAsia="黑体"/>
         <w:b/>
         <w:bCs/>
       </w:rPr>
@@ -5656,6 +6017,7 @@
         <w:spacing w:after="0" w:before="0" w:line="240" w:lineRule="auto"/>
       </w:pPr>
       <w:rPr>
+        <w:rFonts w:eastAsia="黑体"/>
         <w:b/>
         <w:bCs/>
         <w:color w:themeColor="background1" w:val="FFFFFF"/>
@@ -5670,6 +6032,7 @@
         <w:spacing w:after="0" w:before="0" w:line="240" w:lineRule="auto"/>
       </w:pPr>
       <w:rPr>
+        <w:rFonts w:eastAsia="黑体"/>
         <w:b/>
         <w:bCs/>
       </w:rPr>
@@ -5685,12 +6048,14 @@
     </w:tblStylePr>
     <w:tblStylePr w:type="firstCol">
       <w:rPr>
+        <w:rFonts w:eastAsia="黑体"/>
         <w:b/>
         <w:bCs/>
       </w:rPr>
     </w:tblStylePr>
     <w:tblStylePr w:type="lastCol">
       <w:rPr>
+        <w:rFonts w:eastAsia="黑体"/>
         <w:b/>
         <w:bCs/>
       </w:rPr>
@@ -5748,6 +6113,7 @@
         <w:spacing w:after="0" w:before="0" w:line="240" w:lineRule="auto"/>
       </w:pPr>
       <w:rPr>
+        <w:rFonts w:eastAsia="黑体"/>
         <w:b/>
         <w:bCs/>
         <w:color w:themeColor="background1" w:val="FFFFFF"/>
@@ -5762,6 +6128,7 @@
         <w:spacing w:after="0" w:before="0" w:line="240" w:lineRule="auto"/>
       </w:pPr>
       <w:rPr>
+        <w:rFonts w:eastAsia="黑体"/>
         <w:b/>
         <w:bCs/>
       </w:rPr>
@@ -5777,12 +6144,14 @@
     </w:tblStylePr>
     <w:tblStylePr w:type="firstCol">
       <w:rPr>
+        <w:rFonts w:eastAsia="黑体"/>
         <w:b/>
         <w:bCs/>
       </w:rPr>
     </w:tblStylePr>
     <w:tblStylePr w:type="lastCol">
       <w:rPr>
+        <w:rFonts w:eastAsia="黑体"/>
         <w:b/>
         <w:bCs/>
       </w:rPr>
@@ -5840,6 +6209,7 @@
         <w:spacing w:after="0" w:before="0" w:line="240" w:lineRule="auto"/>
       </w:pPr>
       <w:rPr>
+        <w:rFonts w:eastAsia="黑体"/>
         <w:b/>
         <w:bCs/>
         <w:color w:themeColor="background1" w:val="FFFFFF"/>
@@ -5854,6 +6224,7 @@
         <w:spacing w:after="0" w:before="0" w:line="240" w:lineRule="auto"/>
       </w:pPr>
       <w:rPr>
+        <w:rFonts w:eastAsia="黑体"/>
         <w:b/>
         <w:bCs/>
       </w:rPr>
@@ -5869,12 +6240,14 @@
     </w:tblStylePr>
     <w:tblStylePr w:type="firstCol">
       <w:rPr>
+        <w:rFonts w:eastAsia="黑体"/>
         <w:b/>
         <w:bCs/>
       </w:rPr>
     </w:tblStylePr>
     <w:tblStylePr w:type="lastCol">
       <w:rPr>
+        <w:rFonts w:eastAsia="黑体"/>
         <w:b/>
         <w:bCs/>
       </w:rPr>
@@ -5932,6 +6305,7 @@
         <w:spacing w:after="0" w:before="0" w:line="240" w:lineRule="auto"/>
       </w:pPr>
       <w:rPr>
+        <w:rFonts w:eastAsia="黑体"/>
         <w:b/>
         <w:bCs/>
         <w:color w:themeColor="background1" w:val="FFFFFF"/>
@@ -5946,6 +6320,7 @@
         <w:spacing w:after="0" w:before="0" w:line="240" w:lineRule="auto"/>
       </w:pPr>
       <w:rPr>
+        <w:rFonts w:eastAsia="黑体"/>
         <w:b/>
         <w:bCs/>
       </w:rPr>
@@ -5961,12 +6336,14 @@
     </w:tblStylePr>
     <w:tblStylePr w:type="firstCol">
       <w:rPr>
+        <w:rFonts w:eastAsia="黑体"/>
         <w:b/>
         <w:bCs/>
       </w:rPr>
     </w:tblStylePr>
     <w:tblStylePr w:type="lastCol">
       <w:rPr>
+        <w:rFonts w:eastAsia="黑体"/>
         <w:b/>
         <w:bCs/>
       </w:rPr>
@@ -6024,6 +6401,7 @@
         <w:spacing w:after="0" w:before="0" w:line="240" w:lineRule="auto"/>
       </w:pPr>
       <w:rPr>
+        <w:rFonts w:eastAsia="黑体"/>
         <w:b/>
         <w:bCs/>
         <w:color w:themeColor="background1" w:val="FFFFFF"/>
@@ -6038,6 +6416,7 @@
         <w:spacing w:after="0" w:before="0" w:line="240" w:lineRule="auto"/>
       </w:pPr>
       <w:rPr>
+        <w:rFonts w:eastAsia="黑体"/>
         <w:b/>
         <w:bCs/>
       </w:rPr>
@@ -6053,12 +6432,14 @@
     </w:tblStylePr>
     <w:tblStylePr w:type="firstCol">
       <w:rPr>
+        <w:rFonts w:eastAsia="黑体"/>
         <w:b/>
         <w:bCs/>
       </w:rPr>
     </w:tblStylePr>
     <w:tblStylePr w:type="lastCol">
       <w:rPr>
+        <w:rFonts w:eastAsia="黑体"/>
         <w:b/>
         <w:bCs/>
       </w:rPr>
@@ -6118,7 +6499,7 @@
         <w:spacing w:after="0" w:before="0" w:line="240" w:lineRule="auto"/>
       </w:pPr>
       <w:rPr>
-        <w:rFonts w:asciiTheme="majorHAnsi" w:cstheme="majorBidi" w:eastAsiaTheme="majorEastAsia" w:hAnsiTheme="majorHAnsi"/>
+        <w:rFonts w:asciiTheme="majorHAnsi" w:cstheme="majorBidi" w:hAnsiTheme="majorHAnsi" w:eastAsia="黑体"/>
         <w:b/>
         <w:bCs/>
       </w:rPr>
@@ -6139,7 +6520,7 @@
         <w:spacing w:after="0" w:before="0" w:line="240" w:lineRule="auto"/>
       </w:pPr>
       <w:rPr>
-        <w:rFonts w:asciiTheme="majorHAnsi" w:cstheme="majorBidi" w:eastAsiaTheme="majorEastAsia" w:hAnsiTheme="majorHAnsi"/>
+        <w:rFonts w:asciiTheme="majorHAnsi" w:cstheme="majorBidi" w:hAnsiTheme="majorHAnsi" w:eastAsia="黑体"/>
         <w:b/>
         <w:bCs/>
       </w:rPr>
@@ -6157,14 +6538,14 @@
     </w:tblStylePr>
     <w:tblStylePr w:type="firstCol">
       <w:rPr>
-        <w:rFonts w:asciiTheme="majorHAnsi" w:cstheme="majorBidi" w:eastAsiaTheme="majorEastAsia" w:hAnsiTheme="majorHAnsi"/>
+        <w:rFonts w:asciiTheme="majorHAnsi" w:cstheme="majorBidi" w:hAnsiTheme="majorHAnsi" w:eastAsia="黑体"/>
         <w:b/>
         <w:bCs/>
       </w:rPr>
     </w:tblStylePr>
     <w:tblStylePr w:type="lastCol">
       <w:rPr>
-        <w:rFonts w:asciiTheme="majorHAnsi" w:cstheme="majorBidi" w:eastAsiaTheme="majorEastAsia" w:hAnsiTheme="majorHAnsi"/>
+        <w:rFonts w:asciiTheme="majorHAnsi" w:cstheme="majorBidi" w:hAnsiTheme="majorHAnsi" w:eastAsia="黑体"/>
         <w:b/>
         <w:bCs/>
       </w:rPr>
@@ -6248,7 +6629,7 @@
         <w:spacing w:after="0" w:before="0" w:line="240" w:lineRule="auto"/>
       </w:pPr>
       <w:rPr>
-        <w:rFonts w:asciiTheme="majorHAnsi" w:cstheme="majorBidi" w:eastAsiaTheme="majorEastAsia" w:hAnsiTheme="majorHAnsi"/>
+        <w:rFonts w:asciiTheme="majorHAnsi" w:cstheme="majorBidi" w:hAnsiTheme="majorHAnsi" w:eastAsia="黑体"/>
         <w:b/>
         <w:bCs/>
       </w:rPr>
@@ -6269,7 +6650,7 @@
         <w:spacing w:after="0" w:before="0" w:line="240" w:lineRule="auto"/>
       </w:pPr>
       <w:rPr>
-        <w:rFonts w:asciiTheme="majorHAnsi" w:cstheme="majorBidi" w:eastAsiaTheme="majorEastAsia" w:hAnsiTheme="majorHAnsi"/>
+        <w:rFonts w:asciiTheme="majorHAnsi" w:cstheme="majorBidi" w:hAnsiTheme="majorHAnsi" w:eastAsia="黑体"/>
         <w:b/>
         <w:bCs/>
       </w:rPr>
@@ -6287,14 +6668,14 @@
     </w:tblStylePr>
     <w:tblStylePr w:type="firstCol">
       <w:rPr>
-        <w:rFonts w:asciiTheme="majorHAnsi" w:cstheme="majorBidi" w:eastAsiaTheme="majorEastAsia" w:hAnsiTheme="majorHAnsi"/>
+        <w:rFonts w:asciiTheme="majorHAnsi" w:cstheme="majorBidi" w:hAnsiTheme="majorHAnsi" w:eastAsia="黑体"/>
         <w:b/>
         <w:bCs/>
       </w:rPr>
     </w:tblStylePr>
     <w:tblStylePr w:type="lastCol">
       <w:rPr>
-        <w:rFonts w:asciiTheme="majorHAnsi" w:cstheme="majorBidi" w:eastAsiaTheme="majorEastAsia" w:hAnsiTheme="majorHAnsi"/>
+        <w:rFonts w:asciiTheme="majorHAnsi" w:cstheme="majorBidi" w:hAnsiTheme="majorHAnsi" w:eastAsia="黑体"/>
         <w:b/>
         <w:bCs/>
       </w:rPr>
@@ -6378,7 +6759,7 @@
         <w:spacing w:after="0" w:before="0" w:line="240" w:lineRule="auto"/>
       </w:pPr>
       <w:rPr>
-        <w:rFonts w:asciiTheme="majorHAnsi" w:cstheme="majorBidi" w:eastAsiaTheme="majorEastAsia" w:hAnsiTheme="majorHAnsi"/>
+        <w:rFonts w:asciiTheme="majorHAnsi" w:cstheme="majorBidi" w:hAnsiTheme="majorHAnsi" w:eastAsia="黑体"/>
         <w:b/>
         <w:bCs/>
       </w:rPr>
@@ -6399,7 +6780,7 @@
         <w:spacing w:after="0" w:before="0" w:line="240" w:lineRule="auto"/>
       </w:pPr>
       <w:rPr>
-        <w:rFonts w:asciiTheme="majorHAnsi" w:cstheme="majorBidi" w:eastAsiaTheme="majorEastAsia" w:hAnsiTheme="majorHAnsi"/>
+        <w:rFonts w:asciiTheme="majorHAnsi" w:cstheme="majorBidi" w:hAnsiTheme="majorHAnsi" w:eastAsia="黑体"/>
         <w:b/>
         <w:bCs/>
       </w:rPr>
@@ -6417,14 +6798,14 @@
     </w:tblStylePr>
     <w:tblStylePr w:type="firstCol">
       <w:rPr>
-        <w:rFonts w:asciiTheme="majorHAnsi" w:cstheme="majorBidi" w:eastAsiaTheme="majorEastAsia" w:hAnsiTheme="majorHAnsi"/>
+        <w:rFonts w:asciiTheme="majorHAnsi" w:cstheme="majorBidi" w:hAnsiTheme="majorHAnsi" w:eastAsia="黑体"/>
         <w:b/>
         <w:bCs/>
       </w:rPr>
     </w:tblStylePr>
     <w:tblStylePr w:type="lastCol">
       <w:rPr>
-        <w:rFonts w:asciiTheme="majorHAnsi" w:cstheme="majorBidi" w:eastAsiaTheme="majorEastAsia" w:hAnsiTheme="majorHAnsi"/>
+        <w:rFonts w:asciiTheme="majorHAnsi" w:cstheme="majorBidi" w:hAnsiTheme="majorHAnsi" w:eastAsia="黑体"/>
         <w:b/>
         <w:bCs/>
       </w:rPr>
@@ -6508,7 +6889,7 @@
         <w:spacing w:after="0" w:before="0" w:line="240" w:lineRule="auto"/>
       </w:pPr>
       <w:rPr>
-        <w:rFonts w:asciiTheme="majorHAnsi" w:cstheme="majorBidi" w:eastAsiaTheme="majorEastAsia" w:hAnsiTheme="majorHAnsi"/>
+        <w:rFonts w:asciiTheme="majorHAnsi" w:cstheme="majorBidi" w:hAnsiTheme="majorHAnsi" w:eastAsia="黑体"/>
         <w:b/>
         <w:bCs/>
       </w:rPr>
@@ -6529,7 +6910,7 @@
         <w:spacing w:after="0" w:before="0" w:line="240" w:lineRule="auto"/>
       </w:pPr>
       <w:rPr>
-        <w:rFonts w:asciiTheme="majorHAnsi" w:cstheme="majorBidi" w:eastAsiaTheme="majorEastAsia" w:hAnsiTheme="majorHAnsi"/>
+        <w:rFonts w:asciiTheme="majorHAnsi" w:cstheme="majorBidi" w:hAnsiTheme="majorHAnsi" w:eastAsia="黑体"/>
         <w:b/>
         <w:bCs/>
       </w:rPr>
@@ -6547,14 +6928,14 @@
     </w:tblStylePr>
     <w:tblStylePr w:type="firstCol">
       <w:rPr>
-        <w:rFonts w:asciiTheme="majorHAnsi" w:cstheme="majorBidi" w:eastAsiaTheme="majorEastAsia" w:hAnsiTheme="majorHAnsi"/>
+        <w:rFonts w:asciiTheme="majorHAnsi" w:cstheme="majorBidi" w:hAnsiTheme="majorHAnsi" w:eastAsia="黑体"/>
         <w:b/>
         <w:bCs/>
       </w:rPr>
     </w:tblStylePr>
     <w:tblStylePr w:type="lastCol">
       <w:rPr>
-        <w:rFonts w:asciiTheme="majorHAnsi" w:cstheme="majorBidi" w:eastAsiaTheme="majorEastAsia" w:hAnsiTheme="majorHAnsi"/>
+        <w:rFonts w:asciiTheme="majorHAnsi" w:cstheme="majorBidi" w:hAnsiTheme="majorHAnsi" w:eastAsia="黑体"/>
         <w:b/>
         <w:bCs/>
       </w:rPr>
@@ -6638,7 +7019,7 @@
         <w:spacing w:after="0" w:before="0" w:line="240" w:lineRule="auto"/>
       </w:pPr>
       <w:rPr>
-        <w:rFonts w:asciiTheme="majorHAnsi" w:cstheme="majorBidi" w:eastAsiaTheme="majorEastAsia" w:hAnsiTheme="majorHAnsi"/>
+        <w:rFonts w:asciiTheme="majorHAnsi" w:cstheme="majorBidi" w:hAnsiTheme="majorHAnsi" w:eastAsia="黑体"/>
         <w:b/>
         <w:bCs/>
       </w:rPr>
@@ -6659,7 +7040,7 @@
         <w:spacing w:after="0" w:before="0" w:line="240" w:lineRule="auto"/>
       </w:pPr>
       <w:rPr>
-        <w:rFonts w:asciiTheme="majorHAnsi" w:cstheme="majorBidi" w:eastAsiaTheme="majorEastAsia" w:hAnsiTheme="majorHAnsi"/>
+        <w:rFonts w:asciiTheme="majorHAnsi" w:cstheme="majorBidi" w:hAnsiTheme="majorHAnsi" w:eastAsia="黑体"/>
         <w:b/>
         <w:bCs/>
       </w:rPr>
@@ -6677,14 +7058,14 @@
     </w:tblStylePr>
     <w:tblStylePr w:type="firstCol">
       <w:rPr>
-        <w:rFonts w:asciiTheme="majorHAnsi" w:cstheme="majorBidi" w:eastAsiaTheme="majorEastAsia" w:hAnsiTheme="majorHAnsi"/>
+        <w:rFonts w:asciiTheme="majorHAnsi" w:cstheme="majorBidi" w:hAnsiTheme="majorHAnsi" w:eastAsia="黑体"/>
         <w:b/>
         <w:bCs/>
       </w:rPr>
     </w:tblStylePr>
     <w:tblStylePr w:type="lastCol">
       <w:rPr>
-        <w:rFonts w:asciiTheme="majorHAnsi" w:cstheme="majorBidi" w:eastAsiaTheme="majorEastAsia" w:hAnsiTheme="majorHAnsi"/>
+        <w:rFonts w:asciiTheme="majorHAnsi" w:cstheme="majorBidi" w:hAnsiTheme="majorHAnsi" w:eastAsia="黑体"/>
         <w:b/>
         <w:bCs/>
       </w:rPr>
@@ -6768,7 +7149,7 @@
         <w:spacing w:after="0" w:before="0" w:line="240" w:lineRule="auto"/>
       </w:pPr>
       <w:rPr>
-        <w:rFonts w:asciiTheme="majorHAnsi" w:cstheme="majorBidi" w:eastAsiaTheme="majorEastAsia" w:hAnsiTheme="majorHAnsi"/>
+        <w:rFonts w:asciiTheme="majorHAnsi" w:cstheme="majorBidi" w:hAnsiTheme="majorHAnsi" w:eastAsia="黑体"/>
         <w:b/>
         <w:bCs/>
       </w:rPr>
@@ -6789,7 +7170,7 @@
         <w:spacing w:after="0" w:before="0" w:line="240" w:lineRule="auto"/>
       </w:pPr>
       <w:rPr>
-        <w:rFonts w:asciiTheme="majorHAnsi" w:cstheme="majorBidi" w:eastAsiaTheme="majorEastAsia" w:hAnsiTheme="majorHAnsi"/>
+        <w:rFonts w:asciiTheme="majorHAnsi" w:cstheme="majorBidi" w:hAnsiTheme="majorHAnsi" w:eastAsia="黑体"/>
         <w:b/>
         <w:bCs/>
       </w:rPr>
@@ -6807,14 +7188,14 @@
     </w:tblStylePr>
     <w:tblStylePr w:type="firstCol">
       <w:rPr>
-        <w:rFonts w:asciiTheme="majorHAnsi" w:cstheme="majorBidi" w:eastAsiaTheme="majorEastAsia" w:hAnsiTheme="majorHAnsi"/>
+        <w:rFonts w:asciiTheme="majorHAnsi" w:cstheme="majorBidi" w:hAnsiTheme="majorHAnsi" w:eastAsia="黑体"/>
         <w:b/>
         <w:bCs/>
       </w:rPr>
     </w:tblStylePr>
     <w:tblStylePr w:type="lastCol">
       <w:rPr>
-        <w:rFonts w:asciiTheme="majorHAnsi" w:cstheme="majorBidi" w:eastAsiaTheme="majorEastAsia" w:hAnsiTheme="majorHAnsi"/>
+        <w:rFonts w:asciiTheme="majorHAnsi" w:cstheme="majorBidi" w:hAnsiTheme="majorHAnsi" w:eastAsia="黑体"/>
         <w:b/>
         <w:bCs/>
       </w:rPr>
@@ -6898,7 +7279,7 @@
         <w:spacing w:after="0" w:before="0" w:line="240" w:lineRule="auto"/>
       </w:pPr>
       <w:rPr>
-        <w:rFonts w:asciiTheme="majorHAnsi" w:cstheme="majorBidi" w:eastAsiaTheme="majorEastAsia" w:hAnsiTheme="majorHAnsi"/>
+        <w:rFonts w:asciiTheme="majorHAnsi" w:cstheme="majorBidi" w:hAnsiTheme="majorHAnsi" w:eastAsia="黑体"/>
         <w:b/>
         <w:bCs/>
       </w:rPr>
@@ -6919,7 +7300,7 @@
         <w:spacing w:after="0" w:before="0" w:line="240" w:lineRule="auto"/>
       </w:pPr>
       <w:rPr>
-        <w:rFonts w:asciiTheme="majorHAnsi" w:cstheme="majorBidi" w:eastAsiaTheme="majorEastAsia" w:hAnsiTheme="majorHAnsi"/>
+        <w:rFonts w:asciiTheme="majorHAnsi" w:cstheme="majorBidi" w:hAnsiTheme="majorHAnsi" w:eastAsia="黑体"/>
         <w:b/>
         <w:bCs/>
       </w:rPr>
@@ -6937,14 +7318,14 @@
     </w:tblStylePr>
     <w:tblStylePr w:type="firstCol">
       <w:rPr>
-        <w:rFonts w:asciiTheme="majorHAnsi" w:cstheme="majorBidi" w:eastAsiaTheme="majorEastAsia" w:hAnsiTheme="majorHAnsi"/>
+        <w:rFonts w:asciiTheme="majorHAnsi" w:cstheme="majorBidi" w:hAnsiTheme="majorHAnsi" w:eastAsia="黑体"/>
         <w:b/>
         <w:bCs/>
       </w:rPr>
     </w:tblStylePr>
     <w:tblStylePr w:type="lastCol">
       <w:rPr>
-        <w:rFonts w:asciiTheme="majorHAnsi" w:cstheme="majorBidi" w:eastAsiaTheme="majorEastAsia" w:hAnsiTheme="majorHAnsi"/>
+        <w:rFonts w:asciiTheme="majorHAnsi" w:cstheme="majorBidi" w:hAnsiTheme="majorHAnsi" w:eastAsia="黑体"/>
         <w:b/>
         <w:bCs/>
       </w:rPr>
@@ -7027,6 +7408,7 @@
         <w:spacing w:after="0" w:before="0" w:line="240" w:lineRule="auto"/>
       </w:pPr>
       <w:rPr>
+        <w:rFonts w:eastAsia="黑体"/>
         <w:b/>
         <w:bCs/>
         <w:color w:themeColor="background1" w:val="FFFFFF"/>
@@ -7049,6 +7431,7 @@
         <w:spacing w:after="0" w:before="0" w:line="240" w:lineRule="auto"/>
       </w:pPr>
       <w:rPr>
+        <w:rFonts w:eastAsia="黑体"/>
         <w:b/>
         <w:bCs/>
       </w:rPr>
@@ -7066,12 +7449,14 @@
     </w:tblStylePr>
     <w:tblStylePr w:type="firstCol">
       <w:rPr>
+        <w:rFonts w:eastAsia="黑体"/>
         <w:b/>
         <w:bCs/>
       </w:rPr>
     </w:tblStylePr>
     <w:tblStylePr w:type="lastCol">
       <w:rPr>
+        <w:rFonts w:eastAsia="黑体"/>
         <w:b/>
         <w:bCs/>
       </w:rPr>
@@ -7133,6 +7518,7 @@
         <w:spacing w:after="0" w:before="0" w:line="240" w:lineRule="auto"/>
       </w:pPr>
       <w:rPr>
+        <w:rFonts w:eastAsia="黑体"/>
         <w:b/>
         <w:bCs/>
         <w:color w:themeColor="background1" w:val="FFFFFF"/>
@@ -7155,6 +7541,7 @@
         <w:spacing w:after="0" w:before="0" w:line="240" w:lineRule="auto"/>
       </w:pPr>
       <w:rPr>
+        <w:rFonts w:eastAsia="黑体"/>
         <w:b/>
         <w:bCs/>
       </w:rPr>
@@ -7172,12 +7559,14 @@
     </w:tblStylePr>
     <w:tblStylePr w:type="firstCol">
       <w:rPr>
+        <w:rFonts w:eastAsia="黑体"/>
         <w:b/>
         <w:bCs/>
       </w:rPr>
     </w:tblStylePr>
     <w:tblStylePr w:type="lastCol">
       <w:rPr>
+        <w:rFonts w:eastAsia="黑体"/>
         <w:b/>
         <w:bCs/>
       </w:rPr>
@@ -7239,6 +7628,7 @@
         <w:spacing w:after="0" w:before="0" w:line="240" w:lineRule="auto"/>
       </w:pPr>
       <w:rPr>
+        <w:rFonts w:eastAsia="黑体"/>
         <w:b/>
         <w:bCs/>
         <w:color w:themeColor="background1" w:val="FFFFFF"/>
@@ -7261,6 +7651,7 @@
         <w:spacing w:after="0" w:before="0" w:line="240" w:lineRule="auto"/>
       </w:pPr>
       <w:rPr>
+        <w:rFonts w:eastAsia="黑体"/>
         <w:b/>
         <w:bCs/>
       </w:rPr>
@@ -7278,12 +7669,14 @@
     </w:tblStylePr>
     <w:tblStylePr w:type="firstCol">
       <w:rPr>
+        <w:rFonts w:eastAsia="黑体"/>
         <w:b/>
         <w:bCs/>
       </w:rPr>
     </w:tblStylePr>
     <w:tblStylePr w:type="lastCol">
       <w:rPr>
+        <w:rFonts w:eastAsia="黑体"/>
         <w:b/>
         <w:bCs/>
       </w:rPr>
@@ -7345,6 +7738,7 @@
         <w:spacing w:after="0" w:before="0" w:line="240" w:lineRule="auto"/>
       </w:pPr>
       <w:rPr>
+        <w:rFonts w:eastAsia="黑体"/>
         <w:b/>
         <w:bCs/>
         <w:color w:themeColor="background1" w:val="FFFFFF"/>
@@ -7367,6 +7761,7 @@
         <w:spacing w:after="0" w:before="0" w:line="240" w:lineRule="auto"/>
       </w:pPr>
       <w:rPr>
+        <w:rFonts w:eastAsia="黑体"/>
         <w:b/>
         <w:bCs/>
       </w:rPr>
@@ -7384,12 +7779,14 @@
     </w:tblStylePr>
     <w:tblStylePr w:type="firstCol">
       <w:rPr>
+        <w:rFonts w:eastAsia="黑体"/>
         <w:b/>
         <w:bCs/>
       </w:rPr>
     </w:tblStylePr>
     <w:tblStylePr w:type="lastCol">
       <w:rPr>
+        <w:rFonts w:eastAsia="黑体"/>
         <w:b/>
         <w:bCs/>
       </w:rPr>
@@ -7451,6 +7848,7 @@
         <w:spacing w:after="0" w:before="0" w:line="240" w:lineRule="auto"/>
       </w:pPr>
       <w:rPr>
+        <w:rFonts w:eastAsia="黑体"/>
         <w:b/>
         <w:bCs/>
         <w:color w:themeColor="background1" w:val="FFFFFF"/>
@@ -7473,6 +7871,7 @@
         <w:spacing w:after="0" w:before="0" w:line="240" w:lineRule="auto"/>
       </w:pPr>
       <w:rPr>
+        <w:rFonts w:eastAsia="黑体"/>
         <w:b/>
         <w:bCs/>
       </w:rPr>
@@ -7490,12 +7889,14 @@
     </w:tblStylePr>
     <w:tblStylePr w:type="firstCol">
       <w:rPr>
+        <w:rFonts w:eastAsia="黑体"/>
         <w:b/>
         <w:bCs/>
       </w:rPr>
     </w:tblStylePr>
     <w:tblStylePr w:type="lastCol">
       <w:rPr>
+        <w:rFonts w:eastAsia="黑体"/>
         <w:b/>
         <w:bCs/>
       </w:rPr>
@@ -7557,6 +7958,7 @@
         <w:spacing w:after="0" w:before="0" w:line="240" w:lineRule="auto"/>
       </w:pPr>
       <w:rPr>
+        <w:rFonts w:eastAsia="黑体"/>
         <w:b/>
         <w:bCs/>
         <w:color w:themeColor="background1" w:val="FFFFFF"/>
@@ -7579,6 +7981,7 @@
         <w:spacing w:after="0" w:before="0" w:line="240" w:lineRule="auto"/>
       </w:pPr>
       <w:rPr>
+        <w:rFonts w:eastAsia="黑体"/>
         <w:b/>
         <w:bCs/>
       </w:rPr>
@@ -7596,12 +7999,14 @@
     </w:tblStylePr>
     <w:tblStylePr w:type="firstCol">
       <w:rPr>
+        <w:rFonts w:eastAsia="黑体"/>
         <w:b/>
         <w:bCs/>
       </w:rPr>
     </w:tblStylePr>
     <w:tblStylePr w:type="lastCol">
       <w:rPr>
+        <w:rFonts w:eastAsia="黑体"/>
         <w:b/>
         <w:bCs/>
       </w:rPr>
@@ -7663,6 +8068,7 @@
         <w:spacing w:after="0" w:before="0" w:line="240" w:lineRule="auto"/>
       </w:pPr>
       <w:rPr>
+        <w:rFonts w:eastAsia="黑体"/>
         <w:b/>
         <w:bCs/>
         <w:color w:themeColor="background1" w:val="FFFFFF"/>
@@ -7685,6 +8091,7 @@
         <w:spacing w:after="0" w:before="0" w:line="240" w:lineRule="auto"/>
       </w:pPr>
       <w:rPr>
+        <w:rFonts w:eastAsia="黑体"/>
         <w:b/>
         <w:bCs/>
       </w:rPr>
@@ -7702,12 +8109,14 @@
     </w:tblStylePr>
     <w:tblStylePr w:type="firstCol">
       <w:rPr>
+        <w:rFonts w:eastAsia="黑体"/>
         <w:b/>
         <w:bCs/>
       </w:rPr>
     </w:tblStylePr>
     <w:tblStylePr w:type="lastCol">
       <w:rPr>
+        <w:rFonts w:eastAsia="黑体"/>
         <w:b/>
         <w:bCs/>
       </w:rPr>
@@ -7766,6 +8175,7 @@
         <w:spacing w:after="0" w:before="0" w:line="240" w:lineRule="auto"/>
       </w:pPr>
       <w:rPr>
+        <w:rFonts w:eastAsia="黑体"/>
         <w:b/>
         <w:bCs/>
         <w:color w:themeColor="background1" w:val="FFFFFF"/>
@@ -7788,6 +8198,7 @@
         <w:spacing w:after="0" w:before="0" w:line="240" w:lineRule="auto"/>
       </w:pPr>
       <w:rPr>
+        <w:rFonts w:eastAsia="黑体"/>
         <w:color w:val="auto"/>
       </w:rPr>
       <w:tblPr/>
@@ -7805,6 +8216,7 @@
     </w:tblStylePr>
     <w:tblStylePr w:type="firstCol">
       <w:rPr>
+        <w:rFonts w:eastAsia="黑体"/>
         <w:b/>
         <w:bCs/>
         <w:color w:themeColor="background1" w:val="FFFFFF"/>
@@ -7824,6 +8236,7 @@
     </w:tblStylePr>
     <w:tblStylePr w:type="lastCol">
       <w:rPr>
+        <w:rFonts w:eastAsia="黑体"/>
         <w:b/>
         <w:bCs/>
         <w:color w:themeColor="background1" w:val="FFFFFF"/>
@@ -7872,6 +8285,7 @@
     </w:tblStylePr>
     <w:tblStylePr w:type="nwCell">
       <w:rPr>
+        <w:rFonts w:eastAsia="黑体"/>
         <w:color w:themeColor="background1" w:val="FFFFFF"/>
       </w:rPr>
       <w:tblPr/>
@@ -7915,6 +8329,7 @@
         <w:spacing w:after="0" w:before="0" w:line="240" w:lineRule="auto"/>
       </w:pPr>
       <w:rPr>
+        <w:rFonts w:eastAsia="黑体"/>
         <w:b/>
         <w:bCs/>
         <w:color w:themeColor="background1" w:val="FFFFFF"/>
@@ -7937,6 +8352,7 @@
         <w:spacing w:after="0" w:before="0" w:line="240" w:lineRule="auto"/>
       </w:pPr>
       <w:rPr>
+        <w:rFonts w:eastAsia="黑体"/>
         <w:color w:val="auto"/>
       </w:rPr>
       <w:tblPr/>
@@ -7954,6 +8370,7 @@
     </w:tblStylePr>
     <w:tblStylePr w:type="firstCol">
       <w:rPr>
+        <w:rFonts w:eastAsia="黑体"/>
         <w:b/>
         <w:bCs/>
         <w:color w:themeColor="background1" w:val="FFFFFF"/>
@@ -7973,6 +8390,7 @@
     </w:tblStylePr>
     <w:tblStylePr w:type="lastCol">
       <w:rPr>
+        <w:rFonts w:eastAsia="黑体"/>
         <w:b/>
         <w:bCs/>
         <w:color w:themeColor="background1" w:val="FFFFFF"/>
@@ -8021,6 +8439,7 @@
     </w:tblStylePr>
     <w:tblStylePr w:type="nwCell">
       <w:rPr>
+        <w:rFonts w:eastAsia="黑体"/>
         <w:color w:themeColor="background1" w:val="FFFFFF"/>
       </w:rPr>
       <w:tblPr/>
@@ -8064,6 +8483,7 @@
         <w:spacing w:after="0" w:before="0" w:line="240" w:lineRule="auto"/>
       </w:pPr>
       <w:rPr>
+        <w:rFonts w:eastAsia="黑体"/>
         <w:b/>
         <w:bCs/>
         <w:color w:themeColor="background1" w:val="FFFFFF"/>
@@ -8086,6 +8506,7 @@
         <w:spacing w:after="0" w:before="0" w:line="240" w:lineRule="auto"/>
       </w:pPr>
       <w:rPr>
+        <w:rFonts w:eastAsia="黑体"/>
         <w:color w:val="auto"/>
       </w:rPr>
       <w:tblPr/>
@@ -8103,6 +8524,7 @@
     </w:tblStylePr>
     <w:tblStylePr w:type="firstCol">
       <w:rPr>
+        <w:rFonts w:eastAsia="黑体"/>
         <w:b/>
         <w:bCs/>
         <w:color w:themeColor="background1" w:val="FFFFFF"/>
@@ -8122,6 +8544,7 @@
     </w:tblStylePr>
     <w:tblStylePr w:type="lastCol">
       <w:rPr>
+        <w:rFonts w:eastAsia="黑体"/>
         <w:b/>
         <w:bCs/>
         <w:color w:themeColor="background1" w:val="FFFFFF"/>
@@ -8170,6 +8593,7 @@
     </w:tblStylePr>
     <w:tblStylePr w:type="nwCell">
       <w:rPr>
+        <w:rFonts w:eastAsia="黑体"/>
         <w:color w:themeColor="background1" w:val="FFFFFF"/>
       </w:rPr>
       <w:tblPr/>
@@ -8213,6 +8637,7 @@
         <w:spacing w:after="0" w:before="0" w:line="240" w:lineRule="auto"/>
       </w:pPr>
       <w:rPr>
+        <w:rFonts w:eastAsia="黑体"/>
         <w:b/>
         <w:bCs/>
         <w:color w:themeColor="background1" w:val="FFFFFF"/>
@@ -8235,6 +8660,7 @@
         <w:spacing w:after="0" w:before="0" w:line="240" w:lineRule="auto"/>
       </w:pPr>
       <w:rPr>
+        <w:rFonts w:eastAsia="黑体"/>
         <w:color w:val="auto"/>
       </w:rPr>
       <w:tblPr/>
@@ -8252,6 +8678,7 @@
     </w:tblStylePr>
     <w:tblStylePr w:type="firstCol">
       <w:rPr>
+        <w:rFonts w:eastAsia="黑体"/>
         <w:b/>
         <w:bCs/>
         <w:color w:themeColor="background1" w:val="FFFFFF"/>
@@ -8271,6 +8698,7 @@
     </w:tblStylePr>
     <w:tblStylePr w:type="lastCol">
       <w:rPr>
+        <w:rFonts w:eastAsia="黑体"/>
         <w:b/>
         <w:bCs/>
         <w:color w:themeColor="background1" w:val="FFFFFF"/>
@@ -8319,6 +8747,7 @@
     </w:tblStylePr>
     <w:tblStylePr w:type="nwCell">
       <w:rPr>
+        <w:rFonts w:eastAsia="黑体"/>
         <w:color w:themeColor="background1" w:val="FFFFFF"/>
       </w:rPr>
       <w:tblPr/>
@@ -8362,6 +8791,7 @@
         <w:spacing w:after="0" w:before="0" w:line="240" w:lineRule="auto"/>
       </w:pPr>
       <w:rPr>
+        <w:rFonts w:eastAsia="黑体"/>
         <w:b/>
         <w:bCs/>
         <w:color w:themeColor="background1" w:val="FFFFFF"/>
@@ -8384,6 +8814,7 @@
         <w:spacing w:after="0" w:before="0" w:line="240" w:lineRule="auto"/>
       </w:pPr>
       <w:rPr>
+        <w:rFonts w:eastAsia="黑体"/>
         <w:color w:val="auto"/>
       </w:rPr>
       <w:tblPr/>
@@ -8401,6 +8832,7 @@
     </w:tblStylePr>
     <w:tblStylePr w:type="firstCol">
       <w:rPr>
+        <w:rFonts w:eastAsia="黑体"/>
         <w:b/>
         <w:bCs/>
         <w:color w:themeColor="background1" w:val="FFFFFF"/>
@@ -8420,6 +8852,7 @@
     </w:tblStylePr>
     <w:tblStylePr w:type="lastCol">
       <w:rPr>
+        <w:rFonts w:eastAsia="黑体"/>
         <w:b/>
         <w:bCs/>
         <w:color w:themeColor="background1" w:val="FFFFFF"/>
@@ -8468,6 +8901,7 @@
     </w:tblStylePr>
     <w:tblStylePr w:type="nwCell">
       <w:rPr>
+        <w:rFonts w:eastAsia="黑体"/>
         <w:color w:themeColor="background1" w:val="FFFFFF"/>
       </w:rPr>
       <w:tblPr/>
@@ -8511,6 +8945,7 @@
         <w:spacing w:after="0" w:before="0" w:line="240" w:lineRule="auto"/>
       </w:pPr>
       <w:rPr>
+        <w:rFonts w:eastAsia="黑体"/>
         <w:b/>
         <w:bCs/>
         <w:color w:themeColor="background1" w:val="FFFFFF"/>
@@ -8533,6 +8968,7 @@
         <w:spacing w:after="0" w:before="0" w:line="240" w:lineRule="auto"/>
       </w:pPr>
       <w:rPr>
+        <w:rFonts w:eastAsia="黑体"/>
         <w:color w:val="auto"/>
       </w:rPr>
       <w:tblPr/>
@@ -8550,6 +8986,7 @@
     </w:tblStylePr>
     <w:tblStylePr w:type="firstCol">
       <w:rPr>
+        <w:rFonts w:eastAsia="黑体"/>
         <w:b/>
         <w:bCs/>
         <w:color w:themeColor="background1" w:val="FFFFFF"/>
@@ -8569,6 +9006,7 @@
     </w:tblStylePr>
     <w:tblStylePr w:type="lastCol">
       <w:rPr>
+        <w:rFonts w:eastAsia="黑体"/>
         <w:b/>
         <w:bCs/>
         <w:color w:themeColor="background1" w:val="FFFFFF"/>
@@ -8617,6 +9055,7 @@
     </w:tblStylePr>
     <w:tblStylePr w:type="nwCell">
       <w:rPr>
+        <w:rFonts w:eastAsia="黑体"/>
         <w:color w:themeColor="background1" w:val="FFFFFF"/>
       </w:rPr>
       <w:tblPr/>
@@ -8660,6 +9099,7 @@
         <w:spacing w:after="0" w:before="0" w:line="240" w:lineRule="auto"/>
       </w:pPr>
       <w:rPr>
+        <w:rFonts w:eastAsia="黑体"/>
         <w:b/>
         <w:bCs/>
         <w:color w:themeColor="background1" w:val="FFFFFF"/>
@@ -8682,6 +9122,7 @@
         <w:spacing w:after="0" w:before="0" w:line="240" w:lineRule="auto"/>
       </w:pPr>
       <w:rPr>
+        <w:rFonts w:eastAsia="黑体"/>
         <w:color w:val="auto"/>
       </w:rPr>
       <w:tblPr/>
@@ -8699,6 +9140,7 @@
     </w:tblStylePr>
     <w:tblStylePr w:type="firstCol">
       <w:rPr>
+        <w:rFonts w:eastAsia="黑体"/>
         <w:b/>
         <w:bCs/>
         <w:color w:themeColor="background1" w:val="FFFFFF"/>
@@ -8718,6 +9160,7 @@
     </w:tblStylePr>
     <w:tblStylePr w:type="lastCol">
       <w:rPr>
+        <w:rFonts w:eastAsia="黑体"/>
         <w:b/>
         <w:bCs/>
         <w:color w:themeColor="background1" w:val="FFFFFF"/>
@@ -8766,6 +9209,7 @@
     </w:tblStylePr>
     <w:tblStylePr w:type="nwCell">
       <w:rPr>
+        <w:rFonts w:eastAsia="黑体"/>
         <w:color w:themeColor="background1" w:val="FFFFFF"/>
       </w:rPr>
       <w:tblPr/>
@@ -8790,6 +9234,7 @@
       <w:spacing w:after="0" w:line="240" w:lineRule="auto"/>
     </w:pPr>
     <w:rPr>
+      <w:rFonts w:eastAsia="黑体"/>
       <w:color w:themeColor="text1" w:val="000000"/>
     </w:rPr>
     <w:tblPr>
@@ -8809,7 +9254,7 @@
     </w:tblPr>
     <w:tblStylePr w:type="firstRow">
       <w:rPr>
-        <w:rFonts w:asciiTheme="majorHAnsi" w:cstheme="majorBidi" w:eastAsiaTheme="majorEastAsia" w:hAnsiTheme="majorHAnsi"/>
+        <w:rFonts w:asciiTheme="majorHAnsi" w:cstheme="majorBidi" w:hAnsiTheme="majorHAnsi" w:eastAsia="黑体"/>
       </w:rPr>
       <w:tblPr/>
       <w:tcPr>
@@ -8821,6 +9266,7 @@
     </w:tblStylePr>
     <w:tblStylePr w:type="lastRow">
       <w:rPr>
+        <w:rFonts w:eastAsia="黑体"/>
         <w:b/>
         <w:bCs/>
         <w:color w:themeColor="text2" w:val="1F497D"/>
@@ -8835,12 +9281,14 @@
     </w:tblStylePr>
     <w:tblStylePr w:type="firstCol">
       <w:rPr>
+        <w:rFonts w:eastAsia="黑体"/>
         <w:b/>
         <w:bCs/>
       </w:rPr>
     </w:tblStylePr>
     <w:tblStylePr w:type="lastCol">
       <w:rPr>
+        <w:rFonts w:eastAsia="黑体"/>
         <w:b/>
         <w:bCs/>
       </w:rPr>
@@ -8874,6 +9322,7 @@
       <w:spacing w:after="0" w:line="240" w:lineRule="auto"/>
     </w:pPr>
     <w:rPr>
+      <w:rFonts w:eastAsia="黑体"/>
       <w:color w:themeColor="text1" w:val="000000"/>
     </w:rPr>
     <w:tblPr>
@@ -8893,7 +9342,7 @@
     </w:tblPr>
     <w:tblStylePr w:type="firstRow">
       <w:rPr>
-        <w:rFonts w:asciiTheme="majorHAnsi" w:cstheme="majorBidi" w:eastAsiaTheme="majorEastAsia" w:hAnsiTheme="majorHAnsi"/>
+        <w:rFonts w:asciiTheme="majorHAnsi" w:cstheme="majorBidi" w:hAnsiTheme="majorHAnsi" w:eastAsia="黑体"/>
       </w:rPr>
       <w:tblPr/>
       <w:tcPr>
@@ -8905,6 +9354,7 @@
     </w:tblStylePr>
     <w:tblStylePr w:type="lastRow">
       <w:rPr>
+        <w:rFonts w:eastAsia="黑体"/>
         <w:b/>
         <w:bCs/>
         <w:color w:themeColor="text2" w:val="1F497D"/>
@@ -8919,12 +9369,14 @@
     </w:tblStylePr>
     <w:tblStylePr w:type="firstCol">
       <w:rPr>
+        <w:rFonts w:eastAsia="黑体"/>
         <w:b/>
         <w:bCs/>
       </w:rPr>
     </w:tblStylePr>
     <w:tblStylePr w:type="lastCol">
       <w:rPr>
+        <w:rFonts w:eastAsia="黑体"/>
         <w:b/>
         <w:bCs/>
       </w:rPr>
@@ -8958,6 +9410,7 @@
       <w:spacing w:after="0" w:line="240" w:lineRule="auto"/>
     </w:pPr>
     <w:rPr>
+      <w:rFonts w:eastAsia="黑体"/>
       <w:color w:themeColor="text1" w:val="000000"/>
     </w:rPr>
     <w:tblPr>
@@ -8977,7 +9430,7 @@
     </w:tblPr>
     <w:tblStylePr w:type="firstRow">
       <w:rPr>
-        <w:rFonts w:asciiTheme="majorHAnsi" w:cstheme="majorBidi" w:eastAsiaTheme="majorEastAsia" w:hAnsiTheme="majorHAnsi"/>
+        <w:rFonts w:asciiTheme="majorHAnsi" w:cstheme="majorBidi" w:hAnsiTheme="majorHAnsi" w:eastAsia="黑体"/>
       </w:rPr>
       <w:tblPr/>
       <w:tcPr>
@@ -8989,6 +9442,7 @@
     </w:tblStylePr>
     <w:tblStylePr w:type="lastRow">
       <w:rPr>
+        <w:rFonts w:eastAsia="黑体"/>
         <w:b/>
         <w:bCs/>
         <w:color w:themeColor="text2" w:val="1F497D"/>
@@ -9003,12 +9457,14 @@
     </w:tblStylePr>
     <w:tblStylePr w:type="firstCol">
       <w:rPr>
+        <w:rFonts w:eastAsia="黑体"/>
         <w:b/>
         <w:bCs/>
       </w:rPr>
     </w:tblStylePr>
     <w:tblStylePr w:type="lastCol">
       <w:rPr>
+        <w:rFonts w:eastAsia="黑体"/>
         <w:b/>
         <w:bCs/>
       </w:rPr>
@@ -9042,6 +9498,7 @@
       <w:spacing w:after="0" w:line="240" w:lineRule="auto"/>
     </w:pPr>
     <w:rPr>
+      <w:rFonts w:eastAsia="黑体"/>
       <w:color w:themeColor="text1" w:val="000000"/>
     </w:rPr>
     <w:tblPr>
@@ -9061,7 +9518,7 @@
     </w:tblPr>
     <w:tblStylePr w:type="firstRow">
       <w:rPr>
-        <w:rFonts w:asciiTheme="majorHAnsi" w:cstheme="majorBidi" w:eastAsiaTheme="majorEastAsia" w:hAnsiTheme="majorHAnsi"/>
+        <w:rFonts w:asciiTheme="majorHAnsi" w:cstheme="majorBidi" w:hAnsiTheme="majorHAnsi" w:eastAsia="黑体"/>
       </w:rPr>
       <w:tblPr/>
       <w:tcPr>
@@ -9073,6 +9530,7 @@
     </w:tblStylePr>
     <w:tblStylePr w:type="lastRow">
       <w:rPr>
+        <w:rFonts w:eastAsia="黑体"/>
         <w:b/>
         <w:bCs/>
         <w:color w:themeColor="text2" w:val="1F497D"/>
@@ -9087,12 +9545,14 @@
     </w:tblStylePr>
     <w:tblStylePr w:type="firstCol">
       <w:rPr>
+        <w:rFonts w:eastAsia="黑体"/>
         <w:b/>
         <w:bCs/>
       </w:rPr>
     </w:tblStylePr>
     <w:tblStylePr w:type="lastCol">
       <w:rPr>
+        <w:rFonts w:eastAsia="黑体"/>
         <w:b/>
         <w:bCs/>
       </w:rPr>
@@ -9126,6 +9586,7 @@
       <w:spacing w:after="0" w:line="240" w:lineRule="auto"/>
     </w:pPr>
     <w:rPr>
+      <w:rFonts w:eastAsia="黑体"/>
       <w:color w:themeColor="text1" w:val="000000"/>
     </w:rPr>
     <w:tblPr>
@@ -9145,7 +9606,7 @@
     </w:tblPr>
     <w:tblStylePr w:type="firstRow">
       <w:rPr>
-        <w:rFonts w:asciiTheme="majorHAnsi" w:cstheme="majorBidi" w:eastAsiaTheme="majorEastAsia" w:hAnsiTheme="majorHAnsi"/>
+        <w:rFonts w:asciiTheme="majorHAnsi" w:cstheme="majorBidi" w:hAnsiTheme="majorHAnsi" w:eastAsia="黑体"/>
       </w:rPr>
       <w:tblPr/>
       <w:tcPr>
@@ -9157,6 +9618,7 @@
     </w:tblStylePr>
     <w:tblStylePr w:type="lastRow">
       <w:rPr>
+        <w:rFonts w:eastAsia="黑体"/>
         <w:b/>
         <w:bCs/>
         <w:color w:themeColor="text2" w:val="1F497D"/>
@@ -9171,12 +9633,14 @@
     </w:tblStylePr>
     <w:tblStylePr w:type="firstCol">
       <w:rPr>
+        <w:rFonts w:eastAsia="黑体"/>
         <w:b/>
         <w:bCs/>
       </w:rPr>
     </w:tblStylePr>
     <w:tblStylePr w:type="lastCol">
       <w:rPr>
+        <w:rFonts w:eastAsia="黑体"/>
         <w:b/>
         <w:bCs/>
       </w:rPr>
@@ -9210,6 +9674,7 @@
       <w:spacing w:after="0" w:line="240" w:lineRule="auto"/>
     </w:pPr>
     <w:rPr>
+      <w:rFonts w:eastAsia="黑体"/>
       <w:color w:themeColor="text1" w:val="000000"/>
     </w:rPr>
     <w:tblPr>
@@ -9229,7 +9694,7 @@
     </w:tblPr>
     <w:tblStylePr w:type="firstRow">
       <w:rPr>
-        <w:rFonts w:asciiTheme="majorHAnsi" w:cstheme="majorBidi" w:eastAsiaTheme="majorEastAsia" w:hAnsiTheme="majorHAnsi"/>
+        <w:rFonts w:asciiTheme="majorHAnsi" w:cstheme="majorBidi" w:hAnsiTheme="majorHAnsi" w:eastAsia="黑体"/>
       </w:rPr>
       <w:tblPr/>
       <w:tcPr>
@@ -9241,6 +9706,7 @@
     </w:tblStylePr>
     <w:tblStylePr w:type="lastRow">
       <w:rPr>
+        <w:rFonts w:eastAsia="黑体"/>
         <w:b/>
         <w:bCs/>
         <w:color w:themeColor="text2" w:val="1F497D"/>
@@ -9255,12 +9721,14 @@
     </w:tblStylePr>
     <w:tblStylePr w:type="firstCol">
       <w:rPr>
+        <w:rFonts w:eastAsia="黑体"/>
         <w:b/>
         <w:bCs/>
       </w:rPr>
     </w:tblStylePr>
     <w:tblStylePr w:type="lastCol">
       <w:rPr>
+        <w:rFonts w:eastAsia="黑体"/>
         <w:b/>
         <w:bCs/>
       </w:rPr>
@@ -9294,6 +9762,7 @@
       <w:spacing w:after="0" w:line="240" w:lineRule="auto"/>
     </w:pPr>
     <w:rPr>
+      <w:rFonts w:eastAsia="黑体"/>
       <w:color w:themeColor="text1" w:val="000000"/>
     </w:rPr>
     <w:tblPr>
@@ -9313,7 +9782,7 @@
     </w:tblPr>
     <w:tblStylePr w:type="firstRow">
       <w:rPr>
-        <w:rFonts w:asciiTheme="majorHAnsi" w:cstheme="majorBidi" w:eastAsiaTheme="majorEastAsia" w:hAnsiTheme="majorHAnsi"/>
+        <w:rFonts w:asciiTheme="majorHAnsi" w:cstheme="majorBidi" w:hAnsiTheme="majorHAnsi" w:eastAsia="黑体"/>
       </w:rPr>
       <w:tblPr/>
       <w:tcPr>
@@ -9325,6 +9794,7 @@
     </w:tblStylePr>
     <w:tblStylePr w:type="lastRow">
       <w:rPr>
+        <w:rFonts w:eastAsia="黑体"/>
         <w:b/>
         <w:bCs/>
         <w:color w:themeColor="text2" w:val="1F497D"/>
@@ -9339,12 +9809,14 @@
     </w:tblStylePr>
     <w:tblStylePr w:type="firstCol">
       <w:rPr>
+        <w:rFonts w:eastAsia="黑体"/>
         <w:b/>
         <w:bCs/>
       </w:rPr>
     </w:tblStylePr>
     <w:tblStylePr w:type="lastCol">
       <w:rPr>
+        <w:rFonts w:eastAsia="黑体"/>
         <w:b/>
         <w:bCs/>
       </w:rPr>
@@ -9378,7 +9850,7 @@
       <w:spacing w:after="0" w:line="240" w:lineRule="auto"/>
     </w:pPr>
     <w:rPr>
-      <w:rFonts w:asciiTheme="majorHAnsi" w:cstheme="majorBidi" w:eastAsiaTheme="majorEastAsia" w:hAnsiTheme="majorHAnsi"/>
+      <w:rFonts w:asciiTheme="majorHAnsi" w:cstheme="majorBidi" w:hAnsiTheme="majorHAnsi" w:eastAsia="黑体"/>
       <w:color w:themeColor="text1" w:val="000000"/>
     </w:rPr>
     <w:tblPr>
@@ -9400,6 +9872,7 @@
     </w:tblPr>
     <w:tblStylePr w:type="firstRow">
       <w:rPr>
+        <w:rFonts w:eastAsia="黑体"/>
         <w:sz w:val="24"/>
         <w:szCs w:val="24"/>
       </w:rPr>
@@ -9506,7 +9979,7 @@
       <w:spacing w:after="0" w:line="240" w:lineRule="auto"/>
     </w:pPr>
     <w:rPr>
-      <w:rFonts w:asciiTheme="majorHAnsi" w:cstheme="majorBidi" w:eastAsiaTheme="majorEastAsia" w:hAnsiTheme="majorHAnsi"/>
+      <w:rFonts w:asciiTheme="majorHAnsi" w:cstheme="majorBidi" w:hAnsiTheme="majorHAnsi" w:eastAsia="黑体"/>
       <w:color w:themeColor="text1" w:val="000000"/>
     </w:rPr>
     <w:tblPr>
@@ -9528,6 +10001,7 @@
     </w:tblPr>
     <w:tblStylePr w:type="firstRow">
       <w:rPr>
+        <w:rFonts w:eastAsia="黑体"/>
         <w:sz w:val="24"/>
         <w:szCs w:val="24"/>
       </w:rPr>
@@ -9634,7 +10108,7 @@
       <w:spacing w:after="0" w:line="240" w:lineRule="auto"/>
     </w:pPr>
     <w:rPr>
-      <w:rFonts w:asciiTheme="majorHAnsi" w:cstheme="majorBidi" w:eastAsiaTheme="majorEastAsia" w:hAnsiTheme="majorHAnsi"/>
+      <w:rFonts w:asciiTheme="majorHAnsi" w:cstheme="majorBidi" w:hAnsiTheme="majorHAnsi" w:eastAsia="黑体"/>
       <w:color w:themeColor="text1" w:val="000000"/>
     </w:rPr>
     <w:tblPr>
@@ -9656,6 +10130,7 @@
     </w:tblPr>
     <w:tblStylePr w:type="firstRow">
       <w:rPr>
+        <w:rFonts w:eastAsia="黑体"/>
         <w:sz w:val="24"/>
         <w:szCs w:val="24"/>
       </w:rPr>
@@ -9762,7 +10237,7 @@
       <w:spacing w:after="0" w:line="240" w:lineRule="auto"/>
     </w:pPr>
     <w:rPr>
-      <w:rFonts w:asciiTheme="majorHAnsi" w:cstheme="majorBidi" w:eastAsiaTheme="majorEastAsia" w:hAnsiTheme="majorHAnsi"/>
+      <w:rFonts w:asciiTheme="majorHAnsi" w:cstheme="majorBidi" w:hAnsiTheme="majorHAnsi" w:eastAsia="黑体"/>
       <w:color w:themeColor="text1" w:val="000000"/>
     </w:rPr>
     <w:tblPr>
@@ -9784,6 +10259,7 @@
     </w:tblPr>
     <w:tblStylePr w:type="firstRow">
       <w:rPr>
+        <w:rFonts w:eastAsia="黑体"/>
         <w:sz w:val="24"/>
         <w:szCs w:val="24"/>
       </w:rPr>
@@ -9890,7 +10366,7 @@
       <w:spacing w:after="0" w:line="240" w:lineRule="auto"/>
     </w:pPr>
     <w:rPr>
-      <w:rFonts w:asciiTheme="majorHAnsi" w:cstheme="majorBidi" w:eastAsiaTheme="majorEastAsia" w:hAnsiTheme="majorHAnsi"/>
+      <w:rFonts w:asciiTheme="majorHAnsi" w:cstheme="majorBidi" w:hAnsiTheme="majorHAnsi" w:eastAsia="黑体"/>
       <w:color w:themeColor="text1" w:val="000000"/>
     </w:rPr>
     <w:tblPr>
@@ -9912,6 +10388,7 @@
     </w:tblPr>
     <w:tblStylePr w:type="firstRow">
       <w:rPr>
+        <w:rFonts w:eastAsia="黑体"/>
         <w:sz w:val="24"/>
         <w:szCs w:val="24"/>
       </w:rPr>
@@ -10018,7 +10495,7 @@
       <w:spacing w:after="0" w:line="240" w:lineRule="auto"/>
     </w:pPr>
     <w:rPr>
-      <w:rFonts w:asciiTheme="majorHAnsi" w:cstheme="majorBidi" w:eastAsiaTheme="majorEastAsia" w:hAnsiTheme="majorHAnsi"/>
+      <w:rFonts w:asciiTheme="majorHAnsi" w:cstheme="majorBidi" w:hAnsiTheme="majorHAnsi" w:eastAsia="黑体"/>
       <w:color w:themeColor="text1" w:val="000000"/>
     </w:rPr>
     <w:tblPr>
@@ -10040,6 +10517,7 @@
     </w:tblPr>
     <w:tblStylePr w:type="firstRow">
       <w:rPr>
+        <w:rFonts w:eastAsia="黑体"/>
         <w:sz w:val="24"/>
         <w:szCs w:val="24"/>
       </w:rPr>
@@ -10146,7 +10624,7 @@
       <w:spacing w:after="0" w:line="240" w:lineRule="auto"/>
     </w:pPr>
     <w:rPr>
-      <w:rFonts w:asciiTheme="majorHAnsi" w:cstheme="majorBidi" w:eastAsiaTheme="majorEastAsia" w:hAnsiTheme="majorHAnsi"/>
+      <w:rFonts w:asciiTheme="majorHAnsi" w:cstheme="majorBidi" w:hAnsiTheme="majorHAnsi" w:eastAsia="黑体"/>
       <w:color w:themeColor="text1" w:val="000000"/>
     </w:rPr>
     <w:tblPr>
@@ -10168,6 +10646,7 @@
     </w:tblPr>
     <w:tblStylePr w:type="firstRow">
       <w:rPr>
+        <w:rFonts w:eastAsia="黑体"/>
         <w:sz w:val="24"/>
         <w:szCs w:val="24"/>
       </w:rPr>
@@ -10297,12 +10776,14 @@
     </w:tcPr>
     <w:tblStylePr w:type="firstRow">
       <w:rPr>
+        <w:rFonts w:eastAsia="黑体"/>
         <w:b/>
         <w:bCs/>
       </w:rPr>
     </w:tblStylePr>
     <w:tblStylePr w:type="lastRow">
       <w:rPr>
+        <w:rFonts w:eastAsia="黑体"/>
         <w:b/>
         <w:bCs/>
       </w:rPr>
@@ -10315,12 +10796,14 @@
     </w:tblStylePr>
     <w:tblStylePr w:type="firstCol">
       <w:rPr>
+        <w:rFonts w:eastAsia="黑体"/>
         <w:b/>
         <w:bCs/>
       </w:rPr>
     </w:tblStylePr>
     <w:tblStylePr w:type="lastCol">
       <w:rPr>
+        <w:rFonts w:eastAsia="黑体"/>
         <w:b/>
         <w:bCs/>
       </w:rPr>
@@ -10370,12 +10853,14 @@
     </w:tcPr>
     <w:tblStylePr w:type="firstRow">
       <w:rPr>
+        <w:rFonts w:eastAsia="黑体"/>
         <w:b/>
         <w:bCs/>
       </w:rPr>
     </w:tblStylePr>
     <w:tblStylePr w:type="lastRow">
       <w:rPr>
+        <w:rFonts w:eastAsia="黑体"/>
         <w:b/>
         <w:bCs/>
       </w:rPr>
@@ -10388,12 +10873,14 @@
     </w:tblStylePr>
     <w:tblStylePr w:type="firstCol">
       <w:rPr>
+        <w:rFonts w:eastAsia="黑体"/>
         <w:b/>
         <w:bCs/>
       </w:rPr>
     </w:tblStylePr>
     <w:tblStylePr w:type="lastCol">
       <w:rPr>
+        <w:rFonts w:eastAsia="黑体"/>
         <w:b/>
         <w:bCs/>
       </w:rPr>
@@ -10443,12 +10930,14 @@
     </w:tcPr>
     <w:tblStylePr w:type="firstRow">
       <w:rPr>
+        <w:rFonts w:eastAsia="黑体"/>
         <w:b/>
         <w:bCs/>
       </w:rPr>
     </w:tblStylePr>
     <w:tblStylePr w:type="lastRow">
       <w:rPr>
+        <w:rFonts w:eastAsia="黑体"/>
         <w:b/>
         <w:bCs/>
       </w:rPr>
@@ -10461,12 +10950,14 @@
     </w:tblStylePr>
     <w:tblStylePr w:type="firstCol">
       <w:rPr>
+        <w:rFonts w:eastAsia="黑体"/>
         <w:b/>
         <w:bCs/>
       </w:rPr>
     </w:tblStylePr>
     <w:tblStylePr w:type="lastCol">
       <w:rPr>
+        <w:rFonts w:eastAsia="黑体"/>
         <w:b/>
         <w:bCs/>
       </w:rPr>
@@ -10516,12 +11007,14 @@
     </w:tcPr>
     <w:tblStylePr w:type="firstRow">
       <w:rPr>
+        <w:rFonts w:eastAsia="黑体"/>
         <w:b/>
         <w:bCs/>
       </w:rPr>
     </w:tblStylePr>
     <w:tblStylePr w:type="lastRow">
       <w:rPr>
+        <w:rFonts w:eastAsia="黑体"/>
         <w:b/>
         <w:bCs/>
       </w:rPr>
@@ -10534,12 +11027,14 @@
     </w:tblStylePr>
     <w:tblStylePr w:type="firstCol">
       <w:rPr>
+        <w:rFonts w:eastAsia="黑体"/>
         <w:b/>
         <w:bCs/>
       </w:rPr>
     </w:tblStylePr>
     <w:tblStylePr w:type="lastCol">
       <w:rPr>
+        <w:rFonts w:eastAsia="黑体"/>
         <w:b/>
         <w:bCs/>
       </w:rPr>
@@ -10589,12 +11084,14 @@
     </w:tcPr>
     <w:tblStylePr w:type="firstRow">
       <w:rPr>
+        <w:rFonts w:eastAsia="黑体"/>
         <w:b/>
         <w:bCs/>
       </w:rPr>
     </w:tblStylePr>
     <w:tblStylePr w:type="lastRow">
       <w:rPr>
+        <w:rFonts w:eastAsia="黑体"/>
         <w:b/>
         <w:bCs/>
       </w:rPr>
@@ -10607,12 +11104,14 @@
     </w:tblStylePr>
     <w:tblStylePr w:type="firstCol">
       <w:rPr>
+        <w:rFonts w:eastAsia="黑体"/>
         <w:b/>
         <w:bCs/>
       </w:rPr>
     </w:tblStylePr>
     <w:tblStylePr w:type="lastCol">
       <w:rPr>
+        <w:rFonts w:eastAsia="黑体"/>
         <w:b/>
         <w:bCs/>
       </w:rPr>
@@ -10662,12 +11161,14 @@
     </w:tcPr>
     <w:tblStylePr w:type="firstRow">
       <w:rPr>
+        <w:rFonts w:eastAsia="黑体"/>
         <w:b/>
         <w:bCs/>
       </w:rPr>
     </w:tblStylePr>
     <w:tblStylePr w:type="lastRow">
       <w:rPr>
+        <w:rFonts w:eastAsia="黑体"/>
         <w:b/>
         <w:bCs/>
       </w:rPr>
@@ -10680,12 +11181,14 @@
     </w:tblStylePr>
     <w:tblStylePr w:type="firstCol">
       <w:rPr>
+        <w:rFonts w:eastAsia="黑体"/>
         <w:b/>
         <w:bCs/>
       </w:rPr>
     </w:tblStylePr>
     <w:tblStylePr w:type="lastCol">
       <w:rPr>
+        <w:rFonts w:eastAsia="黑体"/>
         <w:b/>
         <w:bCs/>
       </w:rPr>
@@ -10735,12 +11238,14 @@
     </w:tcPr>
     <w:tblStylePr w:type="firstRow">
       <w:rPr>
+        <w:rFonts w:eastAsia="黑体"/>
         <w:b/>
         <w:bCs/>
       </w:rPr>
     </w:tblStylePr>
     <w:tblStylePr w:type="lastRow">
       <w:rPr>
+        <w:rFonts w:eastAsia="黑体"/>
         <w:b/>
         <w:bCs/>
       </w:rPr>
@@ -10753,12 +11258,14 @@
     </w:tblStylePr>
     <w:tblStylePr w:type="firstCol">
       <w:rPr>
+        <w:rFonts w:eastAsia="黑体"/>
         <w:b/>
         <w:bCs/>
       </w:rPr>
     </w:tblStylePr>
     <w:tblStylePr w:type="lastCol">
       <w:rPr>
+        <w:rFonts w:eastAsia="黑体"/>
         <w:b/>
         <w:bCs/>
       </w:rPr>
@@ -10785,7 +11292,7 @@
       <w:spacing w:after="0" w:line="240" w:lineRule="auto"/>
     </w:pPr>
     <w:rPr>
-      <w:rFonts w:asciiTheme="majorHAnsi" w:cstheme="majorBidi" w:eastAsiaTheme="majorEastAsia" w:hAnsiTheme="majorHAnsi"/>
+      <w:rFonts w:asciiTheme="majorHAnsi" w:cstheme="majorBidi" w:hAnsiTheme="majorHAnsi" w:eastAsia="黑体"/>
       <w:color w:themeColor="text1" w:val="000000"/>
     </w:rPr>
     <w:tblPr>
@@ -10812,6 +11319,7 @@
     </w:tcPr>
     <w:tblStylePr w:type="firstRow">
       <w:rPr>
+        <w:rFonts w:eastAsia="黑体"/>
         <w:b/>
         <w:bCs/>
         <w:color w:themeColor="text1" w:val="000000"/>
@@ -10823,6 +11331,7 @@
     </w:tblStylePr>
     <w:tblStylePr w:type="lastRow">
       <w:rPr>
+        <w:rFonts w:eastAsia="黑体"/>
         <w:b/>
         <w:bCs/>
         <w:color w:themeColor="text1" w:val="000000"/>
@@ -10842,6 +11351,7 @@
     </w:tblStylePr>
     <w:tblStylePr w:type="firstCol">
       <w:rPr>
+        <w:rFonts w:eastAsia="黑体"/>
         <w:b/>
         <w:bCs/>
         <w:color w:themeColor="text1" w:val="000000"/>
@@ -10861,6 +11371,7 @@
     </w:tblStylePr>
     <w:tblStylePr w:type="lastCol">
       <w:rPr>
+        <w:rFonts w:eastAsia="黑体"/>
         <w:b w:val="0"/>
         <w:bCs w:val="0"/>
         <w:color w:themeColor="text1" w:val="000000"/>
@@ -10910,7 +11421,7 @@
       <w:spacing w:after="0" w:line="240" w:lineRule="auto"/>
     </w:pPr>
     <w:rPr>
-      <w:rFonts w:asciiTheme="majorHAnsi" w:cstheme="majorBidi" w:eastAsiaTheme="majorEastAsia" w:hAnsiTheme="majorHAnsi"/>
+      <w:rFonts w:asciiTheme="majorHAnsi" w:cstheme="majorBidi" w:hAnsiTheme="majorHAnsi" w:eastAsia="黑体"/>
       <w:color w:themeColor="text1" w:val="000000"/>
     </w:rPr>
     <w:tblPr>
@@ -10937,6 +11448,7 @@
     </w:tcPr>
     <w:tblStylePr w:type="firstRow">
       <w:rPr>
+        <w:rFonts w:eastAsia="黑体"/>
         <w:b/>
         <w:bCs/>
         <w:color w:themeColor="text1" w:val="000000"/>
@@ -10948,6 +11460,7 @@
     </w:tblStylePr>
     <w:tblStylePr w:type="lastRow">
       <w:rPr>
+        <w:rFonts w:eastAsia="黑体"/>
         <w:b/>
         <w:bCs/>
         <w:color w:themeColor="text1" w:val="000000"/>
@@ -10967,6 +11480,7 @@
     </w:tblStylePr>
     <w:tblStylePr w:type="firstCol">
       <w:rPr>
+        <w:rFonts w:eastAsia="黑体"/>
         <w:b/>
         <w:bCs/>
         <w:color w:themeColor="text1" w:val="000000"/>
@@ -10986,6 +11500,7 @@
     </w:tblStylePr>
     <w:tblStylePr w:type="lastCol">
       <w:rPr>
+        <w:rFonts w:eastAsia="黑体"/>
         <w:b w:val="0"/>
         <w:bCs w:val="0"/>
         <w:color w:themeColor="text1" w:val="000000"/>
@@ -11035,7 +11550,7 @@
       <w:spacing w:after="0" w:line="240" w:lineRule="auto"/>
     </w:pPr>
     <w:rPr>
-      <w:rFonts w:asciiTheme="majorHAnsi" w:cstheme="majorBidi" w:eastAsiaTheme="majorEastAsia" w:hAnsiTheme="majorHAnsi"/>
+      <w:rFonts w:asciiTheme="majorHAnsi" w:cstheme="majorBidi" w:hAnsiTheme="majorHAnsi" w:eastAsia="黑体"/>
       <w:color w:themeColor="text1" w:val="000000"/>
     </w:rPr>
     <w:tblPr>
@@ -11062,6 +11577,7 @@
     </w:tcPr>
     <w:tblStylePr w:type="firstRow">
       <w:rPr>
+        <w:rFonts w:eastAsia="黑体"/>
         <w:b/>
         <w:bCs/>
         <w:color w:themeColor="text1" w:val="000000"/>
@@ -11073,6 +11589,7 @@
     </w:tblStylePr>
     <w:tblStylePr w:type="lastRow">
       <w:rPr>
+        <w:rFonts w:eastAsia="黑体"/>
         <w:b/>
         <w:bCs/>
         <w:color w:themeColor="text1" w:val="000000"/>
@@ -11092,6 +11609,7 @@
     </w:tblStylePr>
     <w:tblStylePr w:type="firstCol">
       <w:rPr>
+        <w:rFonts w:eastAsia="黑体"/>
         <w:b/>
         <w:bCs/>
         <w:color w:themeColor="text1" w:val="000000"/>
@@ -11111,6 +11629,7 @@
     </w:tblStylePr>
     <w:tblStylePr w:type="lastCol">
       <w:rPr>
+        <w:rFonts w:eastAsia="黑体"/>
         <w:b w:val="0"/>
         <w:bCs w:val="0"/>
         <w:color w:themeColor="text1" w:val="000000"/>
@@ -11160,7 +11679,7 @@
       <w:spacing w:after="0" w:line="240" w:lineRule="auto"/>
     </w:pPr>
     <w:rPr>
-      <w:rFonts w:asciiTheme="majorHAnsi" w:cstheme="majorBidi" w:eastAsiaTheme="majorEastAsia" w:hAnsiTheme="majorHAnsi"/>
+      <w:rFonts w:asciiTheme="majorHAnsi" w:cstheme="majorBidi" w:hAnsiTheme="majorHAnsi" w:eastAsia="黑体"/>
       <w:color w:themeColor="text1" w:val="000000"/>
     </w:rPr>
     <w:tblPr>
@@ -11187,6 +11706,7 @@
     </w:tcPr>
     <w:tblStylePr w:type="firstRow">
       <w:rPr>
+        <w:rFonts w:eastAsia="黑体"/>
         <w:b/>
         <w:bCs/>
         <w:color w:themeColor="text1" w:val="000000"/>
@@ -11198,6 +11718,7 @@
     </w:tblStylePr>
     <w:tblStylePr w:type="lastRow">
       <w:rPr>
+        <w:rFonts w:eastAsia="黑体"/>
         <w:b/>
         <w:bCs/>
         <w:color w:themeColor="text1" w:val="000000"/>
@@ -11217,6 +11738,7 @@
     </w:tblStylePr>
     <w:tblStylePr w:type="firstCol">
       <w:rPr>
+        <w:rFonts w:eastAsia="黑体"/>
         <w:b/>
         <w:bCs/>
         <w:color w:themeColor="text1" w:val="000000"/>
@@ -11236,6 +11758,7 @@
     </w:tblStylePr>
     <w:tblStylePr w:type="lastCol">
       <w:rPr>
+        <w:rFonts w:eastAsia="黑体"/>
         <w:b w:val="0"/>
         <w:bCs w:val="0"/>
         <w:color w:themeColor="text1" w:val="000000"/>
@@ -11285,7 +11808,7 @@
       <w:spacing w:after="0" w:line="240" w:lineRule="auto"/>
     </w:pPr>
     <w:rPr>
-      <w:rFonts w:asciiTheme="majorHAnsi" w:cstheme="majorBidi" w:eastAsiaTheme="majorEastAsia" w:hAnsiTheme="majorHAnsi"/>
+      <w:rFonts w:asciiTheme="majorHAnsi" w:cstheme="majorBidi" w:hAnsiTheme="majorHAnsi" w:eastAsia="黑体"/>
       <w:color w:themeColor="text1" w:val="000000"/>
     </w:rPr>
     <w:tblPr>
@@ -11312,6 +11835,7 @@
     </w:tcPr>
     <w:tblStylePr w:type="firstRow">
       <w:rPr>
+        <w:rFonts w:eastAsia="黑体"/>
         <w:b/>
         <w:bCs/>
         <w:color w:themeColor="text1" w:val="000000"/>
@@ -11323,6 +11847,7 @@
     </w:tblStylePr>
     <w:tblStylePr w:type="lastRow">
       <w:rPr>
+        <w:rFonts w:eastAsia="黑体"/>
         <w:b/>
         <w:bCs/>
         <w:color w:themeColor="text1" w:val="000000"/>
@@ -11342,6 +11867,7 @@
     </w:tblStylePr>
     <w:tblStylePr w:type="firstCol">
       <w:rPr>
+        <w:rFonts w:eastAsia="黑体"/>
         <w:b/>
         <w:bCs/>
         <w:color w:themeColor="text1" w:val="000000"/>
@@ -11361,6 +11887,7 @@
     </w:tblStylePr>
     <w:tblStylePr w:type="lastCol">
       <w:rPr>
+        <w:rFonts w:eastAsia="黑体"/>
         <w:b w:val="0"/>
         <w:bCs w:val="0"/>
         <w:color w:themeColor="text1" w:val="000000"/>
@@ -11410,7 +11937,7 @@
       <w:spacing w:after="0" w:line="240" w:lineRule="auto"/>
     </w:pPr>
     <w:rPr>
-      <w:rFonts w:asciiTheme="majorHAnsi" w:cstheme="majorBidi" w:eastAsiaTheme="majorEastAsia" w:hAnsiTheme="majorHAnsi"/>
+      <w:rFonts w:asciiTheme="majorHAnsi" w:cstheme="majorBidi" w:hAnsiTheme="majorHAnsi" w:eastAsia="黑体"/>
       <w:color w:themeColor="text1" w:val="000000"/>
     </w:rPr>
     <w:tblPr>
@@ -11437,6 +11964,7 @@
     </w:tcPr>
     <w:tblStylePr w:type="firstRow">
       <w:rPr>
+        <w:rFonts w:eastAsia="黑体"/>
         <w:b/>
         <w:bCs/>
         <w:color w:themeColor="text1" w:val="000000"/>
@@ -11448,6 +11976,7 @@
     </w:tblStylePr>
     <w:tblStylePr w:type="lastRow">
       <w:rPr>
+        <w:rFonts w:eastAsia="黑体"/>
         <w:b/>
         <w:bCs/>
         <w:color w:themeColor="text1" w:val="000000"/>
@@ -11467,6 +11996,7 @@
     </w:tblStylePr>
     <w:tblStylePr w:type="firstCol">
       <w:rPr>
+        <w:rFonts w:eastAsia="黑体"/>
         <w:b/>
         <w:bCs/>
         <w:color w:themeColor="text1" w:val="000000"/>
@@ -11486,6 +12016,7 @@
     </w:tblStylePr>
     <w:tblStylePr w:type="lastCol">
       <w:rPr>
+        <w:rFonts w:eastAsia="黑体"/>
         <w:b w:val="0"/>
         <w:bCs w:val="0"/>
         <w:color w:themeColor="text1" w:val="000000"/>
@@ -11535,7 +12066,7 @@
       <w:spacing w:after="0" w:line="240" w:lineRule="auto"/>
     </w:pPr>
     <w:rPr>
-      <w:rFonts w:asciiTheme="majorHAnsi" w:cstheme="majorBidi" w:eastAsiaTheme="majorEastAsia" w:hAnsiTheme="majorHAnsi"/>
+      <w:rFonts w:asciiTheme="majorHAnsi" w:cstheme="majorBidi" w:hAnsiTheme="majorHAnsi" w:eastAsia="黑体"/>
       <w:color w:themeColor="text1" w:val="000000"/>
     </w:rPr>
     <w:tblPr>
@@ -11562,6 +12093,7 @@
     </w:tcPr>
     <w:tblStylePr w:type="firstRow">
       <w:rPr>
+        <w:rFonts w:eastAsia="黑体"/>
         <w:b/>
         <w:bCs/>
         <w:color w:themeColor="text1" w:val="000000"/>
@@ -11573,6 +12105,7 @@
     </w:tblStylePr>
     <w:tblStylePr w:type="lastRow">
       <w:rPr>
+        <w:rFonts w:eastAsia="黑体"/>
         <w:b/>
         <w:bCs/>
         <w:color w:themeColor="text1" w:val="000000"/>
@@ -11592,6 +12125,7 @@
     </w:tblStylePr>
     <w:tblStylePr w:type="firstCol">
       <w:rPr>
+        <w:rFonts w:eastAsia="黑体"/>
         <w:b/>
         <w:bCs/>
         <w:color w:themeColor="text1" w:val="000000"/>
@@ -11611,6 +12145,7 @@
     </w:tblStylePr>
     <w:tblStylePr w:type="lastCol">
       <w:rPr>
+        <w:rFonts w:eastAsia="黑体"/>
         <w:b w:val="0"/>
         <w:bCs w:val="0"/>
         <w:color w:themeColor="text1" w:val="000000"/>
@@ -11683,6 +12218,7 @@
     </w:tcPr>
     <w:tblStylePr w:type="firstRow">
       <w:rPr>
+        <w:rFonts w:eastAsia="黑体"/>
         <w:b/>
         <w:bCs/>
         <w:i w:val="0"/>
@@ -11704,6 +12240,7 @@
     </w:tblStylePr>
     <w:tblStylePr w:type="lastRow">
       <w:rPr>
+        <w:rFonts w:eastAsia="黑体"/>
         <w:b/>
         <w:bCs/>
         <w:i w:val="0"/>
@@ -11725,6 +12262,7 @@
     </w:tblStylePr>
     <w:tblStylePr w:type="firstCol">
       <w:rPr>
+        <w:rFonts w:eastAsia="黑体"/>
         <w:b/>
         <w:bCs/>
         <w:i w:val="0"/>
@@ -11744,6 +12282,7 @@
     </w:tblStylePr>
     <w:tblStylePr w:type="lastCol">
       <w:rPr>
+        <w:rFonts w:eastAsia="黑体"/>
         <w:b/>
         <w:bCs/>
         <w:i w:val="0"/>
@@ -11824,6 +12363,7 @@
     </w:tcPr>
     <w:tblStylePr w:type="firstRow">
       <w:rPr>
+        <w:rFonts w:eastAsia="黑体"/>
         <w:b/>
         <w:bCs/>
         <w:i w:val="0"/>
@@ -11845,6 +12385,7 @@
     </w:tblStylePr>
     <w:tblStylePr w:type="lastRow">
       <w:rPr>
+        <w:rFonts w:eastAsia="黑体"/>
         <w:b/>
         <w:bCs/>
         <w:i w:val="0"/>
@@ -11866,6 +12407,7 @@
     </w:tblStylePr>
     <w:tblStylePr w:type="firstCol">
       <w:rPr>
+        <w:rFonts w:eastAsia="黑体"/>
         <w:b/>
         <w:bCs/>
         <w:i w:val="0"/>
@@ -11885,6 +12427,7 @@
     </w:tblStylePr>
     <w:tblStylePr w:type="lastCol">
       <w:rPr>
+        <w:rFonts w:eastAsia="黑体"/>
         <w:b/>
         <w:bCs/>
         <w:i w:val="0"/>
@@ -11965,6 +12508,7 @@
     </w:tcPr>
     <w:tblStylePr w:type="firstRow">
       <w:rPr>
+        <w:rFonts w:eastAsia="黑体"/>
         <w:b/>
         <w:bCs/>
         <w:i w:val="0"/>
@@ -11986,6 +12530,7 @@
     </w:tblStylePr>
     <w:tblStylePr w:type="lastRow">
       <w:rPr>
+        <w:rFonts w:eastAsia="黑体"/>
         <w:b/>
         <w:bCs/>
         <w:i w:val="0"/>
@@ -12007,6 +12552,7 @@
     </w:tblStylePr>
     <w:tblStylePr w:type="firstCol">
       <w:rPr>
+        <w:rFonts w:eastAsia="黑体"/>
         <w:b/>
         <w:bCs/>
         <w:i w:val="0"/>
@@ -12026,6 +12572,7 @@
     </w:tblStylePr>
     <w:tblStylePr w:type="lastCol">
       <w:rPr>
+        <w:rFonts w:eastAsia="黑体"/>
         <w:b/>
         <w:bCs/>
         <w:i w:val="0"/>
@@ -12106,6 +12653,7 @@
     </w:tcPr>
     <w:tblStylePr w:type="firstRow">
       <w:rPr>
+        <w:rFonts w:eastAsia="黑体"/>
         <w:b/>
         <w:bCs/>
         <w:i w:val="0"/>
@@ -12127,6 +12675,7 @@
     </w:tblStylePr>
     <w:tblStylePr w:type="lastRow">
       <w:rPr>
+        <w:rFonts w:eastAsia="黑体"/>
         <w:b/>
         <w:bCs/>
         <w:i w:val="0"/>
@@ -12148,6 +12697,7 @@
     </w:tblStylePr>
     <w:tblStylePr w:type="firstCol">
       <w:rPr>
+        <w:rFonts w:eastAsia="黑体"/>
         <w:b/>
         <w:bCs/>
         <w:i w:val="0"/>
@@ -12167,6 +12717,7 @@
     </w:tblStylePr>
     <w:tblStylePr w:type="lastCol">
       <w:rPr>
+        <w:rFonts w:eastAsia="黑体"/>
         <w:b/>
         <w:bCs/>
         <w:i w:val="0"/>
@@ -12247,6 +12798,7 @@
     </w:tcPr>
     <w:tblStylePr w:type="firstRow">
       <w:rPr>
+        <w:rFonts w:eastAsia="黑体"/>
         <w:b/>
         <w:bCs/>
         <w:i w:val="0"/>
@@ -12268,6 +12820,7 @@
     </w:tblStylePr>
     <w:tblStylePr w:type="lastRow">
       <w:rPr>
+        <w:rFonts w:eastAsia="黑体"/>
         <w:b/>
         <w:bCs/>
         <w:i w:val="0"/>
@@ -12289,6 +12842,7 @@
     </w:tblStylePr>
     <w:tblStylePr w:type="firstCol">
       <w:rPr>
+        <w:rFonts w:eastAsia="黑体"/>
         <w:b/>
         <w:bCs/>
         <w:i w:val="0"/>
@@ -12308,6 +12862,7 @@
     </w:tblStylePr>
     <w:tblStylePr w:type="lastCol">
       <w:rPr>
+        <w:rFonts w:eastAsia="黑体"/>
         <w:b/>
         <w:bCs/>
         <w:i w:val="0"/>
@@ -12388,6 +12943,7 @@
     </w:tcPr>
     <w:tblStylePr w:type="firstRow">
       <w:rPr>
+        <w:rFonts w:eastAsia="黑体"/>
         <w:b/>
         <w:bCs/>
         <w:i w:val="0"/>
@@ -12409,6 +12965,7 @@
     </w:tblStylePr>
     <w:tblStylePr w:type="lastRow">
       <w:rPr>
+        <w:rFonts w:eastAsia="黑体"/>
         <w:b/>
         <w:bCs/>
         <w:i w:val="0"/>
@@ -12430,6 +12987,7 @@
     </w:tblStylePr>
     <w:tblStylePr w:type="firstCol">
       <w:rPr>
+        <w:rFonts w:eastAsia="黑体"/>
         <w:b/>
         <w:bCs/>
         <w:i w:val="0"/>
@@ -12449,6 +13007,7 @@
     </w:tblStylePr>
     <w:tblStylePr w:type="lastCol">
       <w:rPr>
+        <w:rFonts w:eastAsia="黑体"/>
         <w:b/>
         <w:bCs/>
         <w:i w:val="0"/>
@@ -12529,6 +13088,7 @@
     </w:tcPr>
     <w:tblStylePr w:type="firstRow">
       <w:rPr>
+        <w:rFonts w:eastAsia="黑体"/>
         <w:b/>
         <w:bCs/>
         <w:i w:val="0"/>
@@ -12550,6 +13110,7 @@
     </w:tblStylePr>
     <w:tblStylePr w:type="lastRow">
       <w:rPr>
+        <w:rFonts w:eastAsia="黑体"/>
         <w:b/>
         <w:bCs/>
         <w:i w:val="0"/>
@@ -12571,6 +13132,7 @@
     </w:tblStylePr>
     <w:tblStylePr w:type="firstCol">
       <w:rPr>
+        <w:rFonts w:eastAsia="黑体"/>
         <w:b/>
         <w:bCs/>
         <w:i w:val="0"/>
@@ -12590,6 +13152,7 @@
     </w:tblStylePr>
     <w:tblStylePr w:type="lastCol">
       <w:rPr>
+        <w:rFonts w:eastAsia="黑体"/>
         <w:b/>
         <w:bCs/>
         <w:i w:val="0"/>
@@ -12647,6 +13210,7 @@
       <w:spacing w:after="0" w:line="240" w:lineRule="auto"/>
     </w:pPr>
     <w:rPr>
+      <w:rFonts w:eastAsia="黑体"/>
       <w:color w:themeColor="background1" w:val="FFFFFF"/>
     </w:rPr>
     <w:tblPr>
@@ -12665,6 +13229,7 @@
     </w:tcPr>
     <w:tblStylePr w:type="firstRow">
       <w:rPr>
+        <w:rFonts w:eastAsia="黑体"/>
         <w:b/>
         <w:bCs/>
       </w:rPr>
@@ -12761,6 +13326,7 @@
       <w:spacing w:after="0" w:line="240" w:lineRule="auto"/>
     </w:pPr>
     <w:rPr>
+      <w:rFonts w:eastAsia="黑体"/>
       <w:color w:themeColor="background1" w:val="FFFFFF"/>
     </w:rPr>
     <w:tblPr>
@@ -12779,6 +13345,7 @@
     </w:tcPr>
     <w:tblStylePr w:type="firstRow">
       <w:rPr>
+        <w:rFonts w:eastAsia="黑体"/>
         <w:b/>
         <w:bCs/>
       </w:rPr>
@@ -12875,6 +13442,7 @@
       <w:spacing w:after="0" w:line="240" w:lineRule="auto"/>
     </w:pPr>
     <w:rPr>
+      <w:rFonts w:eastAsia="黑体"/>
       <w:color w:themeColor="background1" w:val="FFFFFF"/>
     </w:rPr>
     <w:tblPr>
@@ -12893,6 +13461,7 @@
     </w:tcPr>
     <w:tblStylePr w:type="firstRow">
       <w:rPr>
+        <w:rFonts w:eastAsia="黑体"/>
         <w:b/>
         <w:bCs/>
       </w:rPr>
@@ -12989,6 +13558,7 @@
       <w:spacing w:after="0" w:line="240" w:lineRule="auto"/>
     </w:pPr>
     <w:rPr>
+      <w:rFonts w:eastAsia="黑体"/>
       <w:color w:themeColor="background1" w:val="FFFFFF"/>
     </w:rPr>
     <w:tblPr>
@@ -13007,6 +13577,7 @@
     </w:tcPr>
     <w:tblStylePr w:type="firstRow">
       <w:rPr>
+        <w:rFonts w:eastAsia="黑体"/>
         <w:b/>
         <w:bCs/>
       </w:rPr>
@@ -13103,6 +13674,7 @@
       <w:spacing w:after="0" w:line="240" w:lineRule="auto"/>
     </w:pPr>
     <w:rPr>
+      <w:rFonts w:eastAsia="黑体"/>
       <w:color w:themeColor="background1" w:val="FFFFFF"/>
     </w:rPr>
     <w:tblPr>
@@ -13121,6 +13693,7 @@
     </w:tcPr>
     <w:tblStylePr w:type="firstRow">
       <w:rPr>
+        <w:rFonts w:eastAsia="黑体"/>
         <w:b/>
         <w:bCs/>
       </w:rPr>
@@ -13217,6 +13790,7 @@
       <w:spacing w:after="0" w:line="240" w:lineRule="auto"/>
     </w:pPr>
     <w:rPr>
+      <w:rFonts w:eastAsia="黑体"/>
       <w:color w:themeColor="background1" w:val="FFFFFF"/>
     </w:rPr>
     <w:tblPr>
@@ -13235,6 +13809,7 @@
     </w:tcPr>
     <w:tblStylePr w:type="firstRow">
       <w:rPr>
+        <w:rFonts w:eastAsia="黑体"/>
         <w:b/>
         <w:bCs/>
       </w:rPr>
@@ -13331,6 +13906,7 @@
       <w:spacing w:after="0" w:line="240" w:lineRule="auto"/>
     </w:pPr>
     <w:rPr>
+      <w:rFonts w:eastAsia="黑体"/>
       <w:color w:themeColor="background1" w:val="FFFFFF"/>
     </w:rPr>
     <w:tblPr>
@@ -13349,6 +13925,7 @@
     </w:tcPr>
     <w:tblStylePr w:type="firstRow">
       <w:rPr>
+        <w:rFonts w:eastAsia="黑体"/>
         <w:b/>
         <w:bCs/>
       </w:rPr>
@@ -13445,6 +14022,7 @@
       <w:spacing w:after="0" w:line="240" w:lineRule="auto"/>
     </w:pPr>
     <w:rPr>
+      <w:rFonts w:eastAsia="黑体"/>
       <w:color w:themeColor="text1" w:val="000000"/>
     </w:rPr>
     <w:tblPr>
@@ -13471,6 +14049,7 @@
     </w:tcPr>
     <w:tblStylePr w:type="firstRow">
       <w:rPr>
+        <w:rFonts w:eastAsia="黑体"/>
         <w:b/>
         <w:bCs/>
       </w:rPr>
@@ -13489,6 +14068,7 @@
     </w:tblStylePr>
     <w:tblStylePr w:type="lastRow">
       <w:rPr>
+        <w:rFonts w:eastAsia="黑体"/>
         <w:b/>
         <w:bCs/>
         <w:color w:themeColor="background1" w:val="FFFFFF"/>
@@ -13503,6 +14083,7 @@
     </w:tblStylePr>
     <w:tblStylePr w:type="firstCol">
       <w:rPr>
+        <w:rFonts w:eastAsia="黑体"/>
         <w:color w:themeColor="background1" w:val="FFFFFF"/>
       </w:rPr>
       <w:tblPr/>
@@ -13520,6 +14101,7 @@
     </w:tblStylePr>
     <w:tblStylePr w:type="lastCol">
       <w:rPr>
+        <w:rFonts w:eastAsia="黑体"/>
         <w:color w:themeColor="background1" w:val="FFFFFF"/>
       </w:rPr>
       <w:tblPr/>
@@ -13549,11 +14131,13 @@
     </w:tblStylePr>
     <w:tblStylePr w:type="neCell">
       <w:rPr>
+        <w:rFonts w:eastAsia="黑体"/>
         <w:color w:themeColor="text1" w:val="000000"/>
       </w:rPr>
     </w:tblStylePr>
     <w:tblStylePr w:type="nwCell">
       <w:rPr>
+        <w:rFonts w:eastAsia="黑体"/>
         <w:color w:themeColor="text1" w:val="000000"/>
       </w:rPr>
     </w:tblStylePr>
@@ -13567,6 +14151,7 @@
       <w:spacing w:after="0" w:line="240" w:lineRule="auto"/>
     </w:pPr>
     <w:rPr>
+      <w:rFonts w:eastAsia="黑体"/>
       <w:color w:themeColor="text1" w:val="000000"/>
     </w:rPr>
     <w:tblPr>
@@ -13593,6 +14178,7 @@
     </w:tcPr>
     <w:tblStylePr w:type="firstRow">
       <w:rPr>
+        <w:rFonts w:eastAsia="黑体"/>
         <w:b/>
         <w:bCs/>
       </w:rPr>
@@ -13611,6 +14197,7 @@
     </w:tblStylePr>
     <w:tblStylePr w:type="lastRow">
       <w:rPr>
+        <w:rFonts w:eastAsia="黑体"/>
         <w:b/>
         <w:bCs/>
         <w:color w:themeColor="background1" w:val="FFFFFF"/>
@@ -13625,6 +14212,7 @@
     </w:tblStylePr>
     <w:tblStylePr w:type="firstCol">
       <w:rPr>
+        <w:rFonts w:eastAsia="黑体"/>
         <w:color w:themeColor="background1" w:val="FFFFFF"/>
       </w:rPr>
       <w:tblPr/>
@@ -13642,6 +14230,7 @@
     </w:tblStylePr>
     <w:tblStylePr w:type="lastCol">
       <w:rPr>
+        <w:rFonts w:eastAsia="黑体"/>
         <w:color w:themeColor="background1" w:val="FFFFFF"/>
       </w:rPr>
       <w:tblPr/>
@@ -13671,11 +14260,13 @@
     </w:tblStylePr>
     <w:tblStylePr w:type="neCell">
       <w:rPr>
+        <w:rFonts w:eastAsia="黑体"/>
         <w:color w:themeColor="text1" w:val="000000"/>
       </w:rPr>
     </w:tblStylePr>
     <w:tblStylePr w:type="nwCell">
       <w:rPr>
+        <w:rFonts w:eastAsia="黑体"/>
         <w:color w:themeColor="text1" w:val="000000"/>
       </w:rPr>
     </w:tblStylePr>
@@ -13689,6 +14280,7 @@
       <w:spacing w:after="0" w:line="240" w:lineRule="auto"/>
     </w:pPr>
     <w:rPr>
+      <w:rFonts w:eastAsia="黑体"/>
       <w:color w:themeColor="text1" w:val="000000"/>
     </w:rPr>
     <w:tblPr>
@@ -13715,6 +14307,7 @@
     </w:tcPr>
     <w:tblStylePr w:type="firstRow">
       <w:rPr>
+        <w:rFonts w:eastAsia="黑体"/>
         <w:b/>
         <w:bCs/>
       </w:rPr>
@@ -13733,6 +14326,7 @@
     </w:tblStylePr>
     <w:tblStylePr w:type="lastRow">
       <w:rPr>
+        <w:rFonts w:eastAsia="黑体"/>
         <w:b/>
         <w:bCs/>
         <w:color w:themeColor="background1" w:val="FFFFFF"/>
@@ -13747,6 +14341,7 @@
     </w:tblStylePr>
     <w:tblStylePr w:type="firstCol">
       <w:rPr>
+        <w:rFonts w:eastAsia="黑体"/>
         <w:color w:themeColor="background1" w:val="FFFFFF"/>
       </w:rPr>
       <w:tblPr/>
@@ -13764,6 +14359,7 @@
     </w:tblStylePr>
     <w:tblStylePr w:type="lastCol">
       <w:rPr>
+        <w:rFonts w:eastAsia="黑体"/>
         <w:color w:themeColor="background1" w:val="FFFFFF"/>
       </w:rPr>
       <w:tblPr/>
@@ -13793,11 +14389,13 @@
     </w:tblStylePr>
     <w:tblStylePr w:type="neCell">
       <w:rPr>
+        <w:rFonts w:eastAsia="黑体"/>
         <w:color w:themeColor="text1" w:val="000000"/>
       </w:rPr>
     </w:tblStylePr>
     <w:tblStylePr w:type="nwCell">
       <w:rPr>
+        <w:rFonts w:eastAsia="黑体"/>
         <w:color w:themeColor="text1" w:val="000000"/>
       </w:rPr>
     </w:tblStylePr>
@@ -13811,6 +14409,7 @@
       <w:spacing w:after="0" w:line="240" w:lineRule="auto"/>
     </w:pPr>
     <w:rPr>
+      <w:rFonts w:eastAsia="黑体"/>
       <w:color w:themeColor="text1" w:val="000000"/>
     </w:rPr>
     <w:tblPr>
@@ -13837,6 +14436,7 @@
     </w:tcPr>
     <w:tblStylePr w:type="firstRow">
       <w:rPr>
+        <w:rFonts w:eastAsia="黑体"/>
         <w:b/>
         <w:bCs/>
       </w:rPr>
@@ -13855,6 +14455,7 @@
     </w:tblStylePr>
     <w:tblStylePr w:type="lastRow">
       <w:rPr>
+        <w:rFonts w:eastAsia="黑体"/>
         <w:b/>
         <w:bCs/>
         <w:color w:themeColor="background1" w:val="FFFFFF"/>
@@ -13869,6 +14470,7 @@
     </w:tblStylePr>
     <w:tblStylePr w:type="firstCol">
       <w:rPr>
+        <w:rFonts w:eastAsia="黑体"/>
         <w:color w:themeColor="background1" w:val="FFFFFF"/>
       </w:rPr>
       <w:tblPr/>
@@ -13886,6 +14488,7 @@
     </w:tblStylePr>
     <w:tblStylePr w:type="lastCol">
       <w:rPr>
+        <w:rFonts w:eastAsia="黑体"/>
         <w:color w:themeColor="background1" w:val="FFFFFF"/>
       </w:rPr>
       <w:tblPr/>
@@ -13923,6 +14526,7 @@
       <w:spacing w:after="0" w:line="240" w:lineRule="auto"/>
     </w:pPr>
     <w:rPr>
+      <w:rFonts w:eastAsia="黑体"/>
       <w:color w:themeColor="text1" w:val="000000"/>
     </w:rPr>
     <w:tblPr>
@@ -13949,6 +14553,7 @@
     </w:tcPr>
     <w:tblStylePr w:type="firstRow">
       <w:rPr>
+        <w:rFonts w:eastAsia="黑体"/>
         <w:b/>
         <w:bCs/>
       </w:rPr>
@@ -13967,6 +14572,7 @@
     </w:tblStylePr>
     <w:tblStylePr w:type="lastRow">
       <w:rPr>
+        <w:rFonts w:eastAsia="黑体"/>
         <w:b/>
         <w:bCs/>
         <w:color w:themeColor="background1" w:val="FFFFFF"/>
@@ -13981,6 +14587,7 @@
     </w:tblStylePr>
     <w:tblStylePr w:type="firstCol">
       <w:rPr>
+        <w:rFonts w:eastAsia="黑体"/>
         <w:color w:themeColor="background1" w:val="FFFFFF"/>
       </w:rPr>
       <w:tblPr/>
@@ -13998,6 +14605,7 @@
     </w:tblStylePr>
     <w:tblStylePr w:type="lastCol">
       <w:rPr>
+        <w:rFonts w:eastAsia="黑体"/>
         <w:color w:themeColor="background1" w:val="FFFFFF"/>
       </w:rPr>
       <w:tblPr/>
@@ -14027,11 +14635,13 @@
     </w:tblStylePr>
     <w:tblStylePr w:type="neCell">
       <w:rPr>
+        <w:rFonts w:eastAsia="黑体"/>
         <w:color w:themeColor="text1" w:val="000000"/>
       </w:rPr>
     </w:tblStylePr>
     <w:tblStylePr w:type="nwCell">
       <w:rPr>
+        <w:rFonts w:eastAsia="黑体"/>
         <w:color w:themeColor="text1" w:val="000000"/>
       </w:rPr>
     </w:tblStylePr>
@@ -14045,6 +14655,7 @@
       <w:spacing w:after="0" w:line="240" w:lineRule="auto"/>
     </w:pPr>
     <w:rPr>
+      <w:rFonts w:eastAsia="黑体"/>
       <w:color w:themeColor="text1" w:val="000000"/>
     </w:rPr>
     <w:tblPr>
@@ -14071,6 +14682,7 @@
     </w:tcPr>
     <w:tblStylePr w:type="firstRow">
       <w:rPr>
+        <w:rFonts w:eastAsia="黑体"/>
         <w:b/>
         <w:bCs/>
       </w:rPr>
@@ -14089,6 +14701,7 @@
     </w:tblStylePr>
     <w:tblStylePr w:type="lastRow">
       <w:rPr>
+        <w:rFonts w:eastAsia="黑体"/>
         <w:b/>
         <w:bCs/>
         <w:color w:themeColor="background1" w:val="FFFFFF"/>
@@ -14103,6 +14716,7 @@
     </w:tblStylePr>
     <w:tblStylePr w:type="firstCol">
       <w:rPr>
+        <w:rFonts w:eastAsia="黑体"/>
         <w:color w:themeColor="background1" w:val="FFFFFF"/>
       </w:rPr>
       <w:tblPr/>
@@ -14120,6 +14734,7 @@
     </w:tblStylePr>
     <w:tblStylePr w:type="lastCol">
       <w:rPr>
+        <w:rFonts w:eastAsia="黑体"/>
         <w:color w:themeColor="background1" w:val="FFFFFF"/>
       </w:rPr>
       <w:tblPr/>
@@ -14149,11 +14764,13 @@
     </w:tblStylePr>
     <w:tblStylePr w:type="neCell">
       <w:rPr>
+        <w:rFonts w:eastAsia="黑体"/>
         <w:color w:themeColor="text1" w:val="000000"/>
       </w:rPr>
     </w:tblStylePr>
     <w:tblStylePr w:type="nwCell">
       <w:rPr>
+        <w:rFonts w:eastAsia="黑体"/>
         <w:color w:themeColor="text1" w:val="000000"/>
       </w:rPr>
     </w:tblStylePr>
@@ -14167,6 +14784,7 @@
       <w:spacing w:after="0" w:line="240" w:lineRule="auto"/>
     </w:pPr>
     <w:rPr>
+      <w:rFonts w:eastAsia="黑体"/>
       <w:color w:themeColor="text1" w:val="000000"/>
     </w:rPr>
     <w:tblPr>
@@ -14193,6 +14811,7 @@
     </w:tcPr>
     <w:tblStylePr w:type="firstRow">
       <w:rPr>
+        <w:rFonts w:eastAsia="黑体"/>
         <w:b/>
         <w:bCs/>
       </w:rPr>
@@ -14211,6 +14830,7 @@
     </w:tblStylePr>
     <w:tblStylePr w:type="lastRow">
       <w:rPr>
+        <w:rFonts w:eastAsia="黑体"/>
         <w:b/>
         <w:bCs/>
         <w:color w:themeColor="background1" w:val="FFFFFF"/>
@@ -14225,6 +14845,7 @@
     </w:tblStylePr>
     <w:tblStylePr w:type="firstCol">
       <w:rPr>
+        <w:rFonts w:eastAsia="黑体"/>
         <w:color w:themeColor="background1" w:val="FFFFFF"/>
       </w:rPr>
       <w:tblPr/>
@@ -14242,6 +14863,7 @@
     </w:tblStylePr>
     <w:tblStylePr w:type="lastCol">
       <w:rPr>
+        <w:rFonts w:eastAsia="黑体"/>
         <w:color w:themeColor="background1" w:val="FFFFFF"/>
       </w:rPr>
       <w:tblPr/>
@@ -14271,11 +14893,13 @@
     </w:tblStylePr>
     <w:tblStylePr w:type="neCell">
       <w:rPr>
+        <w:rFonts w:eastAsia="黑体"/>
         <w:color w:themeColor="text1" w:val="000000"/>
       </w:rPr>
     </w:tblStylePr>
     <w:tblStylePr w:type="nwCell">
       <w:rPr>
+        <w:rFonts w:eastAsia="黑体"/>
         <w:color w:themeColor="text1" w:val="000000"/>
       </w:rPr>
     </w:tblStylePr>
@@ -14289,6 +14913,7 @@
       <w:spacing w:after="0" w:line="240" w:lineRule="auto"/>
     </w:pPr>
     <w:rPr>
+      <w:rFonts w:eastAsia="黑体"/>
       <w:color w:themeColor="text1" w:val="000000"/>
     </w:rPr>
     <w:tblPr>
@@ -14307,6 +14932,7 @@
     </w:tcPr>
     <w:tblStylePr w:type="firstRow">
       <w:rPr>
+        <w:rFonts w:eastAsia="黑体"/>
         <w:b/>
         <w:bCs/>
         <w:color w:themeColor="background1" w:val="FFFFFF"/>
@@ -14321,6 +14947,7 @@
     </w:tblStylePr>
     <w:tblStylePr w:type="lastRow">
       <w:rPr>
+        <w:rFonts w:eastAsia="黑体"/>
         <w:b/>
         <w:bCs/>
         <w:color w:themeColor="accent2" w:themeShade="CC" w:val="9E3A38"/>
@@ -14335,12 +14962,14 @@
     </w:tblStylePr>
     <w:tblStylePr w:type="firstCol">
       <w:rPr>
+        <w:rFonts w:eastAsia="黑体"/>
         <w:b/>
         <w:bCs/>
       </w:rPr>
     </w:tblStylePr>
     <w:tblStylePr w:type="lastCol">
       <w:rPr>
+        <w:rFonts w:eastAsia="黑体"/>
         <w:b/>
         <w:bCs/>
       </w:rPr>
@@ -14375,6 +15004,7 @@
       <w:spacing w:after="0" w:line="240" w:lineRule="auto"/>
     </w:pPr>
     <w:rPr>
+      <w:rFonts w:eastAsia="黑体"/>
       <w:color w:themeColor="text1" w:val="000000"/>
     </w:rPr>
     <w:tblPr>
@@ -14393,6 +15023,7 @@
     </w:tcPr>
     <w:tblStylePr w:type="firstRow">
       <w:rPr>
+        <w:rFonts w:eastAsia="黑体"/>
         <w:b/>
         <w:bCs/>
         <w:color w:themeColor="background1" w:val="FFFFFF"/>
@@ -14407,6 +15038,7 @@
     </w:tblStylePr>
     <w:tblStylePr w:type="lastRow">
       <w:rPr>
+        <w:rFonts w:eastAsia="黑体"/>
         <w:b/>
         <w:bCs/>
         <w:color w:themeColor="accent2" w:themeShade="CC" w:val="9E3A38"/>
@@ -14421,12 +15053,14 @@
     </w:tblStylePr>
     <w:tblStylePr w:type="firstCol">
       <w:rPr>
+        <w:rFonts w:eastAsia="黑体"/>
         <w:b/>
         <w:bCs/>
       </w:rPr>
     </w:tblStylePr>
     <w:tblStylePr w:type="lastCol">
       <w:rPr>
+        <w:rFonts w:eastAsia="黑体"/>
         <w:b/>
         <w:bCs/>
       </w:rPr>
@@ -14461,6 +15095,7 @@
       <w:spacing w:after="0" w:line="240" w:lineRule="auto"/>
     </w:pPr>
     <w:rPr>
+      <w:rFonts w:eastAsia="黑体"/>
       <w:color w:themeColor="text1" w:val="000000"/>
     </w:rPr>
     <w:tblPr>
@@ -14479,6 +15114,7 @@
     </w:tcPr>
     <w:tblStylePr w:type="firstRow">
       <w:rPr>
+        <w:rFonts w:eastAsia="黑体"/>
         <w:b/>
         <w:bCs/>
         <w:color w:themeColor="background1" w:val="FFFFFF"/>
@@ -14493,6 +15129,7 @@
     </w:tblStylePr>
     <w:tblStylePr w:type="lastRow">
       <w:rPr>
+        <w:rFonts w:eastAsia="黑体"/>
         <w:b/>
         <w:bCs/>
         <w:color w:themeColor="accent2" w:themeShade="CC" w:val="9E3A38"/>
@@ -14507,12 +15144,14 @@
     </w:tblStylePr>
     <w:tblStylePr w:type="firstCol">
       <w:rPr>
+        <w:rFonts w:eastAsia="黑体"/>
         <w:b/>
         <w:bCs/>
       </w:rPr>
     </w:tblStylePr>
     <w:tblStylePr w:type="lastCol">
       <w:rPr>
+        <w:rFonts w:eastAsia="黑体"/>
         <w:b/>
         <w:bCs/>
       </w:rPr>
@@ -14547,6 +15186,7 @@
       <w:spacing w:after="0" w:line="240" w:lineRule="auto"/>
     </w:pPr>
     <w:rPr>
+      <w:rFonts w:eastAsia="黑体"/>
       <w:color w:themeColor="text1" w:val="000000"/>
     </w:rPr>
     <w:tblPr>
@@ -14565,6 +15205,7 @@
     </w:tcPr>
     <w:tblStylePr w:type="firstRow">
       <w:rPr>
+        <w:rFonts w:eastAsia="黑体"/>
         <w:b/>
         <w:bCs/>
         <w:color w:themeColor="background1" w:val="FFFFFF"/>
@@ -14579,6 +15220,7 @@
     </w:tblStylePr>
     <w:tblStylePr w:type="lastRow">
       <w:rPr>
+        <w:rFonts w:eastAsia="黑体"/>
         <w:b/>
         <w:bCs/>
         <w:color w:themeColor="accent4" w:themeShade="CC" w:val="664E82"/>
@@ -14593,12 +15235,14 @@
     </w:tblStylePr>
     <w:tblStylePr w:type="firstCol">
       <w:rPr>
+        <w:rFonts w:eastAsia="黑体"/>
         <w:b/>
         <w:bCs/>
       </w:rPr>
     </w:tblStylePr>
     <w:tblStylePr w:type="lastCol">
       <w:rPr>
+        <w:rFonts w:eastAsia="黑体"/>
         <w:b/>
         <w:bCs/>
       </w:rPr>
@@ -14633,6 +15277,7 @@
       <w:spacing w:after="0" w:line="240" w:lineRule="auto"/>
     </w:pPr>
     <w:rPr>
+      <w:rFonts w:eastAsia="黑体"/>
       <w:color w:themeColor="text1" w:val="000000"/>
     </w:rPr>
     <w:tblPr>
@@ -14651,6 +15296,7 @@
     </w:tcPr>
     <w:tblStylePr w:type="firstRow">
       <w:rPr>
+        <w:rFonts w:eastAsia="黑体"/>
         <w:b/>
         <w:bCs/>
         <w:color w:themeColor="background1" w:val="FFFFFF"/>
@@ -14665,6 +15311,7 @@
     </w:tblStylePr>
     <w:tblStylePr w:type="lastRow">
       <w:rPr>
+        <w:rFonts w:eastAsia="黑体"/>
         <w:b/>
         <w:bCs/>
         <w:color w:themeColor="accent3" w:themeShade="CC" w:val="7E9C40"/>
@@ -14679,12 +15326,14 @@
     </w:tblStylePr>
     <w:tblStylePr w:type="firstCol">
       <w:rPr>
+        <w:rFonts w:eastAsia="黑体"/>
         <w:b/>
         <w:bCs/>
       </w:rPr>
     </w:tblStylePr>
     <w:tblStylePr w:type="lastCol">
       <w:rPr>
+        <w:rFonts w:eastAsia="黑体"/>
         <w:b/>
         <w:bCs/>
       </w:rPr>
@@ -14719,6 +15368,7 @@
       <w:spacing w:after="0" w:line="240" w:lineRule="auto"/>
     </w:pPr>
     <w:rPr>
+      <w:rFonts w:eastAsia="黑体"/>
       <w:color w:themeColor="text1" w:val="000000"/>
     </w:rPr>
     <w:tblPr>
@@ -14737,6 +15387,7 @@
     </w:tcPr>
     <w:tblStylePr w:type="firstRow">
       <w:rPr>
+        <w:rFonts w:eastAsia="黑体"/>
         <w:b/>
         <w:bCs/>
         <w:color w:themeColor="background1" w:val="FFFFFF"/>
@@ -14751,6 +15402,7 @@
     </w:tblStylePr>
     <w:tblStylePr w:type="lastRow">
       <w:rPr>
+        <w:rFonts w:eastAsia="黑体"/>
         <w:b/>
         <w:bCs/>
         <w:color w:themeColor="accent6" w:themeShade="CC" w:val="F2730A"/>
@@ -14765,12 +15417,14 @@
     </w:tblStylePr>
     <w:tblStylePr w:type="firstCol">
       <w:rPr>
+        <w:rFonts w:eastAsia="黑体"/>
         <w:b/>
         <w:bCs/>
       </w:rPr>
     </w:tblStylePr>
     <w:tblStylePr w:type="lastCol">
       <w:rPr>
+        <w:rFonts w:eastAsia="黑体"/>
         <w:b/>
         <w:bCs/>
       </w:rPr>
@@ -14805,6 +15459,7 @@
       <w:spacing w:after="0" w:line="240" w:lineRule="auto"/>
     </w:pPr>
     <w:rPr>
+      <w:rFonts w:eastAsia="黑体"/>
       <w:color w:themeColor="text1" w:val="000000"/>
     </w:rPr>
     <w:tblPr>
@@ -14823,6 +15478,7 @@
     </w:tcPr>
     <w:tblStylePr w:type="firstRow">
       <w:rPr>
+        <w:rFonts w:eastAsia="黑体"/>
         <w:b/>
         <w:bCs/>
         <w:color w:themeColor="background1" w:val="FFFFFF"/>
@@ -14837,6 +15493,7 @@
     </w:tblStylePr>
     <w:tblStylePr w:type="lastRow">
       <w:rPr>
+        <w:rFonts w:eastAsia="黑体"/>
         <w:b/>
         <w:bCs/>
         <w:color w:themeColor="accent5" w:themeShade="CC" w:val="348DA5"/>
@@ -14851,12 +15508,14 @@
     </w:tblStylePr>
     <w:tblStylePr w:type="firstCol">
       <w:rPr>
+        <w:rFonts w:eastAsia="黑体"/>
         <w:b/>
         <w:bCs/>
       </w:rPr>
     </w:tblStylePr>
     <w:tblStylePr w:type="lastCol">
       <w:rPr>
+        <w:rFonts w:eastAsia="黑体"/>
         <w:b/>
         <w:bCs/>
       </w:rPr>
@@ -14891,6 +15550,7 @@
       <w:spacing w:after="0" w:line="240" w:lineRule="auto"/>
     </w:pPr>
     <w:rPr>
+      <w:rFonts w:eastAsia="黑体"/>
       <w:color w:themeColor="text1" w:val="000000"/>
     </w:rPr>
     <w:tblPr>
@@ -14912,6 +15572,7 @@
     </w:tcPr>
     <w:tblStylePr w:type="firstRow">
       <w:rPr>
+        <w:rFonts w:eastAsia="黑体"/>
         <w:b/>
         <w:bCs/>
       </w:rPr>
@@ -14922,6 +15583,7 @@
     </w:tblStylePr>
     <w:tblStylePr w:type="lastRow">
       <w:rPr>
+        <w:rFonts w:eastAsia="黑体"/>
         <w:b/>
         <w:bCs/>
         <w:color w:themeColor="text1" w:val="000000"/>
@@ -14933,6 +15595,7 @@
     </w:tblStylePr>
     <w:tblStylePr w:type="firstCol">
       <w:rPr>
+        <w:rFonts w:eastAsia="黑体"/>
         <w:color w:themeColor="background1" w:val="FFFFFF"/>
       </w:rPr>
       <w:tblPr/>
@@ -14942,6 +15605,7 @@
     </w:tblStylePr>
     <w:tblStylePr w:type="lastCol">
       <w:rPr>
+        <w:rFonts w:eastAsia="黑体"/>
         <w:color w:themeColor="background1" w:val="FFFFFF"/>
       </w:rPr>
       <w:tblPr/>
@@ -14971,6 +15635,7 @@
       <w:spacing w:after="0" w:line="240" w:lineRule="auto"/>
     </w:pPr>
     <w:rPr>
+      <w:rFonts w:eastAsia="黑体"/>
       <w:color w:themeColor="text1" w:val="000000"/>
     </w:rPr>
     <w:tblPr>
@@ -14992,6 +15657,7 @@
     </w:tcPr>
     <w:tblStylePr w:type="firstRow">
       <w:rPr>
+        <w:rFonts w:eastAsia="黑体"/>
         <w:b/>
         <w:bCs/>
       </w:rPr>
@@ -15002,6 +15668,7 @@
     </w:tblStylePr>
     <w:tblStylePr w:type="lastRow">
       <w:rPr>
+        <w:rFonts w:eastAsia="黑体"/>
         <w:b/>
         <w:bCs/>
         <w:color w:themeColor="text1" w:val="000000"/>
@@ -15013,6 +15680,7 @@
     </w:tblStylePr>
     <w:tblStylePr w:type="firstCol">
       <w:rPr>
+        <w:rFonts w:eastAsia="黑体"/>
         <w:color w:themeColor="background1" w:val="FFFFFF"/>
       </w:rPr>
       <w:tblPr/>
@@ -15022,6 +15690,7 @@
     </w:tblStylePr>
     <w:tblStylePr w:type="lastCol">
       <w:rPr>
+        <w:rFonts w:eastAsia="黑体"/>
         <w:color w:themeColor="background1" w:val="FFFFFF"/>
       </w:rPr>
       <w:tblPr/>
@@ -15051,6 +15720,7 @@
       <w:spacing w:after="0" w:line="240" w:lineRule="auto"/>
     </w:pPr>
     <w:rPr>
+      <w:rFonts w:eastAsia="黑体"/>
       <w:color w:themeColor="text1" w:val="000000"/>
     </w:rPr>
     <w:tblPr>
@@ -15072,6 +15742,7 @@
     </w:tcPr>
     <w:tblStylePr w:type="firstRow">
       <w:rPr>
+        <w:rFonts w:eastAsia="黑体"/>
         <w:b/>
         <w:bCs/>
       </w:rPr>
@@ -15082,6 +15753,7 @@
     </w:tblStylePr>
     <w:tblStylePr w:type="lastRow">
       <w:rPr>
+        <w:rFonts w:eastAsia="黑体"/>
         <w:b/>
         <w:bCs/>
         <w:color w:themeColor="text1" w:val="000000"/>
@@ -15093,6 +15765,7 @@
     </w:tblStylePr>
     <w:tblStylePr w:type="firstCol">
       <w:rPr>
+        <w:rFonts w:eastAsia="黑体"/>
         <w:color w:themeColor="background1" w:val="FFFFFF"/>
       </w:rPr>
       <w:tblPr/>
@@ -15102,6 +15775,7 @@
     </w:tblStylePr>
     <w:tblStylePr w:type="lastCol">
       <w:rPr>
+        <w:rFonts w:eastAsia="黑体"/>
         <w:color w:themeColor="background1" w:val="FFFFFF"/>
       </w:rPr>
       <w:tblPr/>
@@ -15131,6 +15805,7 @@
       <w:spacing w:after="0" w:line="240" w:lineRule="auto"/>
     </w:pPr>
     <w:rPr>
+      <w:rFonts w:eastAsia="黑体"/>
       <w:color w:themeColor="text1" w:val="000000"/>
     </w:rPr>
     <w:tblPr>
@@ -15152,6 +15827,7 @@
     </w:tcPr>
     <w:tblStylePr w:type="firstRow">
       <w:rPr>
+        <w:rFonts w:eastAsia="黑体"/>
         <w:b/>
         <w:bCs/>
       </w:rPr>
@@ -15162,6 +15838,7 @@
     </w:tblStylePr>
     <w:tblStylePr w:type="lastRow">
       <w:rPr>
+        <w:rFonts w:eastAsia="黑体"/>
         <w:b/>
         <w:bCs/>
         <w:color w:themeColor="text1" w:val="000000"/>
@@ -15173,6 +15850,7 @@
     </w:tblStylePr>
     <w:tblStylePr w:type="firstCol">
       <w:rPr>
+        <w:rFonts w:eastAsia="黑体"/>
         <w:color w:themeColor="background1" w:val="FFFFFF"/>
       </w:rPr>
       <w:tblPr/>
@@ -15182,6 +15860,7 @@
     </w:tblStylePr>
     <w:tblStylePr w:type="lastCol">
       <w:rPr>
+        <w:rFonts w:eastAsia="黑体"/>
         <w:color w:themeColor="background1" w:val="FFFFFF"/>
       </w:rPr>
       <w:tblPr/>
@@ -15211,6 +15890,7 @@
       <w:spacing w:after="0" w:line="240" w:lineRule="auto"/>
     </w:pPr>
     <w:rPr>
+      <w:rFonts w:eastAsia="黑体"/>
       <w:color w:themeColor="text1" w:val="000000"/>
     </w:rPr>
     <w:tblPr>
@@ -15232,6 +15912,7 @@
     </w:tcPr>
     <w:tblStylePr w:type="firstRow">
       <w:rPr>
+        <w:rFonts w:eastAsia="黑体"/>
         <w:b/>
         <w:bCs/>
       </w:rPr>
@@ -15242,6 +15923,7 @@
     </w:tblStylePr>
     <w:tblStylePr w:type="lastRow">
       <w:rPr>
+        <w:rFonts w:eastAsia="黑体"/>
         <w:b/>
         <w:bCs/>
         <w:color w:themeColor="text1" w:val="000000"/>
@@ -15253,6 +15935,7 @@
     </w:tblStylePr>
     <w:tblStylePr w:type="firstCol">
       <w:rPr>
+        <w:rFonts w:eastAsia="黑体"/>
         <w:color w:themeColor="background1" w:val="FFFFFF"/>
       </w:rPr>
       <w:tblPr/>
@@ -15262,6 +15945,7 @@
     </w:tblStylePr>
     <w:tblStylePr w:type="lastCol">
       <w:rPr>
+        <w:rFonts w:eastAsia="黑体"/>
         <w:color w:themeColor="background1" w:val="FFFFFF"/>
       </w:rPr>
       <w:tblPr/>
@@ -15291,6 +15975,7 @@
       <w:spacing w:after="0" w:line="240" w:lineRule="auto"/>
     </w:pPr>
     <w:rPr>
+      <w:rFonts w:eastAsia="黑体"/>
       <w:color w:themeColor="text1" w:val="000000"/>
     </w:rPr>
     <w:tblPr>
@@ -15312,6 +15997,7 @@
     </w:tcPr>
     <w:tblStylePr w:type="firstRow">
       <w:rPr>
+        <w:rFonts w:eastAsia="黑体"/>
         <w:b/>
         <w:bCs/>
       </w:rPr>
@@ -15322,6 +16008,7 @@
     </w:tblStylePr>
     <w:tblStylePr w:type="lastRow">
       <w:rPr>
+        <w:rFonts w:eastAsia="黑体"/>
         <w:b/>
         <w:bCs/>
         <w:color w:themeColor="text1" w:val="000000"/>
@@ -15333,6 +16020,7 @@
     </w:tblStylePr>
     <w:tblStylePr w:type="firstCol">
       <w:rPr>
+        <w:rFonts w:eastAsia="黑体"/>
         <w:color w:themeColor="background1" w:val="FFFFFF"/>
       </w:rPr>
       <w:tblPr/>
@@ -15342,6 +16030,7 @@
     </w:tblStylePr>
     <w:tblStylePr w:type="lastCol">
       <w:rPr>
+        <w:rFonts w:eastAsia="黑体"/>
         <w:color w:themeColor="background1" w:val="FFFFFF"/>
       </w:rPr>
       <w:tblPr/>
@@ -15371,6 +16060,7 @@
       <w:spacing w:after="0" w:line="240" w:lineRule="auto"/>
     </w:pPr>
     <w:rPr>
+      <w:rFonts w:eastAsia="黑体"/>
       <w:color w:themeColor="text1" w:val="000000"/>
     </w:rPr>
     <w:tblPr>
@@ -15392,6 +16082,7 @@
     </w:tcPr>
     <w:tblStylePr w:type="firstRow">
       <w:rPr>
+        <w:rFonts w:eastAsia="黑体"/>
         <w:b/>
         <w:bCs/>
       </w:rPr>
@@ -15402,6 +16093,7 @@
     </w:tblStylePr>
     <w:tblStylePr w:type="lastRow">
       <w:rPr>
+        <w:rFonts w:eastAsia="黑体"/>
         <w:b/>
         <w:bCs/>
         <w:color w:themeColor="text1" w:val="000000"/>
@@ -15413,6 +16105,7 @@
     </w:tblStylePr>
     <w:tblStylePr w:type="firstCol">
       <w:rPr>
+        <w:rFonts w:eastAsia="黑体"/>
         <w:color w:themeColor="background1" w:val="FFFFFF"/>
       </w:rPr>
       <w:tblPr/>
@@ -15422,6 +16115,7 @@
     </w:tblStylePr>
     <w:tblStylePr w:type="lastCol">
       <w:rPr>
+        <w:rFonts w:eastAsia="黑体"/>
         <w:color w:themeColor="background1" w:val="FFFFFF"/>
       </w:rPr>
       <w:tblPr/>
@@ -15454,6 +16148,7 @@
     <w:name w:val="KeywordTok"/>
     <w:basedOn w:val="VerbatimChar"/>
     <w:rPr>
+      <w:rFonts w:eastAsia="黑体"/>
       <w:b/>
       <w:color w:val="007020"/>
     </w:rPr>
@@ -15462,6 +16157,7 @@
     <w:name w:val="DataTypeTok"/>
     <w:basedOn w:val="VerbatimChar"/>
     <w:rPr>
+      <w:rFonts w:eastAsia="黑体"/>
       <w:color w:val="902000"/>
     </w:rPr>
   </w:style>
@@ -15469,6 +16165,7 @@
     <w:name w:val="DecValTok"/>
     <w:basedOn w:val="VerbatimChar"/>
     <w:rPr>
+      <w:rFonts w:eastAsia="黑体"/>
       <w:color w:val="40a070"/>
     </w:rPr>
   </w:style>
@@ -15476,6 +16173,7 @@
     <w:name w:val="BaseNTok"/>
     <w:basedOn w:val="VerbatimChar"/>
     <w:rPr>
+      <w:rFonts w:eastAsia="黑体"/>
       <w:color w:val="40a070"/>
     </w:rPr>
   </w:style>
@@ -15483,6 +16181,7 @@
     <w:name w:val="FloatTok"/>
     <w:basedOn w:val="VerbatimChar"/>
     <w:rPr>
+      <w:rFonts w:eastAsia="黑体"/>
       <w:color w:val="40a070"/>
     </w:rPr>
   </w:style>
@@ -15490,6 +16189,7 @@
     <w:name w:val="ConstantTok"/>
     <w:basedOn w:val="VerbatimChar"/>
     <w:rPr>
+      <w:rFonts w:eastAsia="黑体"/>
       <w:color w:val="880000"/>
     </w:rPr>
   </w:style>
@@ -15497,6 +16197,7 @@
     <w:name w:val="CharTok"/>
     <w:basedOn w:val="VerbatimChar"/>
     <w:rPr>
+      <w:rFonts w:eastAsia="黑体"/>
       <w:color w:val="4070a0"/>
     </w:rPr>
   </w:style>
@@ -15504,6 +16205,7 @@
     <w:name w:val="SpecialCharTok"/>
     <w:basedOn w:val="VerbatimChar"/>
     <w:rPr>
+      <w:rFonts w:eastAsia="黑体"/>
       <w:color w:val="4070a0"/>
     </w:rPr>
   </w:style>
@@ -15511,6 +16213,7 @@
     <w:name w:val="StringTok"/>
     <w:basedOn w:val="VerbatimChar"/>
     <w:rPr>
+      <w:rFonts w:eastAsia="黑体"/>
       <w:color w:val="4070a0"/>
     </w:rPr>
   </w:style>
@@ -15518,6 +16221,7 @@
     <w:name w:val="VerbatimStringTok"/>
     <w:basedOn w:val="VerbatimChar"/>
     <w:rPr>
+      <w:rFonts w:eastAsia="黑体"/>
       <w:color w:val="4070a0"/>
     </w:rPr>
   </w:style>
@@ -15525,6 +16229,7 @@
     <w:name w:val="SpecialStringTok"/>
     <w:basedOn w:val="VerbatimChar"/>
     <w:rPr>
+      <w:rFonts w:eastAsia="黑体"/>
       <w:color w:val="bb6688"/>
     </w:rPr>
   </w:style>
@@ -15532,6 +16237,7 @@
     <w:name w:val="ImportTok"/>
     <w:basedOn w:val="VerbatimChar"/>
     <w:rPr>
+      <w:rFonts w:eastAsia="黑体"/>
       <w:b/>
       <w:color w:val="008000"/>
     </w:rPr>
@@ -15540,6 +16246,7 @@
     <w:name w:val="CommentTok"/>
     <w:basedOn w:val="VerbatimChar"/>
     <w:rPr>
+      <w:rFonts w:eastAsia="黑体"/>
       <w:i/>
       <w:color w:val="60a0b0"/>
     </w:rPr>
@@ -15548,6 +16255,7 @@
     <w:name w:val="DocumentationTok"/>
     <w:basedOn w:val="VerbatimChar"/>
     <w:rPr>
+      <w:rFonts w:eastAsia="黑体"/>
       <w:i/>
       <w:color w:val="ba2121"/>
     </w:rPr>
@@ -15556,6 +16264,7 @@
     <w:name w:val="AnnotationTok"/>
     <w:basedOn w:val="VerbatimChar"/>
     <w:rPr>
+      <w:rFonts w:eastAsia="黑体"/>
       <w:b/>
       <w:i/>
       <w:color w:val="60a0b0"/>
@@ -15565,6 +16274,7 @@
     <w:name w:val="CommentVarTok"/>
     <w:basedOn w:val="VerbatimChar"/>
     <w:rPr>
+      <w:rFonts w:eastAsia="黑体"/>
       <w:b/>
       <w:i/>
       <w:color w:val="60a0b0"/>
@@ -15574,6 +16284,7 @@
     <w:name w:val="OtherTok"/>
     <w:basedOn w:val="VerbatimChar"/>
     <w:rPr>
+      <w:rFonts w:eastAsia="黑体"/>
       <w:color w:val="007020"/>
     </w:rPr>
   </w:style>
@@ -15581,6 +16292,7 @@
     <w:name w:val="FunctionTok"/>
     <w:basedOn w:val="VerbatimChar"/>
     <w:rPr>
+      <w:rFonts w:eastAsia="黑体"/>
       <w:color w:val="06287e"/>
     </w:rPr>
   </w:style>
@@ -15588,6 +16300,7 @@
     <w:name w:val="VariableTok"/>
     <w:basedOn w:val="VerbatimChar"/>
     <w:rPr>
+      <w:rFonts w:eastAsia="黑体"/>
       <w:color w:val="19177c"/>
     </w:rPr>
   </w:style>
@@ -15595,6 +16308,7 @@
     <w:name w:val="ControlFlowTok"/>
     <w:basedOn w:val="VerbatimChar"/>
     <w:rPr>
+      <w:rFonts w:eastAsia="黑体"/>
       <w:b/>
       <w:color w:val="007020"/>
     </w:rPr>
@@ -15603,6 +16317,7 @@
     <w:name w:val="OperatorTok"/>
     <w:basedOn w:val="VerbatimChar"/>
     <w:rPr>
+      <w:rFonts w:eastAsia="黑体"/>
       <w:color w:val="666666"/>
     </w:rPr>
   </w:style>
@@ -15610,18 +16325,22 @@
     <w:name w:val="BuiltInTok"/>
     <w:basedOn w:val="VerbatimChar"/>
     <w:rPr>
+      <w:rFonts w:eastAsia="黑体"/>
       <w:color w:val="008000"/>
     </w:rPr>
   </w:style>
   <w:style w:type="character" w:customStyle="1" w:styleId="ExtensionTok">
     <w:name w:val="ExtensionTok"/>
     <w:basedOn w:val="VerbatimChar"/>
-    <w:rPr/>
+    <w:rPr>
+      <w:rFonts w:eastAsia="黑体"/>
+    </w:rPr>
   </w:style>
   <w:style w:type="character" w:customStyle="1" w:styleId="PreprocessorTok">
     <w:name w:val="PreprocessorTok"/>
     <w:basedOn w:val="VerbatimChar"/>
     <w:rPr>
+      <w:rFonts w:eastAsia="黑体"/>
       <w:color w:val="bc7a00"/>
     </w:rPr>
   </w:style>
@@ -15629,18 +16348,22 @@
     <w:name w:val="AttributeTok"/>
     <w:basedOn w:val="VerbatimChar"/>
     <w:rPr>
+      <w:rFonts w:eastAsia="黑体"/>
       <w:color w:val="7d9029"/>
     </w:rPr>
   </w:style>
   <w:style w:type="character" w:customStyle="1" w:styleId="RegionMarkerTok">
     <w:name w:val="RegionMarkerTok"/>
     <w:basedOn w:val="VerbatimChar"/>
-    <w:rPr/>
+    <w:rPr>
+      <w:rFonts w:eastAsia="黑体"/>
+    </w:rPr>
   </w:style>
   <w:style w:type="character" w:customStyle="1" w:styleId="InformationTok">
     <w:name w:val="InformationTok"/>
     <w:basedOn w:val="VerbatimChar"/>
     <w:rPr>
+      <w:rFonts w:eastAsia="黑体"/>
       <w:b/>
       <w:i/>
       <w:color w:val="60a0b0"/>
@@ -15650,6 +16373,7 @@
     <w:name w:val="WarningTok"/>
     <w:basedOn w:val="VerbatimChar"/>
     <w:rPr>
+      <w:rFonts w:eastAsia="黑体"/>
       <w:b/>
       <w:i/>
       <w:color w:val="60a0b0"/>
@@ -15659,6 +16383,7 @@
     <w:name w:val="AlertTok"/>
     <w:basedOn w:val="VerbatimChar"/>
     <w:rPr>
+      <w:rFonts w:eastAsia="黑体"/>
       <w:b/>
       <w:color w:val="ff0000"/>
     </w:rPr>
@@ -15667,6 +16392,7 @@
     <w:name w:val="ErrorTok"/>
     <w:basedOn w:val="VerbatimChar"/>
     <w:rPr>
+      <w:rFonts w:eastAsia="黑体"/>
       <w:b/>
       <w:color w:val="ff0000"/>
     </w:rPr>
@@ -15674,7 +16400,9 @@
   <w:style w:type="character" w:customStyle="1" w:styleId="NormalTok">
     <w:name w:val="NormalTok"/>
     <w:basedOn w:val="VerbatimChar"/>
-    <w:rPr/>
+    <w:rPr>
+      <w:rFonts w:eastAsia="黑体"/>
+    </w:rPr>
   </w:style>
 </w:styles>
 </file>
@@ -15723,12 +16451,12 @@
     <a:fontScheme name="Office">
       <a:majorFont>
         <a:latin typeface="Calibri"/>
-        <a:ea typeface=""/>
+        <a:ea typeface="黑体"/>
         <a:cs typeface=""/>
         <a:font script="Jpan" typeface="ＭＳ ゴシック"/>
         <a:font script="Hang" typeface="맑은 고딕"/>
-        <a:font script="Hans" typeface="宋体"/>
-        <a:font script="Hant" typeface="新細明體"/>
+        <a:font script="Hans" typeface="黑体"/>
+        <a:font script="Hant" typeface="黑体"/>
         <a:font script="Arab" typeface="Times New Roman"/>
         <a:font script="Hebr" typeface="Times New Roman"/>
         <a:font script="Thai" typeface="Angsana New"/>
@@ -15758,12 +16486,12 @@
       </a:majorFont>
       <a:minorFont>
         <a:latin typeface="Cambria"/>
-        <a:ea typeface=""/>
+        <a:ea typeface="黑体"/>
         <a:cs typeface=""/>
         <a:font script="Jpan" typeface="ＭＳ 明朝"/>
         <a:font script="Hang" typeface="맑은 고딕"/>
-        <a:font script="Hans" typeface="宋体"/>
-        <a:font script="Hant" typeface="新細明體"/>
+        <a:font script="Hans" typeface="黑体"/>
+        <a:font script="Hant" typeface="黑体"/>
         <a:font script="Arab" typeface="Arial"/>
         <a:font script="Hebr" typeface="Arial"/>
         <a:font script="Thai" typeface="Cordia New"/>

--- a/07-驱动电路/03-功率器件栅极驱动/半桥栅极驱动电路/半桥栅极驱动电路.docx
+++ b/07-驱动电路/03-功率器件栅极驱动/半桥栅极驱动电路/半桥栅极驱动电路.docx
@@ -3380,7 +3380,7 @@
           <w:color w:val="555555"/>
           <w:sz w:val="21"/>
         </w:rPr>
-        <w:t>材料收集者：杜文杰，WX手机：19519196569，QQ:3478827729</w:t>
+        <w:t>材料收集者：杜文杰，微信/手机：19519196569，QQ:3478827729</w:t>
       </w:r>
     </w:p>
     <w:sectPr>
